--- a/00-首页/学生讲义Word/物化综合计算-超级充实版（自学完整）.docx
+++ b/00-首页/学生讲义Word/物化综合计算-超级充实版（自学完整）.docx
@@ -2,7 +2,7 @@
 <file path=word/document.xml><?xml version="1.0" encoding="utf-8"?>
 <w:document xmlns:w="http://schemas.openxmlformats.org/wordprocessingml/2006/main" xmlns:m="http://schemas.openxmlformats.org/officeDocument/2006/math" xmlns:r="http://schemas.openxmlformats.org/officeDocument/2006/relationships" xmlns:o="urn:schemas-microsoft-com:office:office" xmlns:v="urn:schemas-microsoft-com:vml" xmlns:w10="urn:schemas-microsoft-com:office:word" xmlns:a="http://schemas.openxmlformats.org/drawingml/2006/main" xmlns:pic="http://schemas.openxmlformats.org/drawingml/2006/picture" xmlns:wp="http://schemas.openxmlformats.org/drawingml/2006/wordprocessingDrawing">
   <w:body>
-    <w:bookmarkStart w:id="69" w:name="第四轮4-7-物化综合计算冲刺班-自学完整"/>
+    <w:bookmarkStart w:id="74" w:name="第四轮4-7-物化综合计算冲刺班-自学完整"/>
     <w:p>
       <w:pPr>
         <w:pStyle w:val="Heading1"/>
@@ -1009,7 +1009,7 @@
         <w:rPr>
           <w:rFonts w:hint="eastAsia" w:ascii="Times New Roman" w:hAnsi="Times New Roman" w:eastAsia="SimSun" w:cs="Times New Roman"/>
         </w:rPr>
-        <w:t>单公式题学生都会</w:t>
+        <w:t>单公式题你都会</w:t>
       </w:r>
       <w:r>
         <w:rPr>
@@ -1178,7 +1178,7 @@
         <w:rPr>
           <w:rFonts w:hint="eastAsia" w:ascii="Times New Roman" w:hAnsi="Times New Roman" w:eastAsia="SimSun" w:cs="Times New Roman"/>
         </w:rPr>
-        <w:t>学生卡在第二步</w:t>
+        <w:t>你卡在第二步</w:t>
       </w:r>
       <w:r>
         <w:rPr>
@@ -1393,31 +1393,7 @@
         <w:rPr>
           <w:rFonts w:hint="eastAsia" w:ascii="Times New Roman" w:hAnsi="Times New Roman" w:eastAsia="SimSun" w:cs="Times New Roman"/>
         </w:rPr>
-        <w:t>学生喜欢在计算器上偷偷算完</w:t>
-      </w:r>
-      <w:r>
-        <w:rPr>
-          <w:rFonts w:hint="eastAsia" w:ascii="Times New Roman" w:hAnsi="Times New Roman" w:eastAsia="Times New Roman" w:cs="Times New Roman"/>
-        </w:rPr>
-        <w:t>，</w:t>
-      </w:r>
-      <w:r>
-        <w:rPr>
-          <w:rFonts w:hint="eastAsia" w:ascii="Times New Roman" w:hAnsi="Times New Roman" w:eastAsia="SimSun" w:cs="Times New Roman"/>
-        </w:rPr>
-        <w:t>只写答案</w:t>
-      </w:r>
-      <w:r>
-        <w:rPr>
-          <w:rFonts w:hint="eastAsia" w:ascii="Times New Roman" w:hAnsi="Times New Roman" w:eastAsia="Times New Roman" w:cs="Times New Roman"/>
-        </w:rPr>
-        <w:t>。</w:t>
-      </w:r>
-      <w:r>
-        <w:rPr>
-          <w:rFonts w:hint="eastAsia" w:ascii="Times New Roman" w:hAnsi="Times New Roman" w:eastAsia="SimSun" w:cs="Times New Roman"/>
-        </w:rPr>
-        <w:t>但竞赛给的是</w:t>
+        <w:t xml:space="preserve">竞赛给的是</w:t>
       </w:r>
       <w:r>
         <w:rPr>
@@ -1691,7 +1667,7 @@
         <w:rPr>
           <w:rFonts w:hint="eastAsia" w:ascii="Times New Roman" w:hAnsi="Times New Roman" w:eastAsia="SimSun" w:cs="Times New Roman"/>
         </w:rPr>
-        <w:t xml:space="preserve">学生能算</w:t>
+        <w:t xml:space="preserve">你能算</w:t>
       </w:r>
       <w:r>
         <w:rPr>
@@ -2251,48 +2227,13 @@
         <w:rPr>
           <w:rFonts w:hint="eastAsia" w:ascii="Times New Roman" w:hAnsi="Times New Roman" w:eastAsia="Times New Roman" w:cs="Times New Roman"/>
         </w:rPr>
-        <w:t>。</w:t>
-      </w:r>
-      <w:r>
-        <w:rPr>
-          <w:rFonts w:hint="eastAsia" w:ascii="Times New Roman" w:hAnsi="Times New Roman" w:eastAsia="SimSun" w:cs="Times New Roman"/>
-        </w:rPr>
-        <w:t>学生常把反应式的系数当</w:t>
-      </w:r>
-      <w:r>
-        <w:rPr>
-          <w:rFonts w:ascii="Times New Roman" w:hAnsi="Times New Roman" w:eastAsia="Times New Roman" w:cs="Times New Roman"/>
-        </w:rPr>
-        <w:t xml:space="preserve"> </w:t>
-      </w:r>
-      <m:oMath>
-        <m:r>
-          <m:t>n</m:t>
-        </m:r>
-      </m:oMath>
-      <w:r>
-        <w:rPr>
-          <w:rFonts w:ascii="Times New Roman" w:hAnsi="Times New Roman" w:eastAsia="Times New Roman" w:cs="Times New Roman"/>
-        </w:rPr>
-        <w:t xml:space="preserve"> </w:t>
-      </w:r>
-      <w:r>
-        <w:rPr>
-          <w:rFonts w:hint="eastAsia" w:ascii="Times New Roman" w:hAnsi="Times New Roman" w:eastAsia="SimSun" w:cs="Times New Roman"/>
-        </w:rPr>
-        <w:t>用</w:t>
-      </w:r>
-      <w:r>
-        <w:rPr>
-          <w:rFonts w:hint="eastAsia" w:ascii="Times New Roman" w:hAnsi="Times New Roman" w:eastAsia="Times New Roman" w:cs="Times New Roman"/>
-        </w:rPr>
         <w:t>，</w:t>
       </w:r>
       <w:r>
         <w:rPr>
           <w:rFonts w:hint="eastAsia" w:ascii="Times New Roman" w:hAnsi="Times New Roman" w:eastAsia="SimSun" w:cs="Times New Roman"/>
         </w:rPr>
-        <w:t>比容量算错一倍</w:t>
+        <w:t>不是反应式的化学计量系数</w:t>
       </w:r>
       <w:r>
         <w:rPr>
@@ -2360,7 +2301,3671 @@
       </w:r>
     </w:p>
     <w:bookmarkEnd w:id="10"/>
-    <w:bookmarkStart w:id="17" w:name="一计算桥梁总览五项武器与三个万能转接头"/>
+    <w:bookmarkStart w:id="15" w:name="前置概念化学势与变温桥梁"/>
+    <w:p>
+      <w:pPr>
+        <w:pStyle w:val="Heading2"/>
+        <w:spacing w:before="280" w:after="120"/>
+      </w:pPr>
+      <w:r>
+        <w:rPr>
+          <w:rFonts w:hint="eastAsia" w:ascii="Times New Roman" w:hAnsi="Times New Roman" w:eastAsia="Times New Roman" w:cs="Times New Roman"/>
+        </w:rPr>
+        <w:t>〇、</w:t>
+      </w:r>
+      <w:r>
+        <w:rPr>
+          <w:rFonts w:hint="eastAsia" w:ascii="Times New Roman" w:hAnsi="Times New Roman" w:eastAsia="SimHei" w:cs="Times New Roman"/>
+        </w:rPr>
+        <w:t>前置概念</w:t>
+      </w:r>
+      <w:r>
+        <w:rPr>
+          <w:rFonts w:hint="eastAsia" w:ascii="Times New Roman" w:hAnsi="Times New Roman" w:eastAsia="Times New Roman" w:cs="Times New Roman"/>
+        </w:rPr>
+        <w:t>——</w:t>
+      </w:r>
+      <w:r>
+        <w:rPr>
+          <w:rFonts w:hint="eastAsia" w:ascii="Times New Roman" w:hAnsi="Times New Roman" w:eastAsia="SimHei" w:cs="Times New Roman"/>
+        </w:rPr>
+        <w:t>化学势与变温桥梁</w:t>
+      </w:r>
+    </w:p>
+    <w:p>
+      <w:pPr>
+        <w:pStyle w:val="BlockText"/>
+      </w:pPr>
+      <w:r>
+        <w:rPr>
+          <w:rFonts w:hint="eastAsia" w:ascii="Times New Roman" w:hAnsi="Times New Roman" w:eastAsia="SimSun" w:cs="Times New Roman"/>
+          <w:b/>
+          <w:bCs/>
+        </w:rPr>
+        <w:t xml:space="preserve">前置章节</w:t>
+      </w:r>
+      <w:r>
+        <w:rPr>
+          <w:rFonts w:hint="eastAsia" w:ascii="Times New Roman" w:hAnsi="Times New Roman" w:eastAsia="Times New Roman" w:cs="Times New Roman"/>
+        </w:rPr>
+        <w:t>：</w:t>
+      </w:r>
+      <w:r>
+        <w:rPr>
+          <w:rFonts w:hint="eastAsia" w:ascii="Times New Roman" w:hAnsi="Times New Roman" w:eastAsia="SimSun" w:cs="Times New Roman"/>
+        </w:rPr>
+        <w:t>化学势</w:t>
+      </w:r>
+      <w:r>
+        <w:rPr>
+          <w:rFonts w:hint="eastAsia" w:ascii="Times New Roman" w:hAnsi="Times New Roman" w:eastAsia="Times New Roman" w:cs="Times New Roman"/>
+        </w:rPr>
+        <w:t>、van’t</w:t>
+      </w:r>
+      <w:r>
+        <w:rPr>
+          <w:rFonts w:ascii="Times New Roman" w:hAnsi="Times New Roman" w:eastAsia="Times New Roman" w:cs="Times New Roman"/>
+        </w:rPr>
+        <w:t xml:space="preserve"> Hoff </w:t>
+      </w:r>
+      <w:r>
+        <w:rPr>
+          <w:rFonts w:hint="eastAsia" w:ascii="Times New Roman" w:hAnsi="Times New Roman" w:eastAsia="SimSun" w:cs="Times New Roman"/>
+        </w:rPr>
+        <w:t>方程</w:t>
+      </w:r>
+      <w:r>
+        <w:rPr>
+          <w:rFonts w:hint="eastAsia" w:ascii="Times New Roman" w:hAnsi="Times New Roman" w:eastAsia="Times New Roman" w:cs="Times New Roman"/>
+        </w:rPr>
+        <w:t>、Clausius-Clapeyron</w:t>
+      </w:r>
+      <w:r>
+        <w:rPr>
+          <w:rFonts w:ascii="Times New Roman" w:hAnsi="Times New Roman" w:eastAsia="Times New Roman" w:cs="Times New Roman"/>
+        </w:rPr>
+        <w:t xml:space="preserve"> </w:t>
+      </w:r>
+      <w:r>
+        <w:rPr>
+          <w:rFonts w:hint="eastAsia" w:ascii="Times New Roman" w:hAnsi="Times New Roman" w:eastAsia="SimSun" w:cs="Times New Roman"/>
+        </w:rPr>
+        <w:t>方程与依数性综合</w:t>
+      </w:r>
+      <w:r>
+        <w:rPr>
+          <w:rFonts w:hint="eastAsia" w:ascii="Times New Roman" w:hAnsi="Times New Roman" w:eastAsia="Times New Roman" w:cs="Times New Roman"/>
+        </w:rPr>
+        <w:t>。</w:t>
+      </w:r>
+      <w:r>
+        <w:rPr>
+          <w:rFonts w:hint="eastAsia" w:ascii="Times New Roman" w:hAnsi="Times New Roman" w:eastAsia="SimSun" w:cs="Times New Roman"/>
+        </w:rPr>
+        <w:t>此后综合题遇到</w:t>
+      </w:r>
+      <w:r>
+        <w:rPr>
+          <w:rFonts w:hint="eastAsia" w:ascii="Times New Roman" w:hAnsi="Times New Roman" w:eastAsia="Times New Roman" w:cs="Times New Roman"/>
+        </w:rPr>
+        <w:t>”</w:t>
+      </w:r>
+      <w:r>
+        <w:rPr>
+          <w:rFonts w:hint="eastAsia" w:ascii="Times New Roman" w:hAnsi="Times New Roman" w:eastAsia="SimSun" w:cs="Times New Roman"/>
+        </w:rPr>
+        <w:t>变温</w:t>
+      </w:r>
+      <w:r>
+        <w:rPr>
+          <w:rFonts w:hint="eastAsia" w:ascii="Times New Roman" w:hAnsi="Times New Roman" w:eastAsia="Times New Roman" w:cs="Times New Roman"/>
+        </w:rPr>
+        <w:t>”</w:t>
+      </w:r>
+      <w:r>
+        <w:rPr>
+          <w:rFonts w:hint="eastAsia" w:ascii="Times New Roman" w:hAnsi="Times New Roman" w:eastAsia="Times New Roman" w:cs="Times New Roman"/>
+        </w:rPr>
+        <w:t>“</w:t>
+      </w:r>
+      <w:r>
+        <w:rPr>
+          <w:rFonts w:hint="eastAsia" w:ascii="Times New Roman" w:hAnsi="Times New Roman" w:eastAsia="SimSun" w:cs="Times New Roman"/>
+        </w:rPr>
+        <w:t>化学势</w:t>
+      </w:r>
+      <w:r>
+        <w:rPr>
+          <w:rFonts w:hint="eastAsia" w:ascii="Times New Roman" w:hAnsi="Times New Roman" w:eastAsia="Times New Roman" w:cs="Times New Roman"/>
+        </w:rPr>
+        <w:t>”</w:t>
+      </w:r>
+      <w:r>
+        <w:rPr>
+          <w:rFonts w:hint="eastAsia" w:ascii="Times New Roman" w:hAnsi="Times New Roman" w:eastAsia="Times New Roman" w:cs="Times New Roman"/>
+        </w:rPr>
+        <w:t>“</w:t>
+      </w:r>
+      <w:r>
+        <w:rPr>
+          <w:rFonts w:hint="eastAsia" w:ascii="Times New Roman" w:hAnsi="Times New Roman" w:eastAsia="SimSun" w:cs="Times New Roman"/>
+        </w:rPr>
+        <w:t>依数性</w:t>
+      </w:r>
+      <w:r>
+        <w:rPr>
+          <w:rFonts w:hint="eastAsia" w:ascii="Times New Roman" w:hAnsi="Times New Roman" w:eastAsia="Times New Roman" w:cs="Times New Roman"/>
+        </w:rPr>
+        <w:t>”</w:t>
+      </w:r>
+      <w:r>
+        <w:rPr>
+          <w:rFonts w:hint="eastAsia" w:ascii="Times New Roman" w:hAnsi="Times New Roman" w:eastAsia="SimSun" w:cs="Times New Roman"/>
+        </w:rPr>
+        <w:t>都有统一落点</w:t>
+      </w:r>
+      <w:r>
+        <w:rPr>
+          <w:rFonts w:hint="eastAsia" w:ascii="Times New Roman" w:hAnsi="Times New Roman" w:eastAsia="Times New Roman" w:cs="Times New Roman"/>
+        </w:rPr>
+        <w:t>。</w:t>
+      </w:r>
+    </w:p>
+    <w:bookmarkStart w:id="11" w:name="化学势初步三种平衡的统一语言"/>
+    <w:p>
+      <w:pPr>
+        <w:pStyle w:val="Heading3"/>
+        <w:spacing w:before="280" w:after="120"/>
+      </w:pPr>
+      <w:r>
+        <w:rPr>
+          <w:rFonts w:ascii="Times New Roman" w:hAnsi="Times New Roman" w:eastAsia="Times New Roman" w:cs="Times New Roman"/>
+        </w:rPr>
+        <w:t xml:space="preserve">〇.1 </w:t>
+      </w:r>
+      <w:r>
+        <w:rPr>
+          <w:rFonts w:hint="eastAsia" w:ascii="Times New Roman" w:hAnsi="Times New Roman" w:eastAsia="SimHei" w:cs="Times New Roman"/>
+        </w:rPr>
+        <w:t>化学势初步</w:t>
+      </w:r>
+      <w:r>
+        <w:rPr>
+          <w:rFonts w:hint="eastAsia" w:ascii="Times New Roman" w:hAnsi="Times New Roman" w:eastAsia="Times New Roman" w:cs="Times New Roman"/>
+        </w:rPr>
+        <w:t>——</w:t>
+      </w:r>
+      <w:r>
+        <w:rPr>
+          <w:rFonts w:hint="eastAsia" w:ascii="Times New Roman" w:hAnsi="Times New Roman" w:eastAsia="SimHei" w:cs="Times New Roman"/>
+        </w:rPr>
+        <w:t>三种平衡的统一语言</w:t>
+      </w:r>
+    </w:p>
+    <w:p>
+      <w:pPr>
+        <w:pStyle w:val="FirstParagraph"/>
+      </w:pPr>
+      <m:oMathPara>
+        <m:oMathParaPr>
+          <m:jc m:val="center"/>
+          <m:ctrlPr>
+            <w:rPr>
+              <w:sz w:val="28"/>
+              <w:szCs w:val="28"/>
+            </w:rPr>
+          </m:ctrlPr>
+        </m:oMathParaPr>
+        <m:oMath>
+          <m:sSub>
+            <m:e>
+              <m:r>
+                <m:t>μ</m:t>
+              </m:r>
+            </m:e>
+            <m:sub>
+              <m:r>
+                <m:t>B</m:t>
+              </m:r>
+            </m:sub>
+          </m:sSub>
+          <m:r>
+            <m:rPr>
+              <m:sty m:val="p"/>
+            </m:rPr>
+            <m:t>=</m:t>
+          </m:r>
+          <m:sSubSup>
+            <m:e>
+              <m:r>
+                <m:t>μ</m:t>
+              </m:r>
+            </m:e>
+            <m:sub>
+              <m:r>
+                <m:t>B</m:t>
+              </m:r>
+            </m:sub>
+            <m:sup>
+              <m:r>
+                <m:t>θ</m:t>
+              </m:r>
+            </m:sup>
+          </m:sSubSup>
+          <m:r>
+            <m:rPr>
+              <m:sty m:val="p"/>
+            </m:rPr>
+            <m:t>+</m:t>
+          </m:r>
+          <m:r>
+            <m:t>R</m:t>
+          </m:r>
+          <m:r>
+            <m:t>T</m:t>
+          </m:r>
+          <m:r>
+            <m:rPr>
+              <m:sty m:val="p"/>
+            </m:rPr>
+            <m:t>ln</m:t>
+          </m:r>
+          <m:sSub>
+            <m:e>
+              <m:r>
+                <m:t>a</m:t>
+              </m:r>
+            </m:e>
+            <m:sub>
+              <m:r>
+                <m:t>B</m:t>
+              </m:r>
+            </m:sub>
+          </m:sSub>
+        </m:oMath>
+      </m:oMathPara>
+    </w:p>
+    <w:p>
+      <w:pPr>
+        <w:pStyle w:val="FirstParagraph"/>
+        <w:spacing w:after="80"/>
+      </w:pPr>
+      <w:r>
+        <w:rPr>
+          <w:rFonts w:hint="eastAsia" w:ascii="Times New Roman" w:hAnsi="Times New Roman" w:eastAsia="SimSun" w:cs="Times New Roman"/>
+        </w:rPr>
+        <w:t>化学势是物质迁移的驱动力</w:t>
+      </w:r>
+      <w:r>
+        <w:rPr>
+          <w:rFonts w:hint="eastAsia" w:ascii="Times New Roman" w:hAnsi="Times New Roman" w:eastAsia="Times New Roman" w:cs="Times New Roman"/>
+        </w:rPr>
+        <w:t>，</w:t>
+      </w:r>
+      <w:r>
+        <w:rPr>
+          <w:rFonts w:hint="eastAsia" w:ascii="Times New Roman" w:hAnsi="Times New Roman" w:eastAsia="SimSun" w:cs="Times New Roman"/>
+        </w:rPr>
+        <w:t>平衡条件是</w:t>
+      </w:r>
+      <w:r>
+        <w:rPr>
+          <w:rFonts w:ascii="Times New Roman" w:hAnsi="Times New Roman" w:eastAsia="Times New Roman" w:cs="Times New Roman"/>
+        </w:rPr>
+        <w:t xml:space="preserve"> </w:t>
+      </w:r>
+      <m:oMath>
+        <m:oMathPr>
+          <m:ctrlPr>
+            <w:rPr>
+              <w:sz w:val="28"/>
+              <w:szCs w:val="28"/>
+            </w:rPr>
+          </m:ctrlPr>
+        </m:oMathPr>
+        <m:r>
+          <m:rPr>
+            <m:sty m:val="p"/>
+          </m:rPr>
+          <m:t>∑</m:t>
+        </m:r>
+        <m:sSub>
+          <m:e>
+            <m:r>
+              <m:t>ν</m:t>
+            </m:r>
+          </m:e>
+          <m:sub>
+            <m:r>
+              <m:t>i</m:t>
+            </m:r>
+          </m:sub>
+        </m:sSub>
+        <m:sSub>
+          <m:e>
+            <m:r>
+              <m:t>μ</m:t>
+            </m:r>
+          </m:e>
+          <m:sub>
+            <m:r>
+              <m:t>i</m:t>
+            </m:r>
+          </m:sub>
+        </m:sSub>
+        <m:r>
+          <m:rPr>
+            <m:sty m:val="p"/>
+          </m:rPr>
+          <m:t>=</m:t>
+        </m:r>
+        <m:r>
+          <m:t>0</m:t>
+        </m:r>
+      </m:oMath>
+      <w:r>
+        <w:rPr>
+          <w:rFonts w:hint="eastAsia" w:ascii="Times New Roman" w:hAnsi="Times New Roman" w:eastAsia="Times New Roman" w:cs="Times New Roman"/>
+        </w:rPr>
+        <w:t>。</w:t>
+      </w:r>
+      <w:r>
+        <w:rPr>
+          <w:rFonts w:hint="eastAsia" w:ascii="Times New Roman" w:hAnsi="Times New Roman" w:eastAsia="SimSun" w:cs="Times New Roman"/>
+        </w:rPr>
+        <w:t>竞赛不用算化学势</w:t>
+      </w:r>
+      <w:r>
+        <w:rPr>
+          <w:rFonts w:hint="eastAsia" w:ascii="Times New Roman" w:hAnsi="Times New Roman" w:eastAsia="Times New Roman" w:cs="Times New Roman"/>
+        </w:rPr>
+        <w:t>，</w:t>
+      </w:r>
+      <w:r>
+        <w:rPr>
+          <w:rFonts w:hint="eastAsia" w:ascii="Times New Roman" w:hAnsi="Times New Roman" w:eastAsia="SimSun" w:cs="Times New Roman"/>
+        </w:rPr>
+        <w:t>只需把三种平衡看成同一件事</w:t>
+      </w:r>
+      <w:r>
+        <w:rPr>
+          <w:rFonts w:hint="eastAsia" w:ascii="Times New Roman" w:hAnsi="Times New Roman" w:eastAsia="Times New Roman" w:cs="Times New Roman"/>
+        </w:rPr>
+        <w:t>：</w:t>
+      </w:r>
+    </w:p>
+    <w:tbl>
+      <w:tblPr>
+        <w:tblStyle w:val="Table"/>
+        <w:tblW w:type="pct" w:w="5000"/>
+        <w:tblLayout w:type="fixed"/>
+        <w:tblLook w:firstRow="1" w:lastRow="0" w:firstColumn="0" w:lastColumn="0" w:noHBand="0" w:noVBand="0" w:val="0020"/>
+      </w:tblPr>
+      <w:tblGrid>
+        <w:gridCol w:w="2640"/>
+        <w:gridCol w:w="2640"/>
+        <w:gridCol w:w="2640"/>
+      </w:tblGrid>
+      <w:tr>
+        <w:trPr>
+          <w:tblHeader w:val="on"/>
+        </w:trPr>
+        <w:tc>
+          <w:tcPr/>
+          <w:p>
+            <w:pPr>
+              <w:pStyle w:val="Compact"/>
+              <w:jc w:val="center"/>
+            </w:pPr>
+            <w:r>
+              <w:rPr>
+                <w:rFonts w:hint="eastAsia" w:ascii="Times New Roman" w:hAnsi="Times New Roman" w:eastAsia="SimHei" w:cs="Times New Roman"/>
+                <w:b/>
+              </w:rPr>
+              <w:t xml:space="preserve">平衡类型</w:t>
+            </w:r>
+          </w:p>
+        </w:tc>
+        <w:tc>
+          <w:tcPr/>
+          <w:p>
+            <w:pPr>
+              <w:pStyle w:val="Compact"/>
+              <w:jc w:val="center"/>
+            </w:pPr>
+            <w:r>
+              <w:rPr>
+                <w:rFonts w:hint="eastAsia" w:ascii="Times New Roman" w:hAnsi="Times New Roman" w:eastAsia="SimHei" w:cs="Times New Roman"/>
+                <w:b/>
+              </w:rPr>
+              <w:t xml:space="preserve">平衡条件</w:t>
+            </w:r>
+          </w:p>
+        </w:tc>
+        <w:tc>
+          <w:tcPr/>
+          <w:p>
+            <w:pPr>
+              <w:pStyle w:val="Compact"/>
+              <w:jc w:val="center"/>
+            </w:pPr>
+            <w:r>
+              <w:rPr>
+                <w:rFonts w:hint="eastAsia" w:ascii="Times New Roman" w:hAnsi="Times New Roman" w:eastAsia="SimHei" w:cs="Times New Roman"/>
+                <w:b/>
+              </w:rPr>
+              <w:t xml:space="preserve">化学势表述</w:t>
+            </w:r>
+          </w:p>
+        </w:tc>
+      </w:tr>
+      <w:tr>
+        <w:tc>
+          <w:tcPr/>
+          <w:p>
+            <w:pPr>
+              <w:pStyle w:val="Compact"/>
+              <w:jc w:val="center"/>
+            </w:pPr>
+            <w:r>
+              <w:rPr>
+                <w:rFonts w:hint="eastAsia" w:ascii="Times New Roman" w:hAnsi="Times New Roman" w:eastAsia="SimSun" w:cs="Times New Roman"/>
+              </w:rPr>
+              <w:t xml:space="preserve">化学平衡</w:t>
+            </w:r>
+          </w:p>
+        </w:tc>
+        <w:tc>
+          <w:tcPr/>
+          <w:p>
+            <w:pPr>
+              <w:pStyle w:val="Compact"/>
+              <w:jc w:val="center"/>
+            </w:pPr>
+            <m:oMath>
+              <m:sSub>
+                <m:e>
+                  <m:r>
+                    <m:rPr>
+                      <m:sty m:val="p"/>
+                    </m:rPr>
+                    <m:t>Δ</m:t>
+                  </m:r>
+                </m:e>
+                <m:sub>
+                  <m:r>
+                    <m:t>r</m:t>
+                  </m:r>
+                </m:sub>
+              </m:sSub>
+              <m:sSup>
+                <m:e>
+                  <m:r>
+                    <m:t>G</m:t>
+                  </m:r>
+                </m:e>
+                <m:sup>
+                  <m:r>
+                    <m:t>θ</m:t>
+                  </m:r>
+                </m:sup>
+              </m:sSup>
+              <m:r>
+                <m:rPr>
+                  <m:sty m:val="p"/>
+                </m:rPr>
+                <m:t>=</m:t>
+              </m:r>
+              <m:r>
+                <m:rPr>
+                  <m:sty m:val="p"/>
+                </m:rPr>
+                <m:t>−</m:t>
+              </m:r>
+              <m:r>
+                <m:t>R</m:t>
+              </m:r>
+              <m:r>
+                <m:t>T</m:t>
+              </m:r>
+              <m:r>
+                <m:rPr>
+                  <m:sty m:val="p"/>
+                </m:rPr>
+                <m:t>ln</m:t>
+              </m:r>
+              <m:r>
+                <m:t>K</m:t>
+              </m:r>
+            </m:oMath>
+            <w:r>
+              <w:rPr>
+                <w:rFonts w:ascii="Times New Roman" w:hAnsi="Times New Roman" w:eastAsia="Times New Roman" w:cs="Times New Roman"/>
+              </w:rPr>
+              <w:t xml:space="preserve">​</w:t>
+            </w:r>
+          </w:p>
+        </w:tc>
+        <w:tc>
+          <w:tcPr/>
+          <w:p>
+            <w:pPr>
+              <w:pStyle w:val="Compact"/>
+              <w:jc w:val="center"/>
+            </w:pPr>
+            <m:oMath>
+              <m:r>
+                <m:rPr>
+                  <m:sty m:val="p"/>
+                </m:rPr>
+                <m:t>∑</m:t>
+              </m:r>
+              <m:sSub>
+                <m:e>
+                  <m:r>
+                    <m:t>ν</m:t>
+                  </m:r>
+                </m:e>
+                <m:sub>
+                  <m:r>
+                    <m:t>i</m:t>
+                  </m:r>
+                </m:sub>
+              </m:sSub>
+              <m:sSub>
+                <m:e>
+                  <m:r>
+                    <m:t>μ</m:t>
+                  </m:r>
+                </m:e>
+                <m:sub>
+                  <m:r>
+                    <m:t>i</m:t>
+                  </m:r>
+                </m:sub>
+              </m:sSub>
+              <m:r>
+                <m:rPr>
+                  <m:sty m:val="p"/>
+                </m:rPr>
+                <m:t>=</m:t>
+              </m:r>
+              <m:r>
+                <m:t>0</m:t>
+              </m:r>
+            </m:oMath>
+            <w:r>
+              <w:rPr>
+                <w:rFonts w:ascii="Times New Roman" w:hAnsi="Times New Roman" w:eastAsia="Times New Roman" w:cs="Times New Roman"/>
+              </w:rPr>
+              <w:t xml:space="preserve">​</w:t>
+            </w:r>
+          </w:p>
+        </w:tc>
+      </w:tr>
+      <w:tr>
+        <w:tc>
+          <w:tcPr/>
+          <w:p>
+            <w:pPr>
+              <w:pStyle w:val="Compact"/>
+              <w:jc w:val="center"/>
+            </w:pPr>
+            <w:r>
+              <w:rPr>
+                <w:rFonts w:hint="eastAsia" w:ascii="Times New Roman" w:hAnsi="Times New Roman" w:eastAsia="SimSun" w:cs="Times New Roman"/>
+              </w:rPr>
+              <w:t xml:space="preserve">相平衡</w:t>
+            </w:r>
+          </w:p>
+        </w:tc>
+        <w:tc>
+          <w:tcPr/>
+          <w:p>
+            <w:pPr>
+              <w:pStyle w:val="Compact"/>
+              <w:jc w:val="center"/>
+            </w:pPr>
+            <w:r>
+              <w:rPr>
+                <w:rFonts w:hint="eastAsia" w:ascii="Times New Roman" w:hAnsi="Times New Roman" w:eastAsia="SimSun" w:cs="Times New Roman"/>
+              </w:rPr>
+              <w:t xml:space="preserve">两相化学势相等</w:t>
+            </w:r>
+          </w:p>
+        </w:tc>
+        <w:tc>
+          <w:tcPr/>
+          <w:p>
+            <w:pPr>
+              <w:pStyle w:val="Compact"/>
+              <w:jc w:val="center"/>
+            </w:pPr>
+            <m:oMath>
+              <m:sSub>
+                <m:e>
+                  <m:r>
+                    <m:t>μ</m:t>
+                  </m:r>
+                </m:e>
+                <m:sub>
+                  <m:r>
+                    <m:t>α</m:t>
+                  </m:r>
+                </m:sub>
+              </m:sSub>
+              <m:r>
+                <m:rPr>
+                  <m:sty m:val="p"/>
+                </m:rPr>
+                <m:t>=</m:t>
+              </m:r>
+              <m:sSub>
+                <m:e>
+                  <m:r>
+                    <m:t>μ</m:t>
+                  </m:r>
+                </m:e>
+                <m:sub>
+                  <m:r>
+                    <m:t>β</m:t>
+                  </m:r>
+                </m:sub>
+              </m:sSub>
+            </m:oMath>
+            <w:r>
+              <w:rPr>
+                <w:rFonts w:ascii="Times New Roman" w:hAnsi="Times New Roman" w:eastAsia="Times New Roman" w:cs="Times New Roman"/>
+              </w:rPr>
+              <w:t xml:space="preserve">​</w:t>
+            </w:r>
+          </w:p>
+        </w:tc>
+      </w:tr>
+      <w:tr>
+        <w:tc>
+          <w:tcPr/>
+          <w:p>
+            <w:pPr>
+              <w:pStyle w:val="Compact"/>
+              <w:jc w:val="center"/>
+            </w:pPr>
+            <w:r>
+              <w:rPr>
+                <w:rFonts w:hint="eastAsia" w:ascii="Times New Roman" w:hAnsi="Times New Roman" w:eastAsia="SimSun" w:cs="Times New Roman"/>
+              </w:rPr>
+              <w:t xml:space="preserve">渗透平衡</w:t>
+            </w:r>
+          </w:p>
+        </w:tc>
+        <w:tc>
+          <w:tcPr/>
+          <w:p>
+            <w:pPr>
+              <w:pStyle w:val="Compact"/>
+              <w:jc w:val="center"/>
+            </w:pPr>
+            <w:r>
+              <w:rPr>
+                <w:rFonts w:hint="eastAsia" w:ascii="Times New Roman" w:hAnsi="Times New Roman" w:eastAsia="SimSun" w:cs="Times New Roman"/>
+              </w:rPr>
+              <w:t xml:space="preserve">两侧溶剂化学势相等</w:t>
+            </w:r>
+          </w:p>
+        </w:tc>
+        <w:tc>
+          <w:tcPr/>
+          <w:p>
+            <w:pPr>
+              <w:pStyle w:val="Compact"/>
+              <w:jc w:val="center"/>
+            </w:pPr>
+            <m:oMath>
+              <m:sSub>
+                <m:e>
+                  <m:r>
+                    <m:t>μ</m:t>
+                  </m:r>
+                </m:e>
+                <m:sub>
+                  <m:r>
+                    <m:rPr>
+                      <m:nor/>
+                      <m:sty m:val="p"/>
+                    </m:rPr>
+                    <m:t>纯</m:t>
+                  </m:r>
+                </m:sub>
+              </m:sSub>
+              <m:r>
+                <m:rPr>
+                  <m:sty m:val="p"/>
+                </m:rPr>
+                <m:t>=</m:t>
+              </m:r>
+              <m:sSub>
+                <m:e>
+                  <m:r>
+                    <m:t>μ</m:t>
+                  </m:r>
+                </m:e>
+                <m:sub>
+                  <m:r>
+                    <m:rPr>
+                      <m:nor/>
+                      <m:sty m:val="p"/>
+                    </m:rPr>
+                    <m:t>溶液</m:t>
+                  </m:r>
+                </m:sub>
+              </m:sSub>
+            </m:oMath>
+            <w:r>
+              <w:rPr>
+                <w:rFonts w:ascii="Times New Roman" w:hAnsi="Times New Roman" w:eastAsia="Times New Roman" w:cs="Times New Roman"/>
+              </w:rPr>
+              <w:t xml:space="preserve"> </w:t>
+            </w:r>
+            <w:r>
+              <w:rPr>
+                <w:rFonts w:ascii="Times New Roman" w:hAnsi="Times New Roman" w:eastAsia="Times New Roman" w:cs="Times New Roman"/>
+              </w:rPr>
+              <w:t xml:space="preserve">→ </w:t>
+            </w:r>
+            <w:r>
+              <w:rPr>
+                <w:rFonts w:hint="eastAsia" w:ascii="Times New Roman" w:hAnsi="Times New Roman" w:eastAsia="SimSun" w:cs="Times New Roman"/>
+              </w:rPr>
+              <w:t xml:space="preserve">渗透压</w:t>
+            </w:r>
+            <w:r>
+              <w:rPr>
+                <w:rFonts w:ascii="Times New Roman" w:hAnsi="Times New Roman" w:eastAsia="Times New Roman" w:cs="Times New Roman"/>
+              </w:rPr>
+              <w:t xml:space="preserve"> </w:t>
+            </w:r>
+            <m:oMath>
+              <m:r>
+                <m:rPr>
+                  <m:sty m:val="p"/>
+                </m:rPr>
+                <m:t>Π</m:t>
+              </m:r>
+            </m:oMath>
+          </w:p>
+        </w:tc>
+      </w:tr>
+    </w:tbl>
+    <w:p>
+      <w:pPr>
+        <w:pStyle w:val="BodyText"/>
+        <w:spacing w:before="120"/>
+      </w:pPr>
+      <w:r>
+        <w:rPr>
+          <w:rFonts w:hint="eastAsia" w:ascii="Times New Roman" w:hAnsi="Times New Roman" w:eastAsia="SimSun" w:cs="Times New Roman"/>
+        </w:rPr>
+        <w:t>稀溶液通性的钥匙</w:t>
+      </w:r>
+      <w:r>
+        <w:rPr>
+          <w:rFonts w:hint="eastAsia" w:ascii="Times New Roman" w:hAnsi="Times New Roman" w:eastAsia="Times New Roman" w:cs="Times New Roman"/>
+        </w:rPr>
+        <w:t>：</w:t>
+      </w:r>
+      <w:r>
+        <w:rPr>
+          <w:rFonts w:hint="eastAsia" w:ascii="Times New Roman" w:hAnsi="Times New Roman" w:eastAsia="SimSun" w:cs="Times New Roman"/>
+          <w:b/>
+          <w:bCs/>
+        </w:rPr>
+        <w:t xml:space="preserve">依数性本质是化学势差</w:t>
+      </w:r>
+      <w:r>
+        <w:rPr>
+          <w:rFonts w:hint="eastAsia" w:ascii="Times New Roman" w:hAnsi="Times New Roman" w:eastAsia="Times New Roman" w:cs="Times New Roman"/>
+        </w:rPr>
+        <w:t>——</w:t>
+      </w:r>
+      <w:r>
+        <w:rPr>
+          <w:rFonts w:hint="eastAsia" w:ascii="Times New Roman" w:hAnsi="Times New Roman" w:eastAsia="SimSun" w:cs="Times New Roman"/>
+        </w:rPr>
+        <w:t>蒸气压下降</w:t>
+      </w:r>
+      <w:r>
+        <w:rPr>
+          <w:rFonts w:hint="eastAsia" w:ascii="Times New Roman" w:hAnsi="Times New Roman" w:eastAsia="Times New Roman" w:cs="Times New Roman"/>
+        </w:rPr>
+        <w:t>/</w:t>
+      </w:r>
+      <w:r>
+        <w:rPr>
+          <w:rFonts w:hint="eastAsia" w:ascii="Times New Roman" w:hAnsi="Times New Roman" w:eastAsia="SimSun" w:cs="Times New Roman"/>
+        </w:rPr>
+        <w:t>沸点升高</w:t>
+      </w:r>
+      <w:r>
+        <w:rPr>
+          <w:rFonts w:hint="eastAsia" w:ascii="Times New Roman" w:hAnsi="Times New Roman" w:eastAsia="Times New Roman" w:cs="Times New Roman"/>
+        </w:rPr>
+        <w:t>/</w:t>
+      </w:r>
+      <w:r>
+        <w:rPr>
+          <w:rFonts w:hint="eastAsia" w:ascii="Times New Roman" w:hAnsi="Times New Roman" w:eastAsia="SimSun" w:cs="Times New Roman"/>
+        </w:rPr>
+        <w:t>凝固点降低</w:t>
+      </w:r>
+      <w:r>
+        <w:rPr>
+          <w:rFonts w:hint="eastAsia" w:ascii="Times New Roman" w:hAnsi="Times New Roman" w:eastAsia="Times New Roman" w:cs="Times New Roman"/>
+        </w:rPr>
+        <w:t>/</w:t>
+      </w:r>
+      <w:r>
+        <w:rPr>
+          <w:rFonts w:hint="eastAsia" w:ascii="Times New Roman" w:hAnsi="Times New Roman" w:eastAsia="SimSun" w:cs="Times New Roman"/>
+        </w:rPr>
+        <w:t>渗透压</w:t>
+      </w:r>
+      <w:r>
+        <w:rPr>
+          <w:rFonts w:hint="eastAsia" w:ascii="Times New Roman" w:hAnsi="Times New Roman" w:eastAsia="Times New Roman" w:cs="Times New Roman"/>
+        </w:rPr>
+        <w:t>，</w:t>
+      </w:r>
+      <w:r>
+        <w:rPr>
+          <w:rFonts w:hint="eastAsia" w:ascii="Times New Roman" w:hAnsi="Times New Roman" w:eastAsia="SimSun" w:cs="Times New Roman"/>
+        </w:rPr>
+        <w:t>都是</w:t>
+      </w:r>
+      <w:r>
+        <w:rPr>
+          <w:rFonts w:hint="eastAsia" w:ascii="Times New Roman" w:hAnsi="Times New Roman" w:eastAsia="Times New Roman" w:cs="Times New Roman"/>
+        </w:rPr>
+        <w:t>”</w:t>
+      </w:r>
+      <w:r>
+        <w:rPr>
+          <w:rFonts w:hint="eastAsia" w:ascii="Times New Roman" w:hAnsi="Times New Roman" w:eastAsia="SimSun" w:cs="Times New Roman"/>
+        </w:rPr>
+        <w:t>溶剂化学势被溶质拉低</w:t>
+      </w:r>
+      <w:r>
+        <w:rPr>
+          <w:rFonts w:hint="eastAsia" w:ascii="Times New Roman" w:hAnsi="Times New Roman" w:eastAsia="Times New Roman" w:cs="Times New Roman"/>
+        </w:rPr>
+        <w:t>”</w:t>
+      </w:r>
+      <w:r>
+        <w:rPr>
+          <w:rFonts w:hint="eastAsia" w:ascii="Times New Roman" w:hAnsi="Times New Roman" w:eastAsia="SimSun" w:cs="Times New Roman"/>
+        </w:rPr>
+        <w:t>的不同表现</w:t>
+      </w:r>
+      <w:r>
+        <w:rPr>
+          <w:rFonts w:hint="eastAsia" w:ascii="Times New Roman" w:hAnsi="Times New Roman" w:eastAsia="Times New Roman" w:cs="Times New Roman"/>
+        </w:rPr>
+        <w:t>。</w:t>
+      </w:r>
+      <w:r>
+        <w:rPr>
+          <w:rFonts w:hint="eastAsia" w:ascii="Times New Roman" w:hAnsi="Times New Roman" w:eastAsia="SimSun" w:cs="Times New Roman"/>
+        </w:rPr>
+        <w:t>这正是</w:t>
+      </w:r>
+      <w:r>
+        <w:rPr>
+          <w:rFonts w:ascii="Times New Roman" w:hAnsi="Times New Roman" w:eastAsia="Times New Roman" w:cs="Times New Roman"/>
+        </w:rPr>
+        <w:t xml:space="preserve"> §〇.4 </w:t>
+      </w:r>
+      <w:r>
+        <w:rPr>
+          <w:rFonts w:hint="eastAsia" w:ascii="Times New Roman" w:hAnsi="Times New Roman" w:eastAsia="SimSun" w:cs="Times New Roman"/>
+        </w:rPr>
+        <w:t>依数性综合的统一视图</w:t>
+      </w:r>
+      <w:r>
+        <w:rPr>
+          <w:rFonts w:hint="eastAsia" w:ascii="Times New Roman" w:hAnsi="Times New Roman" w:eastAsia="Times New Roman" w:cs="Times New Roman"/>
+        </w:rPr>
+        <w:t>。</w:t>
+      </w:r>
+    </w:p>
+    <w:bookmarkEnd w:id="11"/>
+    <w:bookmarkStart w:id="12" w:name="vant-hoff-方程平衡常数随温度变化"/>
+    <w:p>
+      <w:pPr>
+        <w:pStyle w:val="Heading3"/>
+        <w:spacing w:before="280" w:after="120"/>
+      </w:pPr>
+      <w:r>
+        <w:rPr>
+          <w:rFonts w:ascii="Times New Roman" w:hAnsi="Times New Roman" w:eastAsia="Times New Roman" w:cs="Times New Roman"/>
+        </w:rPr>
+        <w:t xml:space="preserve">〇.2 van’t Hoff </w:t>
+      </w:r>
+      <w:r>
+        <w:rPr>
+          <w:rFonts w:hint="eastAsia" w:ascii="Times New Roman" w:hAnsi="Times New Roman" w:eastAsia="SimHei" w:cs="Times New Roman"/>
+        </w:rPr>
+        <w:t>方程</w:t>
+      </w:r>
+      <w:r>
+        <w:rPr>
+          <w:rFonts w:hint="eastAsia" w:ascii="Times New Roman" w:hAnsi="Times New Roman" w:eastAsia="Times New Roman" w:cs="Times New Roman"/>
+        </w:rPr>
+        <w:t>——</w:t>
+      </w:r>
+      <w:r>
+        <w:rPr>
+          <w:rFonts w:hint="eastAsia" w:ascii="Times New Roman" w:hAnsi="Times New Roman" w:eastAsia="SimHei" w:cs="Times New Roman"/>
+        </w:rPr>
+        <w:t>平衡常数随温度变化</w:t>
+      </w:r>
+    </w:p>
+    <w:p>
+      <w:pPr>
+        <w:pStyle w:val="FirstParagraph"/>
+      </w:pPr>
+      <m:oMathPara>
+        <m:oMathParaPr>
+          <m:jc m:val="center"/>
+          <m:ctrlPr>
+            <w:rPr>
+              <w:sz w:val="28"/>
+              <w:szCs w:val="28"/>
+            </w:rPr>
+          </m:ctrlPr>
+        </m:oMathParaPr>
+        <m:oMath>
+          <m:f>
+            <m:fPr>
+              <m:type m:val="bar"/>
+            </m:fPr>
+            <m:num>
+              <m:r>
+                <m:rPr>
+                  <m:sty m:val="p"/>
+                </m:rPr>
+                <m:t>d</m:t>
+              </m:r>
+              <m:r>
+                <m:rPr>
+                  <m:sty m:val="p"/>
+                </m:rPr>
+                <m:t>ln</m:t>
+              </m:r>
+              <m:r>
+                <m:t>K</m:t>
+              </m:r>
+            </m:num>
+            <m:den>
+              <m:r>
+                <m:rPr>
+                  <m:sty m:val="p"/>
+                </m:rPr>
+                <m:t>d</m:t>
+              </m:r>
+              <m:r>
+                <m:t>T</m:t>
+              </m:r>
+            </m:den>
+          </m:f>
+          <m:r>
+            <m:rPr>
+              <m:sty m:val="p"/>
+            </m:rPr>
+            <m:t>=</m:t>
+          </m:r>
+          <m:f>
+            <m:fPr>
+              <m:type m:val="bar"/>
+            </m:fPr>
+            <m:num>
+              <m:r>
+                <m:rPr>
+                  <m:sty m:val="p"/>
+                </m:rPr>
+                <m:t>Δ</m:t>
+              </m:r>
+              <m:sSup>
+                <m:e>
+                  <m:r>
+                    <m:t>H</m:t>
+                  </m:r>
+                </m:e>
+                <m:sup>
+                  <m:r>
+                    <m:t>θ</m:t>
+                  </m:r>
+                </m:sup>
+              </m:sSup>
+            </m:num>
+            <m:den>
+              <m:r>
+                <m:t>R</m:t>
+              </m:r>
+              <m:sSup>
+                <m:e>
+                  <m:r>
+                    <m:t>T</m:t>
+                  </m:r>
+                </m:e>
+                <m:sup>
+                  <m:r>
+                    <m:t>2</m:t>
+                  </m:r>
+                </m:sup>
+              </m:sSup>
+            </m:den>
+          </m:f>
+          <m:r>
+            <m:t>  </m:t>
+          </m:r>
+          <m:r>
+            <m:rPr>
+              <m:sty m:val="p"/>
+            </m:rPr>
+            <m:t>⇒</m:t>
+          </m:r>
+          <m:r>
+            <m:t>  </m:t>
+          </m:r>
+          <m:r>
+            <m:rPr>
+              <m:sty m:val="p"/>
+            </m:rPr>
+            <m:t>ln</m:t>
+          </m:r>
+          <m:f>
+            <m:fPr>
+              <m:type m:val="bar"/>
+            </m:fPr>
+            <m:num>
+              <m:sSub>
+                <m:e>
+                  <m:r>
+                    <m:t>K</m:t>
+                  </m:r>
+                </m:e>
+                <m:sub>
+                  <m:r>
+                    <m:t>2</m:t>
+                  </m:r>
+                </m:sub>
+              </m:sSub>
+            </m:num>
+            <m:den>
+              <m:sSub>
+                <m:e>
+                  <m:r>
+                    <m:t>K</m:t>
+                  </m:r>
+                </m:e>
+                <m:sub>
+                  <m:r>
+                    <m:t>1</m:t>
+                  </m:r>
+                </m:sub>
+              </m:sSub>
+            </m:den>
+          </m:f>
+          <m:r>
+            <m:rPr>
+              <m:sty m:val="p"/>
+            </m:rPr>
+            <m:t>=</m:t>
+          </m:r>
+          <m:r>
+            <m:rPr>
+              <m:sty m:val="p"/>
+            </m:rPr>
+            <m:t>−</m:t>
+          </m:r>
+          <m:f>
+            <m:fPr>
+              <m:type m:val="bar"/>
+            </m:fPr>
+            <m:num>
+              <m:r>
+                <m:rPr>
+                  <m:sty m:val="p"/>
+                </m:rPr>
+                <m:t>Δ</m:t>
+              </m:r>
+              <m:sSup>
+                <m:e>
+                  <m:r>
+                    <m:t>H</m:t>
+                  </m:r>
+                </m:e>
+                <m:sup>
+                  <m:r>
+                    <m:t>θ</m:t>
+                  </m:r>
+                </m:sup>
+              </m:sSup>
+            </m:num>
+            <m:den>
+              <m:r>
+                <m:t>R</m:t>
+              </m:r>
+            </m:den>
+          </m:f>
+          <m:d>
+            <m:dPr>
+              <m:begChr m:val="("/>
+              <m:sepChr m:val=""/>
+              <m:endChr m:val=")"/>
+              <m:grow/>
+            </m:dPr>
+            <m:e>
+              <m:f>
+                <m:fPr>
+                  <m:type m:val="bar"/>
+                </m:fPr>
+                <m:num>
+                  <m:r>
+                    <m:t>1</m:t>
+                  </m:r>
+                </m:num>
+                <m:den>
+                  <m:sSub>
+                    <m:e>
+                      <m:r>
+                        <m:t>T</m:t>
+                      </m:r>
+                    </m:e>
+                    <m:sub>
+                      <m:r>
+                        <m:t>2</m:t>
+                      </m:r>
+                    </m:sub>
+                  </m:sSub>
+                </m:den>
+              </m:f>
+              <m:r>
+                <m:rPr>
+                  <m:sty m:val="p"/>
+                </m:rPr>
+                <m:t>−</m:t>
+              </m:r>
+              <m:f>
+                <m:fPr>
+                  <m:type m:val="bar"/>
+                </m:fPr>
+                <m:num>
+                  <m:r>
+                    <m:t>1</m:t>
+                  </m:r>
+                </m:num>
+                <m:den>
+                  <m:sSub>
+                    <m:e>
+                      <m:r>
+                        <m:t>T</m:t>
+                      </m:r>
+                    </m:e>
+                    <m:sub>
+                      <m:r>
+                        <m:t>1</m:t>
+                      </m:r>
+                    </m:sub>
+                  </m:sSub>
+                </m:den>
+              </m:f>
+            </m:e>
+          </m:d>
+        </m:oMath>
+      </m:oMathPara>
+    </w:p>
+    <w:p>
+      <w:pPr>
+        <w:pStyle w:val="Compact"/>
+        <w:numPr>
+          <w:ilvl w:val="0"/>
+          <w:numId w:val="1001"/>
+        </w:numPr>
+      </w:pPr>
+      <w:r>
+        <w:rPr>
+          <w:rFonts w:hint="eastAsia" w:ascii="Times New Roman" w:hAnsi="Times New Roman" w:eastAsia="SimSun" w:cs="Times New Roman"/>
+          <w:b/>
+          <w:bCs/>
+        </w:rPr>
+        <w:t xml:space="preserve">定积分形式</w:t>
+      </w:r>
+      <w:r>
+        <w:rPr>
+          <w:rFonts w:hint="eastAsia" w:ascii="Times New Roman" w:hAnsi="Times New Roman" w:eastAsia="SimSun" w:cs="Times New Roman"/>
+        </w:rPr>
+        <w:t>用于</w:t>
+      </w:r>
+      <w:r>
+        <w:rPr>
+          <w:rFonts w:hint="eastAsia" w:ascii="Times New Roman" w:hAnsi="Times New Roman" w:eastAsia="Times New Roman" w:cs="Times New Roman"/>
+        </w:rPr>
+        <w:t>：</w:t>
+      </w:r>
+      <w:r>
+        <w:rPr>
+          <w:rFonts w:hint="eastAsia" w:ascii="Times New Roman" w:hAnsi="Times New Roman" w:eastAsia="SimSun" w:cs="Times New Roman"/>
+        </w:rPr>
+        <w:t>两个温度下的</w:t>
+      </w:r>
+      <w:r>
+        <w:rPr>
+          <w:rFonts w:ascii="Times New Roman" w:hAnsi="Times New Roman" w:eastAsia="Times New Roman" w:cs="Times New Roman"/>
+        </w:rPr>
+        <w:t xml:space="preserve"> </w:t>
+      </w:r>
+      <m:oMath>
+        <m:r>
+          <m:t>K</m:t>
+        </m:r>
+      </m:oMath>
+      <w:r>
+        <w:rPr>
+          <w:rFonts w:ascii="Times New Roman" w:hAnsi="Times New Roman" w:eastAsia="Times New Roman" w:cs="Times New Roman"/>
+        </w:rPr>
+        <w:t xml:space="preserve"> </w:t>
+      </w:r>
+      <w:r>
+        <w:rPr>
+          <w:rFonts w:hint="eastAsia" w:ascii="Times New Roman" w:hAnsi="Times New Roman" w:eastAsia="SimSun" w:cs="Times New Roman"/>
+        </w:rPr>
+        <w:t xml:space="preserve">求</w:t>
+      </w:r>
+      <w:r>
+        <w:rPr>
+          <w:rFonts w:ascii="Times New Roman" w:hAnsi="Times New Roman" w:eastAsia="Times New Roman" w:cs="Times New Roman"/>
+        </w:rPr>
+        <w:t xml:space="preserve"> </w:t>
+      </w:r>
+      <m:oMath>
+        <m:r>
+          <m:rPr>
+            <m:sty m:val="p"/>
+          </m:rPr>
+          <m:t>Δ</m:t>
+        </m:r>
+        <m:sSup>
+          <m:e>
+            <m:r>
+              <m:t>H</m:t>
+            </m:r>
+          </m:e>
+          <m:sup>
+            <m:r>
+              <m:t>θ</m:t>
+            </m:r>
+          </m:sup>
+        </m:sSup>
+      </m:oMath>
+      <w:r>
+        <w:rPr>
+          <w:rFonts w:hint="eastAsia" w:ascii="Times New Roman" w:hAnsi="Times New Roman" w:eastAsia="Times New Roman" w:cs="Times New Roman"/>
+        </w:rPr>
+        <w:t>；</w:t>
+      </w:r>
+      <w:r>
+        <w:rPr>
+          <w:rFonts w:hint="eastAsia" w:ascii="Times New Roman" w:hAnsi="Times New Roman" w:eastAsia="SimSun" w:cs="Times New Roman"/>
+        </w:rPr>
+        <w:t>或已知</w:t>
+      </w:r>
+      <w:r>
+        <w:rPr>
+          <w:rFonts w:ascii="Times New Roman" w:hAnsi="Times New Roman" w:eastAsia="Times New Roman" w:cs="Times New Roman"/>
+        </w:rPr>
+        <w:t xml:space="preserve"> </w:t>
+      </w:r>
+      <m:oMath>
+        <m:r>
+          <m:rPr>
+            <m:sty m:val="p"/>
+          </m:rPr>
+          <m:t>Δ</m:t>
+        </m:r>
+        <m:sSup>
+          <m:e>
+            <m:r>
+              <m:t>H</m:t>
+            </m:r>
+          </m:e>
+          <m:sup>
+            <m:r>
+              <m:t>θ</m:t>
+            </m:r>
+          </m:sup>
+        </m:sSup>
+      </m:oMath>
+      <w:r>
+        <w:rPr>
+          <w:rFonts w:ascii="Times New Roman" w:hAnsi="Times New Roman" w:eastAsia="Times New Roman" w:cs="Times New Roman"/>
+        </w:rPr>
+        <w:t xml:space="preserve"> </w:t>
+      </w:r>
+      <w:r>
+        <w:rPr>
+          <w:rFonts w:hint="eastAsia" w:ascii="Times New Roman" w:hAnsi="Times New Roman" w:eastAsia="SimSun" w:cs="Times New Roman"/>
+        </w:rPr>
+        <w:t xml:space="preserve">求另一温度</w:t>
+      </w:r>
+      <w:r>
+        <w:rPr>
+          <w:rFonts w:ascii="Times New Roman" w:hAnsi="Times New Roman" w:eastAsia="Times New Roman" w:cs="Times New Roman"/>
+        </w:rPr>
+        <w:t xml:space="preserve"> </w:t>
+      </w:r>
+      <m:oMath>
+        <m:r>
+          <m:t>K</m:t>
+        </m:r>
+      </m:oMath>
+      <w:r>
+        <w:rPr>
+          <w:rFonts w:ascii="Times New Roman" w:hAnsi="Times New Roman" w:eastAsia="Times New Roman" w:cs="Times New Roman"/>
+        </w:rPr>
+        <w:t xml:space="preserve">。</w:t>
+      </w:r>
+    </w:p>
+    <w:p>
+      <w:pPr>
+        <w:pStyle w:val="Compact"/>
+        <w:numPr>
+          <w:ilvl w:val="0"/>
+          <w:numId w:val="1001"/>
+        </w:numPr>
+      </w:pPr>
+      <w:r>
+        <w:rPr>
+          <w:rFonts w:hint="eastAsia" w:ascii="Times New Roman" w:hAnsi="Times New Roman" w:eastAsia="SimSun" w:cs="Times New Roman"/>
+          <w:b/>
+          <w:bCs/>
+        </w:rPr>
+        <w:t xml:space="preserve">与</w:t>
+      </w:r>
+      <w:r>
+        <w:rPr>
+          <w:rFonts w:ascii="Times New Roman" w:hAnsi="Times New Roman" w:eastAsia="Times New Roman" w:cs="Times New Roman"/>
+          <w:b/>
+          <w:bCs/>
+        </w:rPr>
+        <w:t xml:space="preserve"> Arrhenius </w:t>
+      </w:r>
+      <w:r>
+        <w:rPr>
+          <w:rFonts w:hint="eastAsia" w:ascii="Times New Roman" w:hAnsi="Times New Roman" w:eastAsia="SimSun" w:cs="Times New Roman"/>
+          <w:b/>
+          <w:bCs/>
+        </w:rPr>
+        <w:t>形式相同</w:t>
+      </w:r>
+      <w:r>
+        <w:rPr>
+          <w:rFonts w:hint="eastAsia" w:ascii="Times New Roman" w:hAnsi="Times New Roman" w:eastAsia="Times New Roman" w:cs="Times New Roman"/>
+          <w:b/>
+          <w:bCs/>
+        </w:rPr>
+        <w:t>、</w:t>
+      </w:r>
+      <w:r>
+        <w:rPr>
+          <w:rFonts w:hint="eastAsia" w:ascii="Times New Roman" w:hAnsi="Times New Roman" w:eastAsia="SimSun" w:cs="Times New Roman"/>
+          <w:b/>
+          <w:bCs/>
+        </w:rPr>
+        <w:t>含义不同</w:t>
+      </w:r>
+      <w:r>
+        <w:rPr>
+          <w:rFonts w:hint="eastAsia" w:ascii="Times New Roman" w:hAnsi="Times New Roman" w:eastAsia="Times New Roman" w:cs="Times New Roman"/>
+        </w:rPr>
+        <w:t>：</w:t>
+      </w:r>
+      <w:r>
+        <w:rPr>
+          <w:rFonts w:hint="eastAsia" w:ascii="Times New Roman" w:hAnsi="Times New Roman" w:eastAsia="SimSun" w:cs="Times New Roman"/>
+        </w:rPr>
+        <w:t>前者是平衡常数</w:t>
+      </w:r>
+      <w:r>
+        <w:rPr>
+          <w:rFonts w:ascii="Times New Roman" w:hAnsi="Times New Roman" w:eastAsia="Times New Roman" w:cs="Times New Roman"/>
+        </w:rPr>
+        <w:t xml:space="preserve"> </w:t>
+      </w:r>
+      <m:oMath>
+        <m:r>
+          <m:t>K</m:t>
+        </m:r>
+      </m:oMath>
+      <w:r>
+        <w:rPr>
+          <w:rFonts w:ascii="Times New Roman" w:hAnsi="Times New Roman" w:eastAsia="Times New Roman" w:cs="Times New Roman"/>
+        </w:rPr>
+        <w:t xml:space="preserve">、</w:t>
+      </w:r>
+      <m:oMath>
+        <m:r>
+          <m:rPr>
+            <m:sty m:val="p"/>
+          </m:rPr>
+          <m:t>Δ</m:t>
+        </m:r>
+        <m:sSup>
+          <m:e>
+            <m:r>
+              <m:t>H</m:t>
+            </m:r>
+          </m:e>
+          <m:sup>
+            <m:r>
+              <m:t>θ</m:t>
+            </m:r>
+          </m:sup>
+        </m:sSup>
+      </m:oMath>
+      <w:r>
+        <w:rPr>
+          <w:rFonts w:ascii="Times New Roman" w:hAnsi="Times New Roman" w:eastAsia="Times New Roman" w:cs="Times New Roman"/>
+        </w:rPr>
+        <w:t xml:space="preserve"> </w:t>
+      </w:r>
+      <w:r>
+        <w:rPr>
+          <w:rFonts w:hint="eastAsia" w:ascii="Times New Roman" w:hAnsi="Times New Roman" w:eastAsia="SimSun" w:cs="Times New Roman"/>
+        </w:rPr>
+        <w:t>是标准反应焓</w:t>
+      </w:r>
+      <w:r>
+        <w:rPr>
+          <w:rFonts w:hint="eastAsia" w:ascii="Times New Roman" w:hAnsi="Times New Roman" w:eastAsia="Times New Roman" w:cs="Times New Roman"/>
+        </w:rPr>
+        <w:t>；</w:t>
+      </w:r>
+      <w:r>
+        <w:rPr>
+          <w:rFonts w:hint="eastAsia" w:ascii="Times New Roman" w:hAnsi="Times New Roman" w:eastAsia="SimSun" w:cs="Times New Roman"/>
+        </w:rPr>
+        <w:t>后者是速率常数</w:t>
+      </w:r>
+      <w:r>
+        <w:rPr>
+          <w:rFonts w:ascii="Times New Roman" w:hAnsi="Times New Roman" w:eastAsia="Times New Roman" w:cs="Times New Roman"/>
+        </w:rPr>
+        <w:t xml:space="preserve"> </w:t>
+      </w:r>
+      <m:oMath>
+        <m:r>
+          <m:t>k</m:t>
+        </m:r>
+      </m:oMath>
+      <w:r>
+        <w:rPr>
+          <w:rFonts w:ascii="Times New Roman" w:hAnsi="Times New Roman" w:eastAsia="Times New Roman" w:cs="Times New Roman"/>
+        </w:rPr>
+        <w:t xml:space="preserve">、</w:t>
+      </w:r>
+      <m:oMath>
+        <m:sSub>
+          <m:e>
+            <m:r>
+              <m:t>E</m:t>
+            </m:r>
+          </m:e>
+          <m:sub>
+            <m:r>
+              <m:t>a</m:t>
+            </m:r>
+          </m:sub>
+        </m:sSub>
+      </m:oMath>
+      <w:r>
+        <w:rPr>
+          <w:rFonts w:ascii="Times New Roman" w:hAnsi="Times New Roman" w:eastAsia="Times New Roman" w:cs="Times New Roman"/>
+        </w:rPr>
+        <w:t xml:space="preserve"> </w:t>
+      </w:r>
+      <w:r>
+        <w:rPr>
+          <w:rFonts w:hint="eastAsia" w:ascii="Times New Roman" w:hAnsi="Times New Roman" w:eastAsia="SimSun" w:cs="Times New Roman"/>
+        </w:rPr>
+        <w:t>是活化能</w:t>
+      </w:r>
+      <w:r>
+        <w:rPr>
+          <w:rFonts w:hint="eastAsia" w:ascii="Times New Roman" w:hAnsi="Times New Roman" w:eastAsia="Times New Roman" w:cs="Times New Roman"/>
+        </w:rPr>
+        <w:t>。</w:t>
+      </w:r>
+      <w:r>
+        <w:rPr>
+          <w:rFonts w:hint="eastAsia" w:ascii="Times New Roman" w:hAnsi="Times New Roman" w:eastAsia="SimSun" w:cs="Times New Roman"/>
+          <w:b/>
+          <w:bCs/>
+        </w:rPr>
+        <w:t>别混用</w:t>
+      </w:r>
+      <w:r>
+        <w:rPr>
+          <w:rFonts w:hint="eastAsia" w:ascii="Times New Roman" w:hAnsi="Times New Roman" w:eastAsia="Times New Roman" w:cs="Times New Roman"/>
+          <w:b/>
+          <w:bCs/>
+        </w:rPr>
+        <w:t>。</w:t>
+      </w:r>
+    </w:p>
+    <w:p>
+      <w:pPr>
+        <w:pStyle w:val="Compact"/>
+        <w:numPr>
+          <w:ilvl w:val="0"/>
+          <w:numId w:val="1001"/>
+        </w:numPr>
+      </w:pPr>
+      <w:r>
+        <w:rPr>
+          <w:rFonts w:hint="eastAsia" w:ascii="Times New Roman" w:hAnsi="Times New Roman" w:eastAsia="SimSun" w:cs="Times New Roman"/>
+        </w:rPr>
+        <w:t xml:space="preserve">放热反应升温</w:t>
+      </w:r>
+      <w:r>
+        <w:rPr>
+          <w:rFonts w:ascii="Times New Roman" w:hAnsi="Times New Roman" w:eastAsia="Times New Roman" w:cs="Times New Roman"/>
+        </w:rPr>
+        <w:t xml:space="preserve"> </w:t>
+      </w:r>
+      <m:oMath>
+        <m:r>
+          <m:t>K</m:t>
+        </m:r>
+      </m:oMath>
+      <w:r>
+        <w:rPr>
+          <w:rFonts w:ascii="Times New Roman" w:hAnsi="Times New Roman" w:eastAsia="Times New Roman" w:cs="Times New Roman"/>
+        </w:rPr>
+        <w:t xml:space="preserve"> </w:t>
+      </w:r>
+      <w:r>
+        <w:rPr>
+          <w:rFonts w:hint="eastAsia" w:ascii="Times New Roman" w:hAnsi="Times New Roman" w:eastAsia="SimSun" w:cs="Times New Roman"/>
+        </w:rPr>
+        <w:t>减小</w:t>
+      </w:r>
+      <w:r>
+        <w:rPr>
+          <w:rFonts w:hint="eastAsia" w:ascii="Times New Roman" w:hAnsi="Times New Roman" w:eastAsia="Times New Roman" w:cs="Times New Roman"/>
+        </w:rPr>
+        <w:t>；</w:t>
+      </w:r>
+      <w:r>
+        <w:rPr>
+          <w:rFonts w:hint="eastAsia" w:ascii="Times New Roman" w:hAnsi="Times New Roman" w:eastAsia="SimSun" w:cs="Times New Roman"/>
+        </w:rPr>
+        <w:t>吸热反应升温</w:t>
+      </w:r>
+      <w:r>
+        <w:rPr>
+          <w:rFonts w:ascii="Times New Roman" w:hAnsi="Times New Roman" w:eastAsia="Times New Roman" w:cs="Times New Roman"/>
+        </w:rPr>
+        <w:t xml:space="preserve"> </w:t>
+      </w:r>
+      <m:oMath>
+        <m:r>
+          <m:t>K</m:t>
+        </m:r>
+      </m:oMath>
+      <w:r>
+        <w:rPr>
+          <w:rFonts w:ascii="Times New Roman" w:hAnsi="Times New Roman" w:eastAsia="Times New Roman" w:cs="Times New Roman"/>
+        </w:rPr>
+        <w:t xml:space="preserve"> </w:t>
+      </w:r>
+      <w:r>
+        <w:rPr>
+          <w:rFonts w:hint="eastAsia" w:ascii="Times New Roman" w:hAnsi="Times New Roman" w:eastAsia="SimSun" w:cs="Times New Roman"/>
+        </w:rPr>
+        <w:t>增大</w:t>
+      </w:r>
+      <w:r>
+        <w:rPr>
+          <w:rFonts w:hint="eastAsia" w:ascii="Times New Roman" w:hAnsi="Times New Roman" w:eastAsia="Times New Roman" w:cs="Times New Roman"/>
+        </w:rPr>
+        <w:t>。</w:t>
+      </w:r>
+    </w:p>
+    <w:p>
+      <w:pPr>
+        <w:pStyle w:val="BlockText"/>
+      </w:pPr>
+      <w:r>
+        <w:rPr>
+          <w:rFonts w:ascii="Times New Roman" w:hAnsi="Times New Roman" w:eastAsia="Times New Roman" w:cs="Times New Roman"/>
+        </w:rPr>
+        <w:t xml:space="preserve">📌</w:t>
+      </w:r>
+      <w:r>
+        <w:rPr>
+          <w:rFonts w:ascii="Times New Roman" w:hAnsi="Times New Roman" w:eastAsia="Times New Roman" w:cs="Times New Roman"/>
+        </w:rPr>
+        <w:t xml:space="preserve"> </w:t>
+      </w:r>
+      <w:r>
+        <w:rPr>
+          <w:rFonts w:hint="eastAsia" w:ascii="Times New Roman" w:hAnsi="Times New Roman" w:eastAsia="SimSun" w:cs="Times New Roman"/>
+          <w:b/>
+          <w:bCs/>
+        </w:rPr>
+        <w:t xml:space="preserve">变温三件套</w:t>
+      </w:r>
+      <w:r>
+        <w:rPr>
+          <w:rFonts w:hint="eastAsia" w:ascii="Times New Roman" w:hAnsi="Times New Roman" w:eastAsia="Times New Roman" w:cs="Times New Roman"/>
+        </w:rPr>
+        <w:t>（</w:t>
+      </w:r>
+      <w:r>
+        <w:rPr>
+          <w:rFonts w:hint="eastAsia" w:ascii="Times New Roman" w:hAnsi="Times New Roman" w:eastAsia="SimSun" w:cs="Times New Roman"/>
+        </w:rPr>
+        <w:t>竞赛综合题高频</w:t>
+      </w:r>
+      <w:r>
+        <w:rPr>
+          <w:rFonts w:hint="eastAsia" w:ascii="Times New Roman" w:hAnsi="Times New Roman" w:eastAsia="Times New Roman" w:cs="Times New Roman"/>
+        </w:rPr>
+        <w:t>）：van’t</w:t>
+      </w:r>
+      <w:r>
+        <w:rPr>
+          <w:rFonts w:ascii="Times New Roman" w:hAnsi="Times New Roman" w:eastAsia="Times New Roman" w:cs="Times New Roman"/>
+        </w:rPr>
+        <w:t xml:space="preserve"> </w:t>
+      </w:r>
+      <w:r>
+        <w:rPr>
+          <w:rFonts w:hint="eastAsia" w:ascii="Times New Roman" w:hAnsi="Times New Roman" w:eastAsia="Times New Roman" w:cs="Times New Roman"/>
+        </w:rPr>
+        <w:t>Hoff（</w:t>
+      </w:r>
+      <w:r>
+        <w:rPr>
+          <w:rFonts w:hint="eastAsia" w:ascii="Times New Roman" w:hAnsi="Times New Roman" w:eastAsia="SimSun" w:cs="Times New Roman"/>
+        </w:rPr>
+        <w:t>平衡随温度</w:t>
+      </w:r>
+      <w:r>
+        <w:rPr>
+          <w:rFonts w:hint="eastAsia" w:ascii="Times New Roman" w:hAnsi="Times New Roman" w:eastAsia="Times New Roman" w:cs="Times New Roman"/>
+        </w:rPr>
+        <w:t>）·</w:t>
+      </w:r>
+      <w:r>
+        <w:rPr>
+          <w:rFonts w:ascii="Times New Roman" w:hAnsi="Times New Roman" w:eastAsia="Times New Roman" w:cs="Times New Roman"/>
+        </w:rPr>
+        <w:t xml:space="preserve"> </w:t>
+      </w:r>
+      <w:r>
+        <w:rPr>
+          <w:rFonts w:hint="eastAsia" w:ascii="Times New Roman" w:hAnsi="Times New Roman" w:eastAsia="Times New Roman" w:cs="Times New Roman"/>
+        </w:rPr>
+        <w:t>Clausius-Clapeyron（</w:t>
+      </w:r>
+      <w:r>
+        <w:rPr>
+          <w:rFonts w:hint="eastAsia" w:ascii="Times New Roman" w:hAnsi="Times New Roman" w:eastAsia="SimSun" w:cs="Times New Roman"/>
+        </w:rPr>
+        <w:t>蒸气压随温度</w:t>
+      </w:r>
+      <w:r>
+        <w:rPr>
+          <w:rFonts w:hint="eastAsia" w:ascii="Times New Roman" w:hAnsi="Times New Roman" w:eastAsia="Times New Roman" w:cs="Times New Roman"/>
+        </w:rPr>
+        <w:t>）·</w:t>
+      </w:r>
+      <w:r>
+        <w:rPr>
+          <w:rFonts w:ascii="Times New Roman" w:hAnsi="Times New Roman" w:eastAsia="Times New Roman" w:cs="Times New Roman"/>
+        </w:rPr>
+        <w:t xml:space="preserve"> </w:t>
+      </w:r>
+      <w:r>
+        <w:rPr>
+          <w:rFonts w:hint="eastAsia" w:ascii="Times New Roman" w:hAnsi="Times New Roman" w:eastAsia="Times New Roman" w:cs="Times New Roman"/>
+        </w:rPr>
+        <w:t>Arrhenius（</w:t>
+      </w:r>
+      <w:r>
+        <w:rPr>
+          <w:rFonts w:hint="eastAsia" w:ascii="Times New Roman" w:hAnsi="Times New Roman" w:eastAsia="SimSun" w:cs="Times New Roman"/>
+        </w:rPr>
+        <w:t>速率随温度</w:t>
+      </w:r>
+      <w:r>
+        <w:rPr>
+          <w:rFonts w:hint="eastAsia" w:ascii="Times New Roman" w:hAnsi="Times New Roman" w:eastAsia="Times New Roman" w:cs="Times New Roman"/>
+        </w:rPr>
+        <w:t>）。</w:t>
+      </w:r>
+      <w:r>
+        <w:rPr>
+          <w:rFonts w:hint="eastAsia" w:ascii="Times New Roman" w:hAnsi="Times New Roman" w:eastAsia="SimSun" w:cs="Times New Roman"/>
+        </w:rPr>
+        <w:t>三者形式同构</w:t>
+      </w:r>
+      <w:r>
+        <w:rPr>
+          <w:rFonts w:hint="eastAsia" w:ascii="Times New Roman" w:hAnsi="Times New Roman" w:eastAsia="Times New Roman" w:cs="Times New Roman"/>
+        </w:rPr>
+        <w:t>，</w:t>
+      </w:r>
+      <w:r>
+        <w:rPr>
+          <w:rFonts w:hint="eastAsia" w:ascii="Times New Roman" w:hAnsi="Times New Roman" w:eastAsia="SimSun" w:cs="Times New Roman"/>
+        </w:rPr>
+        <w:t>识别</w:t>
+      </w:r>
+      <w:r>
+        <w:rPr>
+          <w:rFonts w:hint="eastAsia" w:ascii="Times New Roman" w:hAnsi="Times New Roman" w:eastAsia="Times New Roman" w:cs="Times New Roman"/>
+        </w:rPr>
+        <w:t>”</w:t>
+      </w:r>
+      <w:r>
+        <w:rPr>
+          <w:rFonts w:hint="eastAsia" w:ascii="Times New Roman" w:hAnsi="Times New Roman" w:eastAsia="SimSun" w:cs="Times New Roman"/>
+        </w:rPr>
+        <w:t>题目问的是</w:t>
+      </w:r>
+      <w:r>
+        <w:rPr>
+          <w:rFonts w:ascii="Times New Roman" w:hAnsi="Times New Roman" w:eastAsia="Times New Roman" w:cs="Times New Roman"/>
+        </w:rPr>
+        <w:t xml:space="preserve"> </w:t>
+      </w:r>
+      <m:oMath>
+        <m:r>
+          <m:t>K</m:t>
+        </m:r>
+      </m:oMath>
+      <w:r>
+        <w:rPr>
+          <w:rFonts w:ascii="Times New Roman" w:hAnsi="Times New Roman" w:eastAsia="Times New Roman" w:cs="Times New Roman"/>
+        </w:rPr>
+        <w:t xml:space="preserve">、</w:t>
+      </w:r>
+      <m:oMath>
+        <m:r>
+          <m:t>p</m:t>
+        </m:r>
+      </m:oMath>
+      <w:r>
+        <w:rPr>
+          <w:rFonts w:ascii="Times New Roman" w:hAnsi="Times New Roman" w:eastAsia="Times New Roman" w:cs="Times New Roman"/>
+        </w:rPr>
+        <w:t xml:space="preserve"> </w:t>
+      </w:r>
+      <w:r>
+        <w:rPr>
+          <w:rFonts w:hint="eastAsia" w:ascii="Times New Roman" w:hAnsi="Times New Roman" w:eastAsia="SimSun" w:cs="Times New Roman"/>
+        </w:rPr>
+        <w:t xml:space="preserve">还是</w:t>
+      </w:r>
+      <w:r>
+        <w:rPr>
+          <w:rFonts w:ascii="Times New Roman" w:hAnsi="Times New Roman" w:eastAsia="Times New Roman" w:cs="Times New Roman"/>
+        </w:rPr>
+        <w:t xml:space="preserve"> </w:t>
+      </w:r>
+      <m:oMath>
+        <m:r>
+          <m:t>k</m:t>
+        </m:r>
+      </m:oMath>
+      <w:r>
+        <w:rPr>
+          <w:rFonts w:hint="eastAsia" w:ascii="Times New Roman" w:hAnsi="Times New Roman" w:eastAsia="Times New Roman" w:cs="Times New Roman"/>
+        </w:rPr>
+        <w:t>“</w:t>
+      </w:r>
+      <w:r>
+        <w:rPr>
+          <w:rFonts w:hint="eastAsia" w:ascii="Times New Roman" w:hAnsi="Times New Roman" w:eastAsia="SimSun" w:cs="Times New Roman"/>
+        </w:rPr>
+        <w:t>是第一步</w:t>
+      </w:r>
+      <w:r>
+        <w:rPr>
+          <w:rFonts w:hint="eastAsia" w:ascii="Times New Roman" w:hAnsi="Times New Roman" w:eastAsia="Times New Roman" w:cs="Times New Roman"/>
+        </w:rPr>
+        <w:t>。</w:t>
+      </w:r>
+    </w:p>
+    <w:bookmarkEnd w:id="12"/>
+    <w:bookmarkStart w:id="13" w:name="clausius-clapeyron-方程蒸气压随温度变化"/>
+    <w:p>
+      <w:pPr>
+        <w:pStyle w:val="Heading3"/>
+        <w:spacing w:before="280" w:after="120"/>
+      </w:pPr>
+      <w:r>
+        <w:rPr>
+          <w:rFonts w:ascii="Times New Roman" w:hAnsi="Times New Roman" w:eastAsia="Times New Roman" w:cs="Times New Roman"/>
+        </w:rPr>
+        <w:t xml:space="preserve">〇.3 Clausius-Clapeyron </w:t>
+      </w:r>
+      <w:r>
+        <w:rPr>
+          <w:rFonts w:hint="eastAsia" w:ascii="Times New Roman" w:hAnsi="Times New Roman" w:eastAsia="SimHei" w:cs="Times New Roman"/>
+        </w:rPr>
+        <w:t>方程</w:t>
+      </w:r>
+      <w:r>
+        <w:rPr>
+          <w:rFonts w:hint="eastAsia" w:ascii="Times New Roman" w:hAnsi="Times New Roman" w:eastAsia="Times New Roman" w:cs="Times New Roman"/>
+        </w:rPr>
+        <w:t>——</w:t>
+      </w:r>
+      <w:r>
+        <w:rPr>
+          <w:rFonts w:hint="eastAsia" w:ascii="Times New Roman" w:hAnsi="Times New Roman" w:eastAsia="SimHei" w:cs="Times New Roman"/>
+        </w:rPr>
+        <w:t>蒸气压随温度变化</w:t>
+      </w:r>
+    </w:p>
+    <w:p>
+      <w:pPr>
+        <w:pStyle w:val="FirstParagraph"/>
+      </w:pPr>
+      <m:oMathPara>
+        <m:oMathParaPr>
+          <m:jc m:val="center"/>
+          <m:ctrlPr>
+            <w:rPr>
+              <w:sz w:val="28"/>
+              <w:szCs w:val="28"/>
+            </w:rPr>
+          </m:ctrlPr>
+        </m:oMathParaPr>
+        <m:oMath>
+          <m:f>
+            <m:fPr>
+              <m:type m:val="bar"/>
+            </m:fPr>
+            <m:num>
+              <m:r>
+                <m:rPr>
+                  <m:sty m:val="p"/>
+                </m:rPr>
+                <m:t>d</m:t>
+              </m:r>
+              <m:r>
+                <m:rPr>
+                  <m:sty m:val="p"/>
+                </m:rPr>
+                <m:t>ln</m:t>
+              </m:r>
+              <m:r>
+                <m:t>p</m:t>
+              </m:r>
+            </m:num>
+            <m:den>
+              <m:r>
+                <m:rPr>
+                  <m:sty m:val="p"/>
+                </m:rPr>
+                <m:t>d</m:t>
+              </m:r>
+              <m:r>
+                <m:rPr>
+                  <m:sty m:val="p"/>
+                </m:rPr>
+                <m:t>(</m:t>
+              </m:r>
+              <m:r>
+                <m:t>1</m:t>
+              </m:r>
+              <m:r>
+                <m:rPr>
+                  <m:sty m:val="p"/>
+                </m:rPr>
+                <m:t>/</m:t>
+              </m:r>
+              <m:r>
+                <m:t>T</m:t>
+              </m:r>
+              <m:r>
+                <m:rPr>
+                  <m:sty m:val="p"/>
+                </m:rPr>
+                <m:t>)</m:t>
+              </m:r>
+            </m:den>
+          </m:f>
+          <m:r>
+            <m:rPr>
+              <m:sty m:val="p"/>
+            </m:rPr>
+            <m:t>=</m:t>
+          </m:r>
+          <m:r>
+            <m:rPr>
+              <m:sty m:val="p"/>
+            </m:rPr>
+            <m:t>−</m:t>
+          </m:r>
+          <m:f>
+            <m:fPr>
+              <m:type m:val="bar"/>
+            </m:fPr>
+            <m:num>
+              <m:r>
+                <m:rPr>
+                  <m:sty m:val="p"/>
+                </m:rPr>
+                <m:t>Δ</m:t>
+              </m:r>
+              <m:sSub>
+                <m:e>
+                  <m:r>
+                    <m:t>H</m:t>
+                  </m:r>
+                </m:e>
+                <m:sub>
+                  <m:r>
+                    <m:rPr>
+                      <m:nor/>
+                      <m:sty m:val="p"/>
+                    </m:rPr>
+                    <m:t>vap</m:t>
+                  </m:r>
+                </m:sub>
+              </m:sSub>
+            </m:num>
+            <m:den>
+              <m:r>
+                <m:t>R</m:t>
+              </m:r>
+            </m:den>
+          </m:f>
+          <m:r>
+            <m:t>  </m:t>
+          </m:r>
+          <m:r>
+            <m:rPr>
+              <m:sty m:val="p"/>
+            </m:rPr>
+            <m:t>⇒</m:t>
+          </m:r>
+          <m:r>
+            <m:t>  </m:t>
+          </m:r>
+          <m:r>
+            <m:rPr>
+              <m:sty m:val="p"/>
+            </m:rPr>
+            <m:t>ln</m:t>
+          </m:r>
+          <m:f>
+            <m:fPr>
+              <m:type m:val="bar"/>
+            </m:fPr>
+            <m:num>
+              <m:sSub>
+                <m:e>
+                  <m:r>
+                    <m:t>p</m:t>
+                  </m:r>
+                </m:e>
+                <m:sub>
+                  <m:r>
+                    <m:t>2</m:t>
+                  </m:r>
+                </m:sub>
+              </m:sSub>
+            </m:num>
+            <m:den>
+              <m:sSub>
+                <m:e>
+                  <m:r>
+                    <m:t>p</m:t>
+                  </m:r>
+                </m:e>
+                <m:sub>
+                  <m:r>
+                    <m:t>1</m:t>
+                  </m:r>
+                </m:sub>
+              </m:sSub>
+            </m:den>
+          </m:f>
+          <m:r>
+            <m:rPr>
+              <m:sty m:val="p"/>
+            </m:rPr>
+            <m:t>=</m:t>
+          </m:r>
+          <m:r>
+            <m:rPr>
+              <m:sty m:val="p"/>
+            </m:rPr>
+            <m:t>−</m:t>
+          </m:r>
+          <m:f>
+            <m:fPr>
+              <m:type m:val="bar"/>
+            </m:fPr>
+            <m:num>
+              <m:r>
+                <m:rPr>
+                  <m:sty m:val="p"/>
+                </m:rPr>
+                <m:t>Δ</m:t>
+              </m:r>
+              <m:sSub>
+                <m:e>
+                  <m:r>
+                    <m:t>H</m:t>
+                  </m:r>
+                </m:e>
+                <m:sub>
+                  <m:r>
+                    <m:rPr>
+                      <m:nor/>
+                      <m:sty m:val="p"/>
+                    </m:rPr>
+                    <m:t>vap</m:t>
+                  </m:r>
+                </m:sub>
+              </m:sSub>
+            </m:num>
+            <m:den>
+              <m:r>
+                <m:t>R</m:t>
+              </m:r>
+            </m:den>
+          </m:f>
+          <m:d>
+            <m:dPr>
+              <m:begChr m:val="("/>
+              <m:sepChr m:val=""/>
+              <m:endChr m:val=")"/>
+              <m:grow/>
+            </m:dPr>
+            <m:e>
+              <m:f>
+                <m:fPr>
+                  <m:type m:val="bar"/>
+                </m:fPr>
+                <m:num>
+                  <m:r>
+                    <m:t>1</m:t>
+                  </m:r>
+                </m:num>
+                <m:den>
+                  <m:sSub>
+                    <m:e>
+                      <m:r>
+                        <m:t>T</m:t>
+                      </m:r>
+                    </m:e>
+                    <m:sub>
+                      <m:r>
+                        <m:t>2</m:t>
+                      </m:r>
+                    </m:sub>
+                  </m:sSub>
+                </m:den>
+              </m:f>
+              <m:r>
+                <m:rPr>
+                  <m:sty m:val="p"/>
+                </m:rPr>
+                <m:t>−</m:t>
+              </m:r>
+              <m:f>
+                <m:fPr>
+                  <m:type m:val="bar"/>
+                </m:fPr>
+                <m:num>
+                  <m:r>
+                    <m:t>1</m:t>
+                  </m:r>
+                </m:num>
+                <m:den>
+                  <m:sSub>
+                    <m:e>
+                      <m:r>
+                        <m:t>T</m:t>
+                      </m:r>
+                    </m:e>
+                    <m:sub>
+                      <m:r>
+                        <m:t>1</m:t>
+                      </m:r>
+                    </m:sub>
+                  </m:sSub>
+                </m:den>
+              </m:f>
+            </m:e>
+          </m:d>
+        </m:oMath>
+      </m:oMathPara>
+    </w:p>
+    <w:p>
+      <w:pPr>
+        <w:pStyle w:val="Compact"/>
+        <w:numPr>
+          <w:ilvl w:val="0"/>
+          <w:numId w:val="1002"/>
+        </w:numPr>
+      </w:pPr>
+      <w:r>
+        <w:rPr>
+          <w:rFonts w:hint="eastAsia" w:ascii="Times New Roman" w:hAnsi="Times New Roman" w:eastAsia="SimSun" w:cs="Times New Roman"/>
+        </w:rPr>
+        <w:t>单组分两相平衡</w:t>
+      </w:r>
+      <w:r>
+        <w:rPr>
+          <w:rFonts w:hint="eastAsia" w:ascii="Times New Roman" w:hAnsi="Times New Roman" w:eastAsia="Times New Roman" w:cs="Times New Roman"/>
+        </w:rPr>
+        <w:t>，</w:t>
+      </w:r>
+      <m:oMath>
+        <m:r>
+          <m:t>p</m:t>
+        </m:r>
+      </m:oMath>
+      <w:r>
+        <w:rPr>
+          <w:rFonts w:ascii="Times New Roman" w:hAnsi="Times New Roman" w:eastAsia="Times New Roman" w:cs="Times New Roman"/>
+        </w:rPr>
+        <w:t xml:space="preserve"> </w:t>
+      </w:r>
+      <w:r>
+        <w:rPr>
+          <w:rFonts w:hint="eastAsia" w:ascii="Times New Roman" w:hAnsi="Times New Roman" w:eastAsia="SimSun" w:cs="Times New Roman"/>
+        </w:rPr>
+        <w:t>为饱和蒸气压</w:t>
+      </w:r>
+      <w:r>
+        <w:rPr>
+          <w:rFonts w:hint="eastAsia" w:ascii="Times New Roman" w:hAnsi="Times New Roman" w:eastAsia="Times New Roman" w:cs="Times New Roman"/>
+        </w:rPr>
+        <w:t>，</w:t>
+      </w:r>
+      <m:oMath>
+        <m:r>
+          <m:rPr>
+            <m:sty m:val="p"/>
+          </m:rPr>
+          <m:t>Δ</m:t>
+        </m:r>
+        <m:sSub>
+          <m:e>
+            <m:r>
+              <m:t>H</m:t>
+            </m:r>
+          </m:e>
+          <m:sub>
+            <m:r>
+              <m:rPr>
+                <m:nor/>
+                <m:sty m:val="p"/>
+              </m:rPr>
+              <m:t>vap</m:t>
+            </m:r>
+          </m:sub>
+        </m:sSub>
+      </m:oMath>
+      <w:r>
+        <w:rPr>
+          <w:rFonts w:ascii="Times New Roman" w:hAnsi="Times New Roman" w:eastAsia="Times New Roman" w:cs="Times New Roman"/>
+        </w:rPr>
+        <w:t xml:space="preserve"> </w:t>
+      </w:r>
+      <w:r>
+        <w:rPr>
+          <w:rFonts w:hint="eastAsia" w:ascii="Times New Roman" w:hAnsi="Times New Roman" w:eastAsia="SimSun" w:cs="Times New Roman"/>
+        </w:rPr>
+        <w:t>为蒸发热</w:t>
+      </w:r>
+      <w:r>
+        <w:rPr>
+          <w:rFonts w:hint="eastAsia" w:ascii="Times New Roman" w:hAnsi="Times New Roman" w:eastAsia="Times New Roman" w:cs="Times New Roman"/>
+        </w:rPr>
+        <w:t>。</w:t>
+      </w:r>
+    </w:p>
+    <w:p>
+      <w:pPr>
+        <w:pStyle w:val="Compact"/>
+        <w:numPr>
+          <w:ilvl w:val="0"/>
+          <w:numId w:val="1002"/>
+        </w:numPr>
+      </w:pPr>
+      <w:r>
+        <w:rPr>
+          <w:rFonts w:hint="eastAsia" w:ascii="Times New Roman" w:hAnsi="Times New Roman" w:eastAsia="SimSun" w:cs="Times New Roman"/>
+          <w:b/>
+          <w:bCs/>
+        </w:rPr>
+        <w:t xml:space="preserve">竞赛应用</w:t>
+      </w:r>
+      <w:r>
+        <w:rPr>
+          <w:rFonts w:hint="eastAsia" w:ascii="Times New Roman" w:hAnsi="Times New Roman" w:eastAsia="Times New Roman" w:cs="Times New Roman"/>
+        </w:rPr>
+        <w:t>：</w:t>
+      </w:r>
+      <w:r>
+        <w:rPr>
+          <w:rFonts w:hint="eastAsia" w:ascii="Times New Roman" w:hAnsi="Times New Roman" w:eastAsia="SimSun" w:cs="Times New Roman"/>
+        </w:rPr>
+        <w:t>由两组蒸气压</w:t>
+      </w:r>
+      <w:r>
+        <w:rPr>
+          <w:rFonts w:hint="eastAsia" w:ascii="Times New Roman" w:hAnsi="Times New Roman" w:eastAsia="Times New Roman" w:cs="Times New Roman"/>
+        </w:rPr>
+        <w:t>-</w:t>
+      </w:r>
+      <w:r>
+        <w:rPr>
+          <w:rFonts w:hint="eastAsia" w:ascii="Times New Roman" w:hAnsi="Times New Roman" w:eastAsia="SimSun" w:cs="Times New Roman"/>
+        </w:rPr>
+        <w:t>温度数据求</w:t>
+      </w:r>
+      <w:r>
+        <w:rPr>
+          <w:rFonts w:ascii="Times New Roman" w:hAnsi="Times New Roman" w:eastAsia="Times New Roman" w:cs="Times New Roman"/>
+        </w:rPr>
+        <w:t xml:space="preserve"> </w:t>
+      </w:r>
+      <m:oMath>
+        <m:r>
+          <m:rPr>
+            <m:sty m:val="p"/>
+          </m:rPr>
+          <m:t>Δ</m:t>
+        </m:r>
+        <m:sSub>
+          <m:e>
+            <m:r>
+              <m:t>H</m:t>
+            </m:r>
+          </m:e>
+          <m:sub>
+            <m:r>
+              <m:rPr>
+                <m:nor/>
+                <m:sty m:val="p"/>
+              </m:rPr>
+              <m:t>vap</m:t>
+            </m:r>
+          </m:sub>
+        </m:sSub>
+      </m:oMath>
+      <w:r>
+        <w:rPr>
+          <w:rFonts w:hint="eastAsia" w:ascii="Times New Roman" w:hAnsi="Times New Roman" w:eastAsia="Times New Roman" w:cs="Times New Roman"/>
+        </w:rPr>
+        <w:t>；</w:t>
+      </w:r>
+      <w:r>
+        <w:rPr>
+          <w:rFonts w:hint="eastAsia" w:ascii="Times New Roman" w:hAnsi="Times New Roman" w:eastAsia="SimSun" w:cs="Times New Roman"/>
+        </w:rPr>
+        <w:t>求某海拔</w:t>
+      </w:r>
+      <w:r>
+        <w:rPr>
+          <w:rFonts w:hint="eastAsia" w:ascii="Times New Roman" w:hAnsi="Times New Roman" w:eastAsia="Times New Roman" w:cs="Times New Roman"/>
+        </w:rPr>
+        <w:t>/</w:t>
+      </w:r>
+      <w:r>
+        <w:rPr>
+          <w:rFonts w:hint="eastAsia" w:ascii="Times New Roman" w:hAnsi="Times New Roman" w:eastAsia="SimSun" w:cs="Times New Roman"/>
+        </w:rPr>
+        <w:t>外压下的沸点</w:t>
+      </w:r>
+      <w:r>
+        <w:rPr>
+          <w:rFonts w:hint="eastAsia" w:ascii="Times New Roman" w:hAnsi="Times New Roman" w:eastAsia="Times New Roman" w:cs="Times New Roman"/>
+        </w:rPr>
+        <w:t>（</w:t>
+      </w:r>
+      <w:r>
+        <w:rPr>
+          <w:rFonts w:hint="eastAsia" w:ascii="Times New Roman" w:hAnsi="Times New Roman" w:eastAsia="SimSun" w:cs="Times New Roman"/>
+        </w:rPr>
+        <w:t>如珠峰顶水沸点约</w:t>
+      </w:r>
+      <w:r>
+        <w:rPr>
+          <w:rFonts w:ascii="Times New Roman" w:hAnsi="Times New Roman" w:eastAsia="Times New Roman" w:cs="Times New Roman"/>
+        </w:rPr>
+        <w:t xml:space="preserve"> </w:t>
+      </w:r>
+      <w:r>
+        <w:rPr>
+          <w:rFonts w:hint="eastAsia" w:ascii="Times New Roman" w:hAnsi="Times New Roman" w:eastAsia="Times New Roman" w:cs="Times New Roman"/>
+        </w:rPr>
+        <w:t xml:space="preserve">71°C）。</w:t>
+      </w:r>
+    </w:p>
+    <w:p>
+      <w:pPr>
+        <w:pStyle w:val="Compact"/>
+        <w:numPr>
+          <w:ilvl w:val="0"/>
+          <w:numId w:val="1002"/>
+        </w:numPr>
+      </w:pPr>
+      <w:r>
+        <w:rPr>
+          <w:rFonts w:hint="eastAsia" w:ascii="Times New Roman" w:hAnsi="Times New Roman" w:eastAsia="SimSun" w:cs="Times New Roman"/>
+          <w:b/>
+          <w:bCs/>
+        </w:rPr>
+        <w:t xml:space="preserve">假设</w:t>
+      </w:r>
+      <w:r>
+        <w:rPr>
+          <w:rFonts w:hint="eastAsia" w:ascii="Times New Roman" w:hAnsi="Times New Roman" w:eastAsia="Times New Roman" w:cs="Times New Roman"/>
+        </w:rPr>
+        <w:t xml:space="preserve">：</w:t>
+      </w:r>
+      <m:oMath>
+        <m:r>
+          <m:rPr>
+            <m:sty m:val="p"/>
+          </m:rPr>
+          <m:t>Δ</m:t>
+        </m:r>
+        <m:sSub>
+          <m:e>
+            <m:r>
+              <m:t>H</m:t>
+            </m:r>
+          </m:e>
+          <m:sub>
+            <m:r>
+              <m:rPr>
+                <m:nor/>
+                <m:sty m:val="p"/>
+              </m:rPr>
+              <m:t>vap</m:t>
+            </m:r>
+          </m:sub>
+        </m:sSub>
+      </m:oMath>
+      <w:r>
+        <w:rPr>
+          <w:rFonts w:ascii="Times New Roman" w:hAnsi="Times New Roman" w:eastAsia="Times New Roman" w:cs="Times New Roman"/>
+        </w:rPr>
+        <w:t xml:space="preserve"> </w:t>
+      </w:r>
+      <w:r>
+        <w:rPr>
+          <w:rFonts w:hint="eastAsia" w:ascii="Times New Roman" w:hAnsi="Times New Roman" w:eastAsia="SimSun" w:cs="Times New Roman"/>
+        </w:rPr>
+        <w:t>不随温度变化</w:t>
+      </w:r>
+      <w:r>
+        <w:rPr>
+          <w:rFonts w:hint="eastAsia" w:ascii="Times New Roman" w:hAnsi="Times New Roman" w:eastAsia="Times New Roman" w:cs="Times New Roman"/>
+        </w:rPr>
+        <w:t>（</w:t>
+      </w:r>
+      <w:r>
+        <w:rPr>
+          <w:rFonts w:hint="eastAsia" w:ascii="Times New Roman" w:hAnsi="Times New Roman" w:eastAsia="SimSun" w:cs="Times New Roman"/>
+        </w:rPr>
+        <w:t>实际有偏差</w:t>
+      </w:r>
+      <w:r>
+        <w:rPr>
+          <w:rFonts w:hint="eastAsia" w:ascii="Times New Roman" w:hAnsi="Times New Roman" w:eastAsia="Times New Roman" w:cs="Times New Roman"/>
+        </w:rPr>
+        <w:t>，</w:t>
+      </w:r>
+      <w:r>
+        <w:rPr>
+          <w:rFonts w:hint="eastAsia" w:ascii="Times New Roman" w:hAnsi="Times New Roman" w:eastAsia="SimSun" w:cs="Times New Roman"/>
+        </w:rPr>
+        <w:t>竞赛默认成立</w:t>
+      </w:r>
+      <w:r>
+        <w:rPr>
+          <w:rFonts w:hint="eastAsia" w:ascii="Times New Roman" w:hAnsi="Times New Roman" w:eastAsia="Times New Roman" w:cs="Times New Roman"/>
+        </w:rPr>
+        <w:t>）。</w:t>
+      </w:r>
+    </w:p>
+    <w:bookmarkEnd w:id="13"/>
+    <w:bookmarkStart w:id="14" w:name="依数性综合只看粒子数不看粒子是什么"/>
+    <w:p>
+      <w:pPr>
+        <w:pStyle w:val="Heading3"/>
+        <w:spacing w:before="280" w:after="120"/>
+      </w:pPr>
+      <w:r>
+        <w:rPr>
+          <w:rFonts w:ascii="Times New Roman" w:hAnsi="Times New Roman" w:eastAsia="Times New Roman" w:cs="Times New Roman"/>
+        </w:rPr>
+        <w:t xml:space="preserve">〇.4 </w:t>
+      </w:r>
+      <w:r>
+        <w:rPr>
+          <w:rFonts w:hint="eastAsia" w:ascii="Times New Roman" w:hAnsi="Times New Roman" w:eastAsia="SimHei" w:cs="Times New Roman"/>
+        </w:rPr>
+        <w:t>依数性综合</w:t>
+      </w:r>
+      <w:r>
+        <w:rPr>
+          <w:rFonts w:hint="eastAsia" w:ascii="Times New Roman" w:hAnsi="Times New Roman" w:eastAsia="Times New Roman" w:cs="Times New Roman"/>
+        </w:rPr>
+        <w:t>——</w:t>
+      </w:r>
+      <w:r>
+        <w:rPr>
+          <w:rFonts w:hint="eastAsia" w:ascii="Times New Roman" w:hAnsi="Times New Roman" w:eastAsia="Times New Roman" w:cs="Times New Roman"/>
+        </w:rPr>
+        <w:t>“</w:t>
+      </w:r>
+      <w:r>
+        <w:rPr>
+          <w:rFonts w:hint="eastAsia" w:ascii="Times New Roman" w:hAnsi="Times New Roman" w:eastAsia="SimHei" w:cs="Times New Roman"/>
+        </w:rPr>
+        <w:t>只看粒子数</w:t>
+      </w:r>
+      <w:r>
+        <w:rPr>
+          <w:rFonts w:hint="eastAsia" w:ascii="Times New Roman" w:hAnsi="Times New Roman" w:eastAsia="Times New Roman" w:cs="Times New Roman"/>
+        </w:rPr>
+        <w:t>，</w:t>
+      </w:r>
+      <w:r>
+        <w:rPr>
+          <w:rFonts w:hint="eastAsia" w:ascii="Times New Roman" w:hAnsi="Times New Roman" w:eastAsia="SimHei" w:cs="Times New Roman"/>
+        </w:rPr>
+        <w:t>不看粒子是什么</w:t>
+      </w:r>
+      <w:r>
+        <w:rPr>
+          <w:rFonts w:hint="eastAsia" w:ascii="Times New Roman" w:hAnsi="Times New Roman" w:eastAsia="Times New Roman" w:cs="Times New Roman"/>
+        </w:rPr>
+        <w:t>”</w:t>
+      </w:r>
+    </w:p>
+    <w:p>
+      <w:pPr>
+        <w:pStyle w:val="FirstParagraph"/>
+        <w:spacing w:after="80"/>
+      </w:pPr>
+      <w:r>
+        <w:rPr>
+          <w:rFonts w:hint="eastAsia" w:ascii="Times New Roman" w:hAnsi="Times New Roman" w:eastAsia="SimSun" w:cs="Times New Roman"/>
+        </w:rPr>
+        <w:t>四种依数性由同一根源</w:t>
+      </w:r>
+      <w:r>
+        <w:rPr>
+          <w:rFonts w:hint="eastAsia" w:ascii="Times New Roman" w:hAnsi="Times New Roman" w:eastAsia="Times New Roman" w:cs="Times New Roman"/>
+        </w:rPr>
+        <w:t>（</w:t>
+      </w:r>
+      <w:r>
+        <w:rPr>
+          <w:rFonts w:hint="eastAsia" w:ascii="Times New Roman" w:hAnsi="Times New Roman" w:eastAsia="SimSun" w:cs="Times New Roman"/>
+        </w:rPr>
+        <w:t>蒸气压下降</w:t>
+      </w:r>
+      <w:r>
+        <w:rPr>
+          <w:rFonts w:hint="eastAsia" w:ascii="Times New Roman" w:hAnsi="Times New Roman" w:eastAsia="Times New Roman" w:cs="Times New Roman"/>
+        </w:rPr>
+        <w:t>）</w:t>
+      </w:r>
+      <w:r>
+        <w:rPr>
+          <w:rFonts w:hint="eastAsia" w:ascii="Times New Roman" w:hAnsi="Times New Roman" w:eastAsia="SimSun" w:cs="Times New Roman"/>
+        </w:rPr>
+        <w:t>推出</w:t>
+      </w:r>
+      <w:r>
+        <w:rPr>
+          <w:rFonts w:hint="eastAsia" w:ascii="Times New Roman" w:hAnsi="Times New Roman" w:eastAsia="Times New Roman" w:cs="Times New Roman"/>
+        </w:rPr>
+        <w:t>：</w:t>
+      </w:r>
+    </w:p>
+    <w:tbl>
+      <w:tblPr>
+        <w:tblStyle w:val="Table"/>
+        <w:tblW w:type="pct" w:w="5000"/>
+        <w:tblLayout w:type="fixed"/>
+        <w:tblLook w:firstRow="1" w:lastRow="0" w:firstColumn="0" w:lastColumn="0" w:noHBand="0" w:noVBand="0" w:val="0020"/>
+      </w:tblPr>
+      <w:tblGrid>
+        <w:gridCol w:w="2640"/>
+        <w:gridCol w:w="2640"/>
+        <w:gridCol w:w="2640"/>
+      </w:tblGrid>
+      <w:tr>
+        <w:trPr>
+          <w:tblHeader w:val="on"/>
+        </w:trPr>
+        <w:tc>
+          <w:tcPr/>
+          <w:p>
+            <w:pPr>
+              <w:pStyle w:val="Compact"/>
+              <w:jc w:val="center"/>
+            </w:pPr>
+            <w:r>
+              <w:rPr>
+                <w:rFonts w:hint="eastAsia" w:ascii="Times New Roman" w:hAnsi="Times New Roman" w:eastAsia="SimHei" w:cs="Times New Roman"/>
+                <w:b/>
+              </w:rPr>
+              <w:t xml:space="preserve">依数性</w:t>
+            </w:r>
+          </w:p>
+        </w:tc>
+        <w:tc>
+          <w:tcPr/>
+          <w:p>
+            <w:pPr>
+              <w:pStyle w:val="Compact"/>
+              <w:jc w:val="center"/>
+            </w:pPr>
+            <w:r>
+              <w:rPr>
+                <w:rFonts w:hint="eastAsia" w:ascii="Times New Roman" w:hAnsi="Times New Roman" w:eastAsia="SimHei" w:cs="Times New Roman"/>
+                <w:b/>
+              </w:rPr>
+              <w:t xml:space="preserve">公式</w:t>
+            </w:r>
+          </w:p>
+        </w:tc>
+        <w:tc>
+          <w:tcPr/>
+          <w:p>
+            <w:pPr>
+              <w:pStyle w:val="Compact"/>
+              <w:jc w:val="center"/>
+            </w:pPr>
+            <w:r>
+              <w:rPr>
+                <w:rFonts w:hint="eastAsia" w:ascii="Times New Roman" w:hAnsi="Times New Roman" w:eastAsia="SimHei" w:cs="Times New Roman"/>
+                <w:b/>
+              </w:rPr>
+              <w:t xml:space="preserve">竞赛要点</w:t>
+            </w:r>
+          </w:p>
+        </w:tc>
+      </w:tr>
+      <w:tr>
+        <w:tc>
+          <w:tcPr/>
+          <w:p>
+            <w:pPr>
+              <w:pStyle w:val="Compact"/>
+              <w:jc w:val="center"/>
+            </w:pPr>
+            <w:r>
+              <w:rPr>
+                <w:rFonts w:hint="eastAsia" w:ascii="Times New Roman" w:hAnsi="Times New Roman" w:eastAsia="SimSun" w:cs="Times New Roman"/>
+              </w:rPr>
+              <w:t xml:space="preserve">蒸气压下降</w:t>
+            </w:r>
+          </w:p>
+        </w:tc>
+        <w:tc>
+          <w:tcPr/>
+          <w:p>
+            <w:pPr>
+              <w:pStyle w:val="Compact"/>
+              <w:jc w:val="center"/>
+            </w:pPr>
+            <m:oMath>
+              <m:r>
+                <m:rPr>
+                  <m:sty m:val="p"/>
+                </m:rPr>
+                <m:t>Δ</m:t>
+              </m:r>
+              <m:r>
+                <m:t>p</m:t>
+              </m:r>
+              <m:r>
+                <m:rPr>
+                  <m:sty m:val="p"/>
+                </m:rPr>
+                <m:t>=</m:t>
+              </m:r>
+              <m:sSubSup>
+                <m:e>
+                  <m:r>
+                    <m:t>p</m:t>
+                  </m:r>
+                </m:e>
+                <m:sub>
+                  <m:r>
+                    <m:t>A</m:t>
+                  </m:r>
+                </m:sub>
+                <m:sup>
+                  <m:r>
+                    <m:t>θ</m:t>
+                  </m:r>
+                </m:sup>
+              </m:sSubSup>
+              <m:sSub>
+                <m:e>
+                  <m:r>
+                    <m:t>x</m:t>
+                  </m:r>
+                </m:e>
+                <m:sub>
+                  <m:r>
+                    <m:t>B</m:t>
+                  </m:r>
+                </m:sub>
+              </m:sSub>
+            </m:oMath>
+            <w:r>
+              <w:rPr>
+                <w:rFonts w:hint="eastAsia" w:ascii="Times New Roman" w:hAnsi="Times New Roman" w:eastAsia="Times New Roman" w:cs="Times New Roman"/>
+              </w:rPr>
+              <w:t xml:space="preserve">（Raoult）</w:t>
+            </w:r>
+          </w:p>
+        </w:tc>
+        <w:tc>
+          <w:tcPr/>
+          <w:p>
+            <w:pPr>
+              <w:pStyle w:val="Compact"/>
+              <w:jc w:val="center"/>
+            </w:pPr>
+            <w:r>
+              <w:rPr>
+                <w:rFonts w:hint="eastAsia" w:ascii="Times New Roman" w:hAnsi="Times New Roman" w:eastAsia="SimSun" w:cs="Times New Roman"/>
+              </w:rPr>
+              <w:t xml:space="preserve">稀溶液溶剂蒸气压</w:t>
+            </w:r>
+            <w:r>
+              <w:rPr>
+                <w:rFonts w:ascii="Times New Roman" w:hAnsi="Times New Roman" w:eastAsia="Times New Roman" w:cs="Times New Roman"/>
+              </w:rPr>
+              <w:t xml:space="preserve"> ∝ </w:t>
+            </w:r>
+            <w:r>
+              <w:rPr>
+                <w:rFonts w:hint="eastAsia" w:ascii="Times New Roman" w:hAnsi="Times New Roman" w:eastAsia="SimSun" w:cs="Times New Roman"/>
+              </w:rPr>
+              <w:t xml:space="preserve">摩尔分数</w:t>
+            </w:r>
+          </w:p>
+        </w:tc>
+      </w:tr>
+      <w:tr>
+        <w:tc>
+          <w:tcPr/>
+          <w:p>
+            <w:pPr>
+              <w:pStyle w:val="Compact"/>
+              <w:jc w:val="center"/>
+            </w:pPr>
+            <w:r>
+              <w:rPr>
+                <w:rFonts w:hint="eastAsia" w:ascii="Times New Roman" w:hAnsi="Times New Roman" w:eastAsia="SimSun" w:cs="Times New Roman"/>
+              </w:rPr>
+              <w:t xml:space="preserve">沸点升高</w:t>
+            </w:r>
+          </w:p>
+        </w:tc>
+        <w:tc>
+          <w:tcPr/>
+          <w:p>
+            <w:pPr>
+              <w:pStyle w:val="Compact"/>
+              <w:jc w:val="center"/>
+            </w:pPr>
+            <m:oMath>
+              <m:r>
+                <m:rPr>
+                  <m:sty m:val="p"/>
+                </m:rPr>
+                <m:t>Δ</m:t>
+              </m:r>
+              <m:sSub>
+                <m:e>
+                  <m:r>
+                    <m:t>T</m:t>
+                  </m:r>
+                </m:e>
+                <m:sub>
+                  <m:r>
+                    <m:t>b</m:t>
+                  </m:r>
+                </m:sub>
+              </m:sSub>
+              <m:r>
+                <m:rPr>
+                  <m:sty m:val="p"/>
+                </m:rPr>
+                <m:t>=</m:t>
+              </m:r>
+              <m:sSub>
+                <m:e>
+                  <m:r>
+                    <m:t>K</m:t>
+                  </m:r>
+                </m:e>
+                <m:sub>
+                  <m:r>
+                    <m:t>b</m:t>
+                  </m:r>
+                </m:sub>
+              </m:sSub>
+              <m:r>
+                <m:t>b</m:t>
+              </m:r>
+            </m:oMath>
+            <w:r>
+              <w:rPr>
+                <w:rFonts w:ascii="Times New Roman" w:hAnsi="Times New Roman" w:eastAsia="Times New Roman" w:cs="Times New Roman"/>
+              </w:rPr>
+              <w:t xml:space="preserve">​</w:t>
+            </w:r>
+          </w:p>
+        </w:tc>
+        <w:tc>
+          <w:tcPr/>
+          <w:p>
+            <w:pPr>
+              <w:pStyle w:val="Compact"/>
+              <w:jc w:val="center"/>
+            </w:pPr>
+            <w:r>
+              <w:rPr>
+                <w:rFonts w:hint="eastAsia" w:ascii="Times New Roman" w:hAnsi="Times New Roman" w:eastAsia="SimSun" w:cs="Times New Roman"/>
+              </w:rPr>
+              <w:t xml:space="preserve">必须用质量摩尔浓度</w:t>
+            </w:r>
+            <w:r>
+              <w:rPr>
+                <w:rFonts w:ascii="Times New Roman" w:hAnsi="Times New Roman" w:eastAsia="Times New Roman" w:cs="Times New Roman"/>
+              </w:rPr>
+              <w:t xml:space="preserve"> </w:t>
+            </w:r>
+            <m:oMath>
+              <m:r>
+                <m:t>b</m:t>
+              </m:r>
+            </m:oMath>
+            <w:r>
+              <w:rPr>
+                <w:rFonts w:hint="eastAsia" w:ascii="Times New Roman" w:hAnsi="Times New Roman" w:eastAsia="Times New Roman" w:cs="Times New Roman"/>
+              </w:rPr>
+              <w:t>，</w:t>
+            </w:r>
+            <w:r>
+              <w:rPr>
+                <w:rFonts w:hint="eastAsia" w:ascii="Times New Roman" w:hAnsi="Times New Roman" w:eastAsia="SimSun" w:cs="Times New Roman"/>
+              </w:rPr>
+              <w:t>非体积摩尔浓度</w:t>
+            </w:r>
+            <w:r>
+              <w:rPr>
+                <w:rFonts w:ascii="Times New Roman" w:hAnsi="Times New Roman" w:eastAsia="Times New Roman" w:cs="Times New Roman"/>
+              </w:rPr>
+              <w:t xml:space="preserve"> </w:t>
+            </w:r>
+            <m:oMath>
+              <m:r>
+                <m:t>c</m:t>
+              </m:r>
+            </m:oMath>
+          </w:p>
+        </w:tc>
+      </w:tr>
+      <w:tr>
+        <w:tc>
+          <w:tcPr/>
+          <w:p>
+            <w:pPr>
+              <w:pStyle w:val="Compact"/>
+              <w:jc w:val="center"/>
+            </w:pPr>
+            <w:r>
+              <w:rPr>
+                <w:rFonts w:hint="eastAsia" w:ascii="Times New Roman" w:hAnsi="Times New Roman" w:eastAsia="SimSun" w:cs="Times New Roman"/>
+              </w:rPr>
+              <w:t xml:space="preserve">凝固点降低</w:t>
+            </w:r>
+          </w:p>
+        </w:tc>
+        <w:tc>
+          <w:tcPr/>
+          <w:p>
+            <w:pPr>
+              <w:pStyle w:val="Compact"/>
+              <w:jc w:val="center"/>
+            </w:pPr>
+            <m:oMath>
+              <m:r>
+                <m:rPr>
+                  <m:sty m:val="p"/>
+                </m:rPr>
+                <m:t>Δ</m:t>
+              </m:r>
+              <m:sSub>
+                <m:e>
+                  <m:r>
+                    <m:t>T</m:t>
+                  </m:r>
+                </m:e>
+                <m:sub>
+                  <m:r>
+                    <m:t>f</m:t>
+                  </m:r>
+                </m:sub>
+              </m:sSub>
+              <m:r>
+                <m:rPr>
+                  <m:sty m:val="p"/>
+                </m:rPr>
+                <m:t>=</m:t>
+              </m:r>
+              <m:sSub>
+                <m:e>
+                  <m:r>
+                    <m:t>K</m:t>
+                  </m:r>
+                </m:e>
+                <m:sub>
+                  <m:r>
+                    <m:t>f</m:t>
+                  </m:r>
+                </m:sub>
+              </m:sSub>
+              <m:r>
+                <m:t>b</m:t>
+              </m:r>
+            </m:oMath>
+            <w:r>
+              <w:rPr>
+                <w:rFonts w:ascii="Times New Roman" w:hAnsi="Times New Roman" w:eastAsia="Times New Roman" w:cs="Times New Roman"/>
+              </w:rPr>
+              <w:t xml:space="preserve">​</w:t>
+            </w:r>
+          </w:p>
+        </w:tc>
+        <w:tc>
+          <w:tcPr/>
+          <w:p>
+            <w:pPr>
+              <w:pStyle w:val="Compact"/>
+              <w:jc w:val="center"/>
+            </w:pPr>
+            <w:r>
+              <w:rPr>
+                <w:rFonts w:hint="eastAsia" w:ascii="Times New Roman" w:hAnsi="Times New Roman" w:eastAsia="SimSun" w:cs="Times New Roman"/>
+              </w:rPr>
+              <w:t xml:space="preserve">优先选</w:t>
+            </w:r>
+            <w:r>
+              <w:rPr>
+                <w:rFonts w:ascii="Times New Roman" w:hAnsi="Times New Roman" w:eastAsia="Times New Roman" w:cs="Times New Roman"/>
+              </w:rPr>
+              <w:t xml:space="preserve"> </w:t>
+            </w:r>
+            <m:oMath>
+              <m:sSub>
+                <m:e>
+                  <m:r>
+                    <m:t>K</m:t>
+                  </m:r>
+                </m:e>
+                <m:sub>
+                  <m:r>
+                    <m:t>f</m:t>
+                  </m:r>
+                </m:sub>
+              </m:sSub>
+            </m:oMath>
+            <w:r>
+              <w:rPr>
+                <w:rFonts w:ascii="Times New Roman" w:hAnsi="Times New Roman" w:eastAsia="Times New Roman" w:cs="Times New Roman"/>
+              </w:rPr>
+              <w:t xml:space="preserve"> </w:t>
+            </w:r>
+            <w:r>
+              <w:rPr>
+                <w:rFonts w:hint="eastAsia" w:ascii="Times New Roman" w:hAnsi="Times New Roman" w:eastAsia="SimSun" w:cs="Times New Roman"/>
+              </w:rPr>
+              <w:t>大的溶剂</w:t>
+            </w:r>
+            <w:r>
+              <w:rPr>
+                <w:rFonts w:hint="eastAsia" w:ascii="Times New Roman" w:hAnsi="Times New Roman" w:eastAsia="Times New Roman" w:cs="Times New Roman"/>
+              </w:rPr>
+              <w:t>（</w:t>
+            </w:r>
+            <w:r>
+              <w:rPr>
+                <w:rFonts w:hint="eastAsia" w:ascii="Times New Roman" w:hAnsi="Times New Roman" w:eastAsia="SimSun" w:cs="Times New Roman"/>
+              </w:rPr>
+              <w:t>水</w:t>
+            </w:r>
+            <w:r>
+              <w:rPr>
+                <w:rFonts w:ascii="Times New Roman" w:hAnsi="Times New Roman" w:eastAsia="Times New Roman" w:cs="Times New Roman"/>
+              </w:rPr>
+              <w:t xml:space="preserve"> </w:t>
+            </w:r>
+            <m:oMath>
+              <m:sSub>
+                <m:e>
+                  <m:r>
+                    <m:t>K</m:t>
+                  </m:r>
+                </m:e>
+                <m:sub>
+                  <m:r>
+                    <m:t>f</m:t>
+                  </m:r>
+                </m:sub>
+              </m:sSub>
+              <m:r>
+                <m:rPr>
+                  <m:sty m:val="p"/>
+                </m:rPr>
+                <m:t>=</m:t>
+              </m:r>
+              <m:r>
+                <m:t>1.86</m:t>
+              </m:r>
+              <m:r>
+                <m:rPr>
+                  <m:sty m:val="p"/>
+                </m:rPr>
+                <m:t>&gt;</m:t>
+              </m:r>
+              <m:sSub>
+                <m:e>
+                  <m:r>
+                    <m:t>K</m:t>
+                  </m:r>
+                </m:e>
+                <m:sub>
+                  <m:r>
+                    <m:t>b</m:t>
+                  </m:r>
+                </m:sub>
+              </m:sSub>
+              <m:r>
+                <m:rPr>
+                  <m:sty m:val="p"/>
+                </m:rPr>
+                <m:t>=</m:t>
+              </m:r>
+              <m:r>
+                <m:t>0.512</m:t>
+              </m:r>
+            </m:oMath>
+            <w:r>
+              <w:rPr>
+                <w:rFonts w:hint="eastAsia" w:ascii="Times New Roman" w:hAnsi="Times New Roman" w:eastAsia="Times New Roman" w:cs="Times New Roman"/>
+              </w:rPr>
+              <w:t xml:space="preserve">）</w:t>
+            </w:r>
+          </w:p>
+        </w:tc>
+      </w:tr>
+      <w:tr>
+        <w:tc>
+          <w:tcPr/>
+          <w:p>
+            <w:pPr>
+              <w:pStyle w:val="Compact"/>
+              <w:jc w:val="center"/>
+            </w:pPr>
+            <w:r>
+              <w:rPr>
+                <w:rFonts w:hint="eastAsia" w:ascii="Times New Roman" w:hAnsi="Times New Roman" w:eastAsia="SimSun" w:cs="Times New Roman"/>
+              </w:rPr>
+              <w:t xml:space="preserve">渗透压</w:t>
+            </w:r>
+          </w:p>
+        </w:tc>
+        <w:tc>
+          <w:tcPr/>
+          <w:p>
+            <w:pPr>
+              <w:pStyle w:val="Compact"/>
+              <w:jc w:val="center"/>
+            </w:pPr>
+            <m:oMath>
+              <m:r>
+                <m:rPr>
+                  <m:sty m:val="p"/>
+                </m:rPr>
+                <m:t>Π</m:t>
+              </m:r>
+              <m:r>
+                <m:rPr>
+                  <m:sty m:val="p"/>
+                </m:rPr>
+                <m:t>=</m:t>
+              </m:r>
+              <m:r>
+                <m:t>c</m:t>
+              </m:r>
+              <m:r>
+                <m:t>R</m:t>
+              </m:r>
+              <m:r>
+                <m:t>T</m:t>
+              </m:r>
+              <m:r>
+                <m:rPr>
+                  <m:sty m:val="p"/>
+                </m:rPr>
+                <m:t>≈</m:t>
+              </m:r>
+              <m:r>
+                <m:t>b</m:t>
+              </m:r>
+              <m:r>
+                <m:t>R</m:t>
+              </m:r>
+              <m:r>
+                <m:t>T</m:t>
+              </m:r>
+            </m:oMath>
+            <w:r>
+              <w:rPr>
+                <w:rFonts w:ascii="Times New Roman" w:hAnsi="Times New Roman" w:eastAsia="Times New Roman" w:cs="Times New Roman"/>
+              </w:rPr>
+              <w:t xml:space="preserve">​</w:t>
+            </w:r>
+          </w:p>
+        </w:tc>
+        <w:tc>
+          <w:tcPr/>
+          <w:p>
+            <w:pPr>
+              <w:pStyle w:val="Compact"/>
+              <w:jc w:val="center"/>
+            </w:pPr>
+            <w:r>
+              <w:rPr>
+                <w:rFonts w:hint="eastAsia" w:ascii="Times New Roman" w:hAnsi="Times New Roman" w:eastAsia="SimSun" w:cs="Times New Roman"/>
+              </w:rPr>
+              <w:t>大分子分子量测定首选</w:t>
+            </w:r>
+            <w:r>
+              <w:rPr>
+                <w:rFonts w:hint="eastAsia" w:ascii="Times New Roman" w:hAnsi="Times New Roman" w:eastAsia="Times New Roman" w:cs="Times New Roman"/>
+              </w:rPr>
+              <w:t>（</w:t>
+            </w:r>
+            <m:oMath>
+              <m:r>
+                <m:rPr>
+                  <m:sty m:val="p"/>
+                </m:rPr>
+                <m:t>Π</m:t>
+              </m:r>
+            </m:oMath>
+            <w:r>
+              <w:rPr>
+                <w:rFonts w:ascii="Times New Roman" w:hAnsi="Times New Roman" w:eastAsia="Times New Roman" w:cs="Times New Roman"/>
+              </w:rPr>
+              <w:t xml:space="preserve"> </w:t>
+            </w:r>
+            <w:r>
+              <w:rPr>
+                <w:rFonts w:hint="eastAsia" w:ascii="Times New Roman" w:hAnsi="Times New Roman" w:eastAsia="SimSun" w:cs="Times New Roman"/>
+              </w:rPr>
+              <w:t xml:space="preserve">对小</w:t>
+            </w:r>
+            <w:r>
+              <w:rPr>
+                <w:rFonts w:ascii="Times New Roman" w:hAnsi="Times New Roman" w:eastAsia="Times New Roman" w:cs="Times New Roman"/>
+              </w:rPr>
+              <w:t xml:space="preserve"> </w:t>
+            </w:r>
+            <m:oMath>
+              <m:r>
+                <m:t>c</m:t>
+              </m:r>
+            </m:oMath>
+            <w:r>
+              <w:rPr>
+                <w:rFonts w:ascii="Times New Roman" w:hAnsi="Times New Roman" w:eastAsia="Times New Roman" w:cs="Times New Roman"/>
+              </w:rPr>
+              <w:t xml:space="preserve"> </w:t>
+            </w:r>
+            <w:r>
+              <w:rPr>
+                <w:rFonts w:hint="eastAsia" w:ascii="Times New Roman" w:hAnsi="Times New Roman" w:eastAsia="SimSun" w:cs="Times New Roman"/>
+              </w:rPr>
+              <w:t>仍可测</w:t>
+            </w:r>
+            <w:r>
+              <w:rPr>
+                <w:rFonts w:hint="eastAsia" w:ascii="Times New Roman" w:hAnsi="Times New Roman" w:eastAsia="Times New Roman" w:cs="Times New Roman"/>
+              </w:rPr>
+              <w:t>）</w:t>
+            </w:r>
+          </w:p>
+        </w:tc>
+      </w:tr>
+    </w:tbl>
+    <w:p>
+      <w:pPr>
+        <w:pStyle w:val="Compact"/>
+        <w:numPr>
+          <w:ilvl w:val="0"/>
+          <w:numId w:val="1003"/>
+        </w:numPr>
+        <w:spacing w:before="120"/>
+      </w:pPr>
+      <w:r>
+        <w:rPr>
+          <w:rFonts w:hint="eastAsia" w:ascii="Times New Roman" w:hAnsi="Times New Roman" w:eastAsia="SimSun" w:cs="Times New Roman"/>
+          <w:b/>
+          <w:bCs/>
+        </w:rPr>
+        <w:t xml:space="preserve">电解质必须乘</w:t>
+      </w:r>
+      <w:r>
+        <w:rPr>
+          <w:rFonts w:ascii="Times New Roman" w:hAnsi="Times New Roman" w:eastAsia="Times New Roman" w:cs="Times New Roman"/>
+          <w:b/>
+          <w:bCs/>
+        </w:rPr>
+        <w:t xml:space="preserve"> van’t Hoff </w:t>
+      </w:r>
+      <w:r>
+        <w:rPr>
+          <w:rFonts w:hint="eastAsia" w:ascii="Times New Roman" w:hAnsi="Times New Roman" w:eastAsia="SimSun" w:cs="Times New Roman"/>
+          <w:b/>
+          <w:bCs/>
+        </w:rPr>
+        <w:t xml:space="preserve">因子</w:t>
+      </w:r>
+      <w:r>
+        <w:rPr>
+          <w:rFonts w:ascii="Times New Roman" w:hAnsi="Times New Roman" w:eastAsia="Times New Roman" w:cs="Times New Roman"/>
+          <w:b/>
+          <w:bCs/>
+        </w:rPr>
+        <w:t xml:space="preserve"> </w:t>
+      </w:r>
+      <m:oMath>
+        <m:r>
+          <m:t>i</m:t>
+        </m:r>
+      </m:oMath>
+      <w:r>
+        <w:rPr>
+          <w:rFonts w:hint="eastAsia" w:ascii="Times New Roman" w:hAnsi="Times New Roman" w:eastAsia="Times New Roman" w:cs="Times New Roman"/>
+        </w:rPr>
+        <w:t xml:space="preserve">：</w:t>
+      </w:r>
+      <w:r>
+        <w:rPr>
+          <w:rFonts w:hint="eastAsia" w:ascii="Times New Roman" w:hAnsi="Times New Roman" w:eastAsia="Times New Roman" w:cs="Times New Roman"/>
+        </w:rPr>
+        <w:t>“</w:t>
+      </w:r>
+      <w:r>
+        <w:rPr>
+          <w:rFonts w:hint="eastAsia" w:ascii="Times New Roman" w:hAnsi="Times New Roman" w:eastAsia="SimSun" w:cs="Times New Roman"/>
+        </w:rPr>
+        <w:t>忘了电离</w:t>
+      </w:r>
+      <w:r>
+        <w:rPr>
+          <w:rFonts w:ascii="Times New Roman" w:hAnsi="Times New Roman" w:eastAsia="Times New Roman" w:cs="Times New Roman"/>
+        </w:rPr>
+        <w:t xml:space="preserve"> = </w:t>
+      </w:r>
+      <w:r>
+        <w:rPr>
+          <w:rFonts w:hint="eastAsia" w:ascii="Times New Roman" w:hAnsi="Times New Roman" w:eastAsia="SimSun" w:cs="Times New Roman"/>
+        </w:rPr>
+        <w:t>全部算错</w:t>
+      </w:r>
+      <w:r>
+        <w:rPr>
+          <w:rFonts w:hint="eastAsia" w:ascii="Times New Roman" w:hAnsi="Times New Roman" w:eastAsia="Times New Roman" w:cs="Times New Roman"/>
+        </w:rPr>
+        <w:t>”</w:t>
+      </w:r>
+      <w:r>
+        <w:rPr>
+          <w:rFonts w:hint="eastAsia" w:ascii="Times New Roman" w:hAnsi="Times New Roman" w:eastAsia="SimSun" w:cs="Times New Roman"/>
+        </w:rPr>
+        <w:t>是依数性第一铁律</w:t>
+      </w:r>
+      <w:r>
+        <w:rPr>
+          <w:rFonts w:hint="eastAsia" w:ascii="Times New Roman" w:hAnsi="Times New Roman" w:eastAsia="Times New Roman" w:cs="Times New Roman"/>
+        </w:rPr>
+        <w:t>。</w:t>
+      </w:r>
+    </w:p>
+    <w:p>
+      <w:pPr>
+        <w:pStyle w:val="Compact"/>
+        <w:numPr>
+          <w:ilvl w:val="0"/>
+          <w:numId w:val="1003"/>
+        </w:numPr>
+      </w:pPr>
+      <w:r>
+        <w:rPr>
+          <w:rFonts w:hint="eastAsia" w:ascii="Times New Roman" w:hAnsi="Times New Roman" w:eastAsia="SimSun" w:cs="Times New Roman"/>
+          <w:b/>
+          <w:bCs/>
+        </w:rPr>
+        <w:t xml:space="preserve">测分子量</w:t>
+      </w:r>
+      <w:r>
+        <w:rPr>
+          <w:rFonts w:hint="eastAsia" w:ascii="Times New Roman" w:hAnsi="Times New Roman" w:eastAsia="Times New Roman" w:cs="Times New Roman"/>
+        </w:rPr>
+        <w:t>：</w:t>
+      </w:r>
+      <w:r>
+        <w:rPr>
+          <w:rFonts w:hint="eastAsia" w:ascii="Times New Roman" w:hAnsi="Times New Roman" w:eastAsia="SimSun" w:cs="Times New Roman"/>
+        </w:rPr>
+        <w:t>凝固点降低</w:t>
+      </w:r>
+      <w:r>
+        <w:rPr>
+          <w:rFonts w:ascii="Times New Roman" w:hAnsi="Times New Roman" w:eastAsia="Times New Roman" w:cs="Times New Roman"/>
+        </w:rPr>
+        <w:t xml:space="preserve"> </w:t>
+      </w:r>
+      <m:oMath>
+        <m:oMathPr>
+          <m:ctrlPr>
+            <w:rPr>
+              <w:sz w:val="28"/>
+              <w:szCs w:val="28"/>
+            </w:rPr>
+          </m:ctrlPr>
+        </m:oMathPr>
+        <m:r>
+          <m:t>M</m:t>
+        </m:r>
+        <m:r>
+          <m:rPr>
+            <m:sty m:val="p"/>
+          </m:rPr>
+          <m:t>=</m:t>
+        </m:r>
+        <m:f>
+          <m:fPr>
+            <m:type m:val="bar"/>
+          </m:fPr>
+          <m:num>
+            <m:sSub>
+              <m:e>
+                <m:r>
+                  <m:t>K</m:t>
+                </m:r>
+              </m:e>
+              <m:sub>
+                <m:r>
+                  <m:t>f</m:t>
+                </m:r>
+              </m:sub>
+            </m:sSub>
+            <m:sSub>
+              <m:e>
+                <m:r>
+                  <m:t>m</m:t>
+                </m:r>
+              </m:e>
+              <m:sub>
+                <m:r>
+                  <m:rPr>
+                    <m:nor/>
+                    <m:sty m:val="p"/>
+                  </m:rPr>
+                  <m:t>溶质</m:t>
+                </m:r>
+              </m:sub>
+            </m:sSub>
+          </m:num>
+          <m:den>
+            <m:r>
+              <m:rPr>
+                <m:sty m:val="p"/>
+              </m:rPr>
+              <m:t>Δ</m:t>
+            </m:r>
+            <m:sSub>
+              <m:e>
+                <m:r>
+                  <m:t>T</m:t>
+                </m:r>
+              </m:e>
+              <m:sub>
+                <m:r>
+                  <m:t>f</m:t>
+                </m:r>
+              </m:sub>
+            </m:sSub>
+            <m:r>
+              <m:rPr>
+                <m:sty m:val="p"/>
+              </m:rPr>
+              <m:t>⋅</m:t>
+            </m:r>
+            <m:sSub>
+              <m:e>
+                <m:r>
+                  <m:t>m</m:t>
+                </m:r>
+              </m:e>
+              <m:sub>
+                <m:r>
+                  <m:rPr>
+                    <m:nor/>
+                    <m:sty m:val="p"/>
+                  </m:rPr>
+                  <m:t>溶剂</m:t>
+                </m:r>
+              </m:sub>
+            </m:sSub>
+          </m:den>
+        </m:f>
+      </m:oMath>
+      <w:r>
+        <w:rPr>
+          <w:rFonts w:hint="eastAsia" w:ascii="Times New Roman" w:hAnsi="Times New Roman" w:eastAsia="Times New Roman" w:cs="Times New Roman"/>
+        </w:rPr>
+        <w:t>；</w:t>
+      </w:r>
+      <w:r>
+        <w:rPr>
+          <w:rFonts w:hint="eastAsia" w:ascii="Times New Roman" w:hAnsi="Times New Roman" w:eastAsia="SimSun" w:cs="Times New Roman"/>
+        </w:rPr>
+        <w:t>渗透压</w:t>
+      </w:r>
+      <w:r>
+        <w:rPr>
+          <w:rFonts w:ascii="Times New Roman" w:hAnsi="Times New Roman" w:eastAsia="Times New Roman" w:cs="Times New Roman"/>
+        </w:rPr>
+        <w:t xml:space="preserve"> </w:t>
+      </w:r>
+      <m:oMath>
+        <m:oMathPr>
+          <m:ctrlPr>
+            <w:rPr>
+              <w:sz w:val="28"/>
+              <w:szCs w:val="28"/>
+            </w:rPr>
+          </m:ctrlPr>
+        </m:oMathPr>
+        <m:r>
+          <m:t>M</m:t>
+        </m:r>
+        <m:r>
+          <m:rPr>
+            <m:sty m:val="p"/>
+          </m:rPr>
+          <m:t>=</m:t>
+        </m:r>
+        <m:f>
+          <m:fPr>
+            <m:type m:val="bar"/>
+          </m:fPr>
+          <m:num>
+            <m:r>
+              <m:t>m</m:t>
+            </m:r>
+            <m:r>
+              <m:t>R</m:t>
+            </m:r>
+            <m:r>
+              <m:t>T</m:t>
+            </m:r>
+          </m:num>
+          <m:den>
+            <m:r>
+              <m:rPr>
+                <m:sty m:val="p"/>
+              </m:rPr>
+              <m:t>Π</m:t>
+            </m:r>
+            <m:r>
+              <m:t>V</m:t>
+            </m:r>
+          </m:den>
+        </m:f>
+      </m:oMath>
+      <w:r>
+        <w:rPr>
+          <w:rFonts w:ascii="Times New Roman" w:hAnsi="Times New Roman" w:eastAsia="Times New Roman" w:cs="Times New Roman"/>
+        </w:rPr>
+        <w:t xml:space="preserve">。</w:t>
+      </w:r>
+    </w:p>
+    <w:p>
+      <w:pPr>
+        <w:pStyle w:val="Compact"/>
+        <w:numPr>
+          <w:ilvl w:val="0"/>
+          <w:numId w:val="1003"/>
+        </w:numPr>
+      </w:pPr>
+      <w:r>
+        <w:rPr>
+          <w:rFonts w:hint="eastAsia" w:ascii="Times New Roman" w:hAnsi="Times New Roman" w:eastAsia="SimSun" w:cs="Times New Roman"/>
+        </w:rPr>
+        <w:t>决赛级统一视图</w:t>
+      </w:r>
+      <w:r>
+        <w:rPr>
+          <w:rFonts w:hint="eastAsia" w:ascii="Times New Roman" w:hAnsi="Times New Roman" w:eastAsia="Times New Roman" w:cs="Times New Roman"/>
+        </w:rPr>
+        <w:t>：</w:t>
+      </w:r>
+      <w:r>
+        <w:rPr>
+          <w:rFonts w:hint="eastAsia" w:ascii="Times New Roman" w:hAnsi="Times New Roman" w:eastAsia="SimSun" w:cs="Times New Roman"/>
+        </w:rPr>
+        <w:t>渗透压即</w:t>
+      </w:r>
+      <w:r>
+        <w:rPr>
+          <w:rFonts w:ascii="Times New Roman" w:hAnsi="Times New Roman" w:eastAsia="Times New Roman" w:cs="Times New Roman"/>
+        </w:rPr>
+        <w:t xml:space="preserve"> §〇.1 </w:t>
+      </w:r>
+      <w:r>
+        <w:rPr>
+          <w:rFonts w:hint="eastAsia" w:ascii="Times New Roman" w:hAnsi="Times New Roman" w:eastAsia="SimSun" w:cs="Times New Roman"/>
+        </w:rPr>
+        <w:t>渗透平衡一行</w:t>
+      </w:r>
+      <w:r>
+        <w:rPr>
+          <w:rFonts w:hint="eastAsia" w:ascii="Times New Roman" w:hAnsi="Times New Roman" w:eastAsia="Times New Roman" w:cs="Times New Roman"/>
+        </w:rPr>
+        <w:t>（</w:t>
+      </w:r>
+      <m:oMath>
+        <m:oMathPr>
+          <m:ctrlPr>
+            <w:rPr>
+              <w:sz w:val="28"/>
+              <w:szCs w:val="28"/>
+            </w:rPr>
+          </m:ctrlPr>
+        </m:oMathPr>
+        <m:sSub>
+          <m:e>
+            <m:r>
+              <m:t>μ</m:t>
+            </m:r>
+          </m:e>
+          <m:sub>
+            <m:r>
+              <m:rPr>
+                <m:nor/>
+                <m:sty m:val="p"/>
+              </m:rPr>
+              <m:t>纯</m:t>
+            </m:r>
+          </m:sub>
+        </m:sSub>
+        <m:r>
+          <m:rPr>
+            <m:sty m:val="p"/>
+          </m:rPr>
+          <m:t>=</m:t>
+        </m:r>
+        <m:sSub>
+          <m:e>
+            <m:r>
+              <m:t>μ</m:t>
+            </m:r>
+          </m:e>
+          <m:sub>
+            <m:r>
+              <m:rPr>
+                <m:nor/>
+                <m:sty m:val="p"/>
+              </m:rPr>
+              <m:t>溶液</m:t>
+            </m:r>
+          </m:sub>
+        </m:sSub>
+        <m:r>
+          <m:rPr>
+            <m:sty m:val="p"/>
+          </m:rPr>
+          <m:t>→</m:t>
+        </m:r>
+        <m:r>
+          <m:rPr>
+            <m:sty m:val="p"/>
+          </m:rPr>
+          <m:t>Π</m:t>
+        </m:r>
+      </m:oMath>
+      <w:r>
+        <w:rPr>
+          <w:rFonts w:hint="eastAsia" w:ascii="Times New Roman" w:hAnsi="Times New Roman" w:eastAsia="Times New Roman" w:cs="Times New Roman"/>
+        </w:rPr>
+        <w:t xml:space="preserve">）。</w:t>
+      </w:r>
+    </w:p>
+    <w:p>
+      <w:pPr>
+        <w:pStyle w:val="BlockText"/>
+      </w:pPr>
+      <w:r>
+        <w:rPr>
+          <w:rFonts w:ascii="Times New Roman" w:hAnsi="Times New Roman" w:eastAsia="Times New Roman" w:cs="Times New Roman"/>
+        </w:rPr>
+        <w:t xml:space="preserve">📌 </w:t>
+      </w:r>
+      <w:r>
+        <w:rPr>
+          <w:rFonts w:hint="eastAsia" w:ascii="Times New Roman" w:hAnsi="Times New Roman" w:eastAsia="SimSun" w:cs="Times New Roman"/>
+        </w:rPr>
+        <w:t xml:space="preserve">本前置章</w:t>
+      </w:r>
+      <w:r>
+        <w:rPr>
+          <w:rFonts w:hint="eastAsia" w:ascii="Times New Roman" w:hAnsi="Times New Roman" w:eastAsia="SimSun" w:cs="Times New Roman"/>
+          <w:b/>
+          <w:bCs/>
+        </w:rPr>
+        <w:t xml:space="preserve">不设编号图</w:t>
+      </w:r>
+      <w:r>
+        <w:rPr>
+          <w:rFonts w:hint="eastAsia" w:ascii="Times New Roman" w:hAnsi="Times New Roman" w:eastAsia="Times New Roman" w:cs="Times New Roman"/>
+        </w:rPr>
+        <w:t>（</w:t>
+      </w:r>
+      <w:r>
+        <w:rPr>
+          <w:rFonts w:hint="eastAsia" w:ascii="Times New Roman" w:hAnsi="Times New Roman" w:eastAsia="SimSun" w:cs="Times New Roman"/>
+        </w:rPr>
+        <w:t>四张对比表已覆盖核心信息</w:t>
+      </w:r>
+      <w:r>
+        <w:rPr>
+          <w:rFonts w:hint="eastAsia" w:ascii="Times New Roman" w:hAnsi="Times New Roman" w:eastAsia="Times New Roman" w:cs="Times New Roman"/>
+        </w:rPr>
+        <w:t>），</w:t>
+      </w:r>
+      <w:r>
+        <w:rPr>
+          <w:rFonts w:hint="eastAsia" w:ascii="Times New Roman" w:hAnsi="Times New Roman" w:eastAsia="SimSun" w:cs="Times New Roman"/>
+        </w:rPr>
+        <w:t>图</w:t>
+      </w:r>
+      <w:r>
+        <w:rPr>
+          <w:rFonts w:ascii="Times New Roman" w:hAnsi="Times New Roman" w:eastAsia="Times New Roman" w:cs="Times New Roman"/>
+        </w:rPr>
+        <w:t xml:space="preserve"> 1-7 </w:t>
+      </w:r>
+      <w:r>
+        <w:rPr>
+          <w:rFonts w:hint="eastAsia" w:ascii="Times New Roman" w:hAnsi="Times New Roman" w:eastAsia="SimSun" w:cs="Times New Roman"/>
+        </w:rPr>
+        <w:t>编号保持原样不乱</w:t>
+      </w:r>
+      <w:r>
+        <w:rPr>
+          <w:rFonts w:hint="eastAsia" w:ascii="Times New Roman" w:hAnsi="Times New Roman" w:eastAsia="Times New Roman" w:cs="Times New Roman"/>
+        </w:rPr>
+        <w:t>。</w:t>
+      </w:r>
+    </w:p>
+    <w:p>
+      <w:pPr>
+        <w:spacing w:before="160" w:after="80"/>
+      </w:pPr>
+      <w:r>
+        <w:pict>
+          <v:rect style="width:0;height:1.5pt" o:hralign="center" o:hrstd="t" o:hr="t"/>
+        </w:pict>
+      </w:r>
+    </w:p>
+    <w:bookmarkEnd w:id="14"/>
+    <w:bookmarkEnd w:id="15"/>
+    <w:bookmarkStart w:id="22" w:name="一计算桥梁总览五项武器与三个万能转接头"/>
     <w:p>
       <w:pPr>
         <w:pStyle w:val="Heading2"/>
@@ -2475,18 +6080,18 @@
           <wp:inline>
             <wp:extent cx="3600000" cy="2182640"/>
             <wp:effectExtent b="0" l="0" r="0" t="0"/>
-            <wp:docPr descr="" title="" id="12" name="Picture"/>
+            <wp:docPr descr="" title="" id="17" name="Picture"/>
             <a:graphic>
               <a:graphicData uri="http://schemas.openxmlformats.org/drawingml/2006/picture">
                 <pic:pic>
                   <pic:nvPicPr>
-                    <pic:cNvPr descr="0c40c0b603740e2ffccf0ca6ab4238b20e92b10b44742844bf527d9c0eaec89c.png" id="13" name="Picture"/>
+                    <pic:cNvPr descr="0c40c0b603740e2ffccf0ca6ab4238b20e92b10b44742844bf527d9c0eaec89c.png" id="18" name="Picture"/>
                     <pic:cNvPicPr>
                       <a:picLocks noChangeArrowheads="1" noChangeAspect="1"/>
                     </pic:cNvPicPr>
                   </pic:nvPicPr>
                   <pic:blipFill>
-                    <a:blip r:embed="rId11"/>
+                    <a:blip r:embed="rId16"/>
                     <a:stretch>
                       <a:fillRect/>
                     </a:stretch>
@@ -2795,7 +6400,7 @@
         <w:t>”。</w:t>
       </w:r>
     </w:p>
-    <w:bookmarkStart w:id="14" w:name="五项核心公式"/>
+    <w:bookmarkStart w:id="19" w:name="五项核心公式"/>
     <w:p>
       <w:pPr>
         <w:pStyle w:val="Heading3"/>
@@ -3478,8 +7083,8 @@
         </w:tc>
       </w:tr>
     </w:tbl>
-    <w:bookmarkEnd w:id="14"/>
-    <w:bookmarkStart w:id="15" w:name="三个万能转接头"/>
+    <w:bookmarkEnd w:id="19"/>
+    <w:bookmarkStart w:id="20" w:name="三个万能转接头"/>
     <w:p>
       <w:pPr>
         <w:pStyle w:val="Heading3"/>
@@ -4039,8 +7644,8 @@
         <w:t>。</w:t>
       </w:r>
     </w:p>
-    <w:bookmarkEnd w:id="15"/>
-    <w:bookmarkStart w:id="16" w:name="桥梁图法每道题的第一步"/>
+    <w:bookmarkEnd w:id="20"/>
+    <w:bookmarkStart w:id="21" w:name="桥梁图法每道题的第一步"/>
     <w:p>
       <w:pPr>
         <w:pStyle w:val="Heading3"/>
@@ -4261,9 +7866,9 @@
         </w:pict>
       </w:r>
     </w:p>
-    <w:bookmarkEnd w:id="16"/>
-    <w:bookmarkEnd w:id="17"/>
-    <w:bookmarkStart w:id="27" w:name="二热化学计算综合循环思维"/>
+    <w:bookmarkEnd w:id="21"/>
+    <w:bookmarkEnd w:id="22"/>
+    <w:bookmarkStart w:id="32" w:name="二热化学计算综合循环思维"/>
     <w:p>
       <w:pPr>
         <w:pStyle w:val="Heading2"/>
@@ -4300,7 +7905,7 @@
         <w:t>循环思维</w:t>
       </w:r>
     </w:p>
-    <w:bookmarkStart w:id="18" w:name="燃烧热生成热键能的统一框架"/>
+    <w:bookmarkStart w:id="23" w:name="燃烧热生成热键能的统一框架"/>
     <w:p>
       <w:pPr>
         <w:pStyle w:val="Heading3"/>
@@ -5219,74 +8824,350 @@
           <w:b/>
           <w:bCs/>
         </w:rPr>
-        <w:t xml:space="preserve">键能法的局限</w:t>
-      </w:r>
-      <w:r>
-        <w:rPr>
-          <w:rFonts w:hint="eastAsia" w:ascii="Times New Roman" w:hAnsi="Times New Roman" w:eastAsia="Times New Roman" w:cs="Times New Roman"/>
-        </w:rPr>
-        <w:t>：</w:t>
-      </w:r>
-      <w:r>
-        <w:rPr>
-          <w:rFonts w:hint="eastAsia" w:ascii="Times New Roman" w:hAnsi="Times New Roman" w:eastAsia="SimSun" w:cs="Times New Roman"/>
-        </w:rPr>
-        <w:t>键能是平均值</w:t>
-      </w:r>
-      <w:r>
-        <w:rPr>
-          <w:rFonts w:hint="eastAsia" w:ascii="Times New Roman" w:hAnsi="Times New Roman" w:eastAsia="Times New Roman" w:cs="Times New Roman"/>
-        </w:rPr>
-        <w:t>，</w:t>
-      </w:r>
-      <w:r>
-        <w:rPr>
-          <w:rFonts w:hint="eastAsia" w:ascii="Times New Roman" w:hAnsi="Times New Roman" w:eastAsia="SimSun" w:cs="Times New Roman"/>
-        </w:rPr>
-        <w:t>答案允许</w:t>
-      </w:r>
-      <w:r>
-        <w:rPr>
-          <w:rFonts w:ascii="Times New Roman" w:hAnsi="Times New Roman" w:eastAsia="Times New Roman" w:cs="Times New Roman"/>
-        </w:rPr>
-        <w:t xml:space="preserve"> ±10 kJ/mol </w:t>
-      </w:r>
-      <w:r>
-        <w:rPr>
-          <w:rFonts w:hint="eastAsia" w:ascii="Times New Roman" w:hAnsi="Times New Roman" w:eastAsia="SimSun" w:cs="Times New Roman"/>
-        </w:rPr>
-        <w:t>误差</w:t>
-      </w:r>
-      <w:r>
-        <w:rPr>
-          <w:rFonts w:hint="eastAsia" w:ascii="Times New Roman" w:hAnsi="Times New Roman" w:eastAsia="Times New Roman" w:cs="Times New Roman"/>
-        </w:rPr>
-        <w:t>。</w:t>
-      </w:r>
-      <w:r>
-        <w:rPr>
-          <w:rFonts w:ascii="Times New Roman" w:hAnsi="Times New Roman" w:eastAsia="Times New Roman" w:cs="Times New Roman"/>
-        </w:rPr>
-        <w:t xml:space="preserve"> </w:t>
-      </w:r>
-      <w:r>
-        <w:rPr>
-          <w:rFonts w:ascii="Times New Roman" w:hAnsi="Times New Roman" w:eastAsia="Times New Roman" w:cs="Times New Roman"/>
-        </w:rPr>
-        <w:t xml:space="preserve">-</w:t>
-      </w:r>
-      <w:r>
-        <w:rPr>
-          <w:rFonts w:ascii="Times New Roman" w:hAnsi="Times New Roman" w:eastAsia="Times New Roman" w:cs="Times New Roman"/>
-        </w:rPr>
-        <w:t xml:space="preserve"> </w:t>
-      </w:r>
-      <w:r>
-        <w:rPr>
-          <w:rFonts w:hint="eastAsia" w:ascii="Times New Roman" w:hAnsi="Times New Roman" w:eastAsia="SimSun" w:cs="Times New Roman"/>
+        <w:t>恒容</w:t>
+      </w:r>
+      <w:r>
+        <w:rPr>
+          <w:rFonts w:hint="eastAsia" w:ascii="Times New Roman" w:hAnsi="Times New Roman" w:eastAsia="Times New Roman" w:cs="Times New Roman"/>
           <w:b/>
           <w:bCs/>
         </w:rPr>
+        <w:t>/</w:t>
+      </w:r>
+      <w:r>
+        <w:rPr>
+          <w:rFonts w:hint="eastAsia" w:ascii="Times New Roman" w:hAnsi="Times New Roman" w:eastAsia="SimSun" w:cs="Times New Roman"/>
+          <w:b/>
+          <w:bCs/>
+        </w:rPr>
+        <w:t>恒压热换算</w:t>
+      </w:r>
+      <w:r>
+        <w:rPr>
+          <w:rFonts w:hint="eastAsia" w:ascii="Times New Roman" w:hAnsi="Times New Roman" w:eastAsia="Times New Roman" w:cs="Times New Roman"/>
+        </w:rPr>
+        <w:t>：</w:t>
+      </w:r>
+      <w:r>
+        <w:rPr>
+          <w:rFonts w:hint="eastAsia" w:ascii="Times New Roman" w:hAnsi="Times New Roman" w:eastAsia="SimSun" w:cs="Times New Roman"/>
+        </w:rPr>
+        <w:t>弹式量热计测的是恒容热</w:t>
+      </w:r>
+      <w:r>
+        <w:rPr>
+          <w:rFonts w:ascii="Times New Roman" w:hAnsi="Times New Roman" w:eastAsia="Times New Roman" w:cs="Times New Roman"/>
+        </w:rPr>
+        <w:t xml:space="preserve"> </w:t>
+      </w:r>
+      <m:oMath>
+        <m:sSub>
+          <m:e>
+            <m:r>
+              <m:t>Q</m:t>
+            </m:r>
+          </m:e>
+          <m:sub>
+            <m:r>
+              <m:t>V</m:t>
+            </m:r>
+          </m:sub>
+        </m:sSub>
+      </m:oMath>
+      <w:r>
+        <w:rPr>
+          <w:rFonts w:hint="eastAsia" w:ascii="Times New Roman" w:hAnsi="Times New Roman" w:eastAsia="Times New Roman" w:cs="Times New Roman"/>
+        </w:rPr>
+        <w:t>，</w:t>
+      </w:r>
+      <w:r>
+        <w:rPr>
+          <w:rFonts w:hint="eastAsia" w:ascii="Times New Roman" w:hAnsi="Times New Roman" w:eastAsia="SimSun" w:cs="Times New Roman"/>
+        </w:rPr>
+        <w:t>实际反应多为恒压</w:t>
+      </w:r>
+      <w:r>
+        <w:rPr>
+          <w:rFonts w:hint="eastAsia" w:ascii="Times New Roman" w:hAnsi="Times New Roman" w:eastAsia="Times New Roman" w:cs="Times New Roman"/>
+        </w:rPr>
+        <w:t>，</w:t>
+      </w:r>
+      <w:r>
+        <w:rPr>
+          <w:rFonts w:hint="eastAsia" w:ascii="Times New Roman" w:hAnsi="Times New Roman" w:eastAsia="SimSun" w:cs="Times New Roman"/>
+        </w:rPr>
+        <w:t>换算</w:t>
+      </w:r>
+      <w:r>
+        <w:rPr>
+          <w:rFonts w:ascii="Times New Roman" w:hAnsi="Times New Roman" w:eastAsia="Times New Roman" w:cs="Times New Roman"/>
+        </w:rPr>
+        <w:t xml:space="preserve"> </w:t>
+      </w:r>
+      <m:oMath>
+        <m:oMathPr>
+          <m:ctrlPr>
+            <w:rPr>
+              <w:sz w:val="28"/>
+              <w:szCs w:val="28"/>
+            </w:rPr>
+          </m:ctrlPr>
+        </m:oMathPr>
+        <m:sSub>
+          <m:e>
+            <m:r>
+              <m:t>Q</m:t>
+            </m:r>
+          </m:e>
+          <m:sub>
+            <m:r>
+              <m:t>p</m:t>
+            </m:r>
+          </m:sub>
+        </m:sSub>
+        <m:r>
+          <m:rPr>
+            <m:sty m:val="p"/>
+          </m:rPr>
+          <m:t>=</m:t>
+        </m:r>
+        <m:sSub>
+          <m:e>
+            <m:r>
+              <m:t>Q</m:t>
+            </m:r>
+          </m:e>
+          <m:sub>
+            <m:r>
+              <m:t>V</m:t>
+            </m:r>
+          </m:sub>
+        </m:sSub>
+        <m:r>
+          <m:rPr>
+            <m:sty m:val="p"/>
+          </m:rPr>
+          <m:t>+</m:t>
+        </m:r>
+        <m:r>
+          <m:rPr>
+            <m:sty m:val="p"/>
+          </m:rPr>
+          <m:t>Δ</m:t>
+        </m:r>
+        <m:r>
+          <m:t>n</m:t>
+        </m:r>
+        <m:r>
+          <m:t> </m:t>
+        </m:r>
+        <m:r>
+          <m:t>R</m:t>
+        </m:r>
+        <m:r>
+          <m:t>T</m:t>
+        </m:r>
+      </m:oMath>
+      <w:r>
+        <w:rPr>
+          <w:rFonts w:hint="eastAsia" w:ascii="Times New Roman" w:hAnsi="Times New Roman" w:eastAsia="Times New Roman" w:cs="Times New Roman"/>
+        </w:rPr>
+        <w:t xml:space="preserve">（</w:t>
+      </w:r>
+      <m:oMath>
+        <m:r>
+          <m:rPr>
+            <m:sty m:val="p"/>
+          </m:rPr>
+          <m:t>Δ</m:t>
+        </m:r>
+        <m:r>
+          <m:t>n</m:t>
+        </m:r>
+      </m:oMath>
+      <w:r>
+        <w:rPr>
+          <w:rFonts w:ascii="Times New Roman" w:hAnsi="Times New Roman" w:eastAsia="Times New Roman" w:cs="Times New Roman"/>
+        </w:rPr>
+        <w:t xml:space="preserve"> </w:t>
+      </w:r>
+      <w:r>
+        <w:rPr>
+          <w:rFonts w:hint="eastAsia" w:ascii="Times New Roman" w:hAnsi="Times New Roman" w:eastAsia="SimSun" w:cs="Times New Roman"/>
+        </w:rPr>
+        <w:t>为气体计量数变化</w:t>
+      </w:r>
+      <w:r>
+        <w:rPr>
+          <w:rFonts w:hint="eastAsia" w:ascii="Times New Roman" w:hAnsi="Times New Roman" w:eastAsia="Times New Roman" w:cs="Times New Roman"/>
+        </w:rPr>
+        <w:t>，298</w:t>
+      </w:r>
+      <w:r>
+        <w:rPr>
+          <w:rFonts w:ascii="Times New Roman" w:hAnsi="Times New Roman" w:eastAsia="Times New Roman" w:cs="Times New Roman"/>
+        </w:rPr>
+        <w:t xml:space="preserve"> K </w:t>
+      </w:r>
+      <w:r>
+        <w:rPr>
+          <w:rFonts w:hint="eastAsia" w:ascii="Times New Roman" w:hAnsi="Times New Roman" w:eastAsia="SimSun" w:cs="Times New Roman"/>
+        </w:rPr>
+        <w:t xml:space="preserve">时</w:t>
+      </w:r>
+      <w:r>
+        <w:rPr>
+          <w:rFonts w:ascii="Times New Roman" w:hAnsi="Times New Roman" w:eastAsia="Times New Roman" w:cs="Times New Roman"/>
+        </w:rPr>
+        <w:t xml:space="preserve"> </w:t>
+      </w:r>
+      <m:oMath>
+        <m:oMathPr>
+          <m:ctrlPr>
+            <w:rPr>
+              <w:sz w:val="28"/>
+              <w:szCs w:val="28"/>
+            </w:rPr>
+          </m:ctrlPr>
+        </m:oMathPr>
+        <m:r>
+          <m:rPr>
+            <m:sty m:val="p"/>
+          </m:rPr>
+          <m:t>Δ</m:t>
+        </m:r>
+        <m:r>
+          <m:t>n</m:t>
+        </m:r>
+        <m:r>
+          <m:t>R</m:t>
+        </m:r>
+        <m:r>
+          <m:t>T</m:t>
+        </m:r>
+        <m:r>
+          <m:rPr>
+            <m:sty m:val="p"/>
+          </m:rPr>
+          <m:t>≈</m:t>
+        </m:r>
+        <m:r>
+          <m:t>2.48</m:t>
+        </m:r>
+        <m:r>
+          <m:rPr>
+            <m:sty m:val="p"/>
+          </m:rPr>
+          <m:t>Δ</m:t>
+        </m:r>
+        <m:r>
+          <m:t>n</m:t>
+        </m:r>
+      </m:oMath>
+      <w:r>
+        <w:rPr>
+          <w:rFonts w:ascii="Times New Roman" w:hAnsi="Times New Roman" w:eastAsia="Times New Roman" w:cs="Times New Roman"/>
+        </w:rPr>
+        <w:t xml:space="preserve"> </w:t>
+      </w:r>
+      <w:r>
+        <w:rPr>
+          <w:rFonts w:hint="eastAsia" w:ascii="Times New Roman" w:hAnsi="Times New Roman" w:eastAsia="Times New Roman" w:cs="Times New Roman"/>
+        </w:rPr>
+        <w:t xml:space="preserve">kJ/mol）。</w:t>
+      </w:r>
+      <w:r>
+        <w:rPr>
+          <w:rFonts w:ascii="Times New Roman" w:hAnsi="Times New Roman" w:eastAsia="Times New Roman" w:cs="Times New Roman"/>
+        </w:rPr>
+        <w:t xml:space="preserve"> </w:t>
+      </w:r>
+      <w:r>
+        <w:rPr>
+          <w:rFonts w:ascii="Times New Roman" w:hAnsi="Times New Roman" w:eastAsia="Times New Roman" w:cs="Times New Roman"/>
+        </w:rPr>
+        <w:t xml:space="preserve">-</w:t>
+      </w:r>
+      <w:r>
+        <w:rPr>
+          <w:rFonts w:ascii="Times New Roman" w:hAnsi="Times New Roman" w:eastAsia="Times New Roman" w:cs="Times New Roman"/>
+        </w:rPr>
+        <w:t xml:space="preserve"> </w:t>
+      </w:r>
+      <w:r>
+        <w:rPr>
+          <w:rFonts w:hint="eastAsia" w:ascii="Times New Roman" w:hAnsi="Times New Roman" w:eastAsia="SimSun" w:cs="Times New Roman"/>
+          <w:b/>
+          <w:bCs/>
+        </w:rPr>
+        <w:t xml:space="preserve">键能法的局限</w:t>
+      </w:r>
+      <w:r>
+        <w:rPr>
+          <w:rFonts w:hint="eastAsia" w:ascii="Times New Roman" w:hAnsi="Times New Roman" w:eastAsia="Times New Roman" w:cs="Times New Roman"/>
+        </w:rPr>
+        <w:t>：</w:t>
+      </w:r>
+      <w:r>
+        <w:rPr>
+          <w:rFonts w:hint="eastAsia" w:ascii="Times New Roman" w:hAnsi="Times New Roman" w:eastAsia="SimSun" w:cs="Times New Roman"/>
+        </w:rPr>
+        <w:t>键能是平均值</w:t>
+      </w:r>
+      <w:r>
+        <w:rPr>
+          <w:rFonts w:hint="eastAsia" w:ascii="Times New Roman" w:hAnsi="Times New Roman" w:eastAsia="Times New Roman" w:cs="Times New Roman"/>
+        </w:rPr>
+        <w:t>，</w:t>
+      </w:r>
+      <w:r>
+        <w:rPr>
+          <w:rFonts w:hint="eastAsia" w:ascii="Times New Roman" w:hAnsi="Times New Roman" w:eastAsia="SimSun" w:cs="Times New Roman"/>
+        </w:rPr>
+        <w:t>答案允许</w:t>
+      </w:r>
+      <w:r>
+        <w:rPr>
+          <w:rFonts w:ascii="Times New Roman" w:hAnsi="Times New Roman" w:eastAsia="Times New Roman" w:cs="Times New Roman"/>
+        </w:rPr>
+        <w:t xml:space="preserve"> ±10 kJ/mol </w:t>
+      </w:r>
+      <w:r>
+        <w:rPr>
+          <w:rFonts w:hint="eastAsia" w:ascii="Times New Roman" w:hAnsi="Times New Roman" w:eastAsia="SimSun" w:cs="Times New Roman"/>
+        </w:rPr>
+        <w:t>误差</w:t>
+      </w:r>
+      <w:r>
+        <w:rPr>
+          <w:rFonts w:hint="eastAsia" w:ascii="Times New Roman" w:hAnsi="Times New Roman" w:eastAsia="Times New Roman" w:cs="Times New Roman"/>
+        </w:rPr>
+        <w:t>。</w:t>
+      </w:r>
+      <w:r>
+        <w:rPr>
+          <w:rFonts w:ascii="Times New Roman" w:hAnsi="Times New Roman" w:eastAsia="Times New Roman" w:cs="Times New Roman"/>
+        </w:rPr>
+        <w:t xml:space="preserve"> </w:t>
+      </w:r>
+      <w:r>
+        <w:rPr>
+          <w:rFonts w:ascii="Times New Roman" w:hAnsi="Times New Roman" w:eastAsia="Times New Roman" w:cs="Times New Roman"/>
+        </w:rPr>
+        <w:t xml:space="preserve">-</w:t>
+      </w:r>
+      <w:r>
+        <w:rPr>
+          <w:rFonts w:ascii="Times New Roman" w:hAnsi="Times New Roman" w:eastAsia="Times New Roman" w:cs="Times New Roman"/>
+        </w:rPr>
+        <w:t xml:space="preserve"> </w:t>
+      </w:r>
+      <w:r>
+        <w:rPr>
+          <w:rFonts w:hint="eastAsia" w:ascii="Times New Roman" w:hAnsi="Times New Roman" w:eastAsia="SimSun" w:cs="Times New Roman"/>
+          <w:b/>
+          <w:bCs/>
+        </w:rPr>
         <w:t xml:space="preserve">三种方法可互相验证</w:t>
       </w:r>
       <w:r>
@@ -5308,8 +9189,8 @@
         <w:t>。</w:t>
       </w:r>
     </w:p>
-    <w:bookmarkEnd w:id="18"/>
-    <w:bookmarkStart w:id="22" w:name="born-haber-循环进阶竞赛陷阱全解析"/>
+    <w:bookmarkEnd w:id="23"/>
+    <w:bookmarkStart w:id="27" w:name="born-haber-循环进阶竞赛陷阱全解析"/>
     <w:p>
       <w:pPr>
         <w:pStyle w:val="Heading3"/>
@@ -5424,18 +9305,18 @@
           <wp:inline>
             <wp:extent cx="3240000" cy="3036342"/>
             <wp:effectExtent b="0" l="0" r="0" t="0"/>
-            <wp:docPr descr="" title="" id="20" name="Picture"/>
+            <wp:docPr descr="" title="" id="25" name="Picture"/>
             <a:graphic>
               <a:graphicData uri="http://schemas.openxmlformats.org/drawingml/2006/picture">
                 <pic:pic>
                   <pic:nvPicPr>
-                    <pic:cNvPr descr="26d2da336e60aecbfe8e6a5eb5f63cb9828642b063a7d9b882707d209adbc31f.jpg" id="21" name="Picture"/>
+                    <pic:cNvPr descr="26d2da336e60aecbfe8e6a5eb5f63cb9828642b063a7d9b882707d209adbc31f.jpg" id="26" name="Picture"/>
                     <pic:cNvPicPr>
                       <a:picLocks noChangeArrowheads="1" noChangeAspect="1"/>
                     </pic:cNvPicPr>
                   </pic:nvPicPr>
                   <pic:blipFill>
-                    <a:blip r:embed="rId19"/>
+                    <a:blip r:embed="rId24"/>
                     <a:stretch>
                       <a:fillRect/>
                     </a:stretch>
@@ -6016,31 +9897,7 @@
               <w:rPr>
                 <w:rFonts w:hint="eastAsia" w:ascii="Times New Roman" w:hAnsi="Times New Roman" w:eastAsia="Times New Roman" w:cs="Times New Roman"/>
               </w:rPr>
-              <w:t>），</w:t>
-            </w:r>
-            <w:r>
-              <w:rPr>
-                <w:rFonts w:hint="eastAsia" w:ascii="Times New Roman" w:hAnsi="Times New Roman" w:eastAsia="SimSun" w:cs="Times New Roman"/>
-              </w:rPr>
-              <w:t>部分教材定义为正值</w:t>
-            </w:r>
-            <w:r>
-              <w:rPr>
-                <w:rFonts w:hint="eastAsia" w:ascii="Times New Roman" w:hAnsi="Times New Roman" w:eastAsia="Times New Roman" w:cs="Times New Roman"/>
-              </w:rPr>
-              <w:t>”</w:t>
-            </w:r>
-            <w:r>
-              <w:rPr>
-                <w:rFonts w:hint="eastAsia" w:ascii="Times New Roman" w:hAnsi="Times New Roman" w:eastAsia="SimSun" w:cs="Times New Roman"/>
-              </w:rPr>
-              <w:t>释放能量</w:t>
-            </w:r>
-            <w:r>
-              <w:rPr>
-                <w:rFonts w:hint="eastAsia" w:ascii="Times New Roman" w:hAnsi="Times New Roman" w:eastAsia="Times New Roman" w:cs="Times New Roman"/>
-              </w:rPr>
-              <w:t>”</w:t>
+              <w:t xml:space="preserve">）</w:t>
             </w:r>
           </w:p>
         </w:tc>
@@ -6392,8 +10249,8 @@
         </w:tc>
       </w:tr>
     </w:tbl>
-    <w:bookmarkEnd w:id="22"/>
-    <w:bookmarkStart w:id="26" w:name="bde-热化学循环2024-决赛新题型的核心"/>
+    <w:bookmarkEnd w:id="27"/>
+    <w:bookmarkStart w:id="31" w:name="bde-热化学循环2024-决赛新题型的核心"/>
     <w:p>
       <w:pPr>
         <w:pStyle w:val="Heading3"/>
@@ -6606,18 +10463,18 @@
           <wp:inline>
             <wp:extent cx="3600000" cy="1891463"/>
             <wp:effectExtent b="0" l="0" r="0" t="0"/>
-            <wp:docPr descr="" title="" id="24" name="Picture"/>
+            <wp:docPr descr="" title="" id="29" name="Picture"/>
             <a:graphic>
               <a:graphicData uri="http://schemas.openxmlformats.org/drawingml/2006/picture">
                 <pic:pic>
                   <pic:nvPicPr>
-                    <pic:cNvPr descr="b381a8499b7d531cab53407be84544fcc2c019677c0c27456b21ad07ec191249.jpg" id="25" name="Picture"/>
+                    <pic:cNvPr descr="b381a8499b7d531cab53407be84544fcc2c019677c0c27456b21ad07ec191249.jpg" id="30" name="Picture"/>
                     <pic:cNvPicPr>
                       <a:picLocks noChangeArrowheads="1" noChangeAspect="1"/>
                     </pic:cNvPicPr>
                   </pic:nvPicPr>
                   <pic:blipFill>
-                    <a:blip r:embed="rId23"/>
+                    <a:blip r:embed="rId28"/>
                     <a:stretch>
                       <a:fillRect/>
                     </a:stretch>
@@ -7036,23 +10893,16 @@
       <w:r>
         <w:rPr>
           <w:rStyle w:val="VerbatimChar"/>
-          <w:rFonts w:hint="eastAsia" w:ascii="Times New Roman" w:hAnsi="Times New Roman" w:eastAsia="Times New Roman" w:cs="Times New Roman"/>
-        </w:rPr>
-        <w:t>**</w:t>
+          <w:rFonts w:hint="eastAsia" w:ascii="Times New Roman" w:hAnsi="Times New Roman" w:eastAsia="SimSun" w:cs="Times New Roman"/>
+        </w:rPr>
+        <w:t>注意</w:t>
       </w:r>
       <w:r>
         <w:rPr>
           <w:rStyle w:val="VerbatimChar"/>
-          <w:rFonts w:hint="eastAsia" w:ascii="Times New Roman" w:hAnsi="Times New Roman" w:eastAsia="SimSun" w:cs="Times New Roman"/>
-        </w:rPr>
-        <w:t>注意</w:t>
-      </w:r>
-      <w:r>
-        <w:rPr>
-          <w:rStyle w:val="VerbatimChar"/>
-          <w:rFonts w:hint="eastAsia" w:ascii="Times New Roman" w:hAnsi="Times New Roman" w:eastAsia="Times New Roman" w:cs="Times New Roman"/>
-        </w:rPr>
-        <w:t>**：</w:t>
+          <w:rFonts w:hint="eastAsia" w:ascii="Times New Roman" w:hAnsi="Times New Roman" w:eastAsia="Times New Roman" w:cs="Times New Roman"/>
+        </w:rPr>
+        <w:t>：</w:t>
       </w:r>
       <w:r>
         <w:rPr>
@@ -7569,7 +11419,19 @@
         <w:rPr>
           <w:rFonts w:hint="eastAsia" w:ascii="Times New Roman" w:hAnsi="Times New Roman" w:eastAsia="SimSun" w:cs="Times New Roman"/>
         </w:rPr>
-        <w:t>学生最常错用</w:t>
+        <w:t>常见错误</w:t>
+      </w:r>
+      <w:r>
+        <w:rPr>
+          <w:rFonts w:hint="eastAsia" w:ascii="Times New Roman" w:hAnsi="Times New Roman" w:eastAsia="Times New Roman" w:cs="Times New Roman"/>
+        </w:rPr>
+        <w:t>：</w:t>
+      </w:r>
+      <w:r>
+        <w:rPr>
+          <w:rFonts w:hint="eastAsia" w:ascii="Times New Roman" w:hAnsi="Times New Roman" w:eastAsia="SimSun" w:cs="Times New Roman"/>
+        </w:rPr>
+        <w:t>容易误用</w:t>
       </w:r>
       <w:r>
         <w:rPr>
@@ -7954,9 +11816,9 @@
         </w:pict>
       </w:r>
     </w:p>
-    <w:bookmarkEnd w:id="26"/>
-    <w:bookmarkEnd w:id="27"/>
-    <w:bookmarkStart w:id="31" w:name="三平衡计算综合多重平衡与耦合"/>
+    <w:bookmarkEnd w:id="31"/>
+    <w:bookmarkEnd w:id="32"/>
+    <w:bookmarkStart w:id="36" w:name="三平衡计算综合多重平衡与耦合"/>
     <w:p>
       <w:pPr>
         <w:pStyle w:val="Heading2"/>
@@ -7993,7 +11855,7 @@
         <w:t>多重平衡与耦合</w:t>
       </w:r>
     </w:p>
-    <w:bookmarkStart w:id="28" w:name="多重平衡系统"/>
+    <w:bookmarkStart w:id="33" w:name="多重平衡系统"/>
     <w:p>
       <w:pPr>
         <w:pStyle w:val="Heading3"/>
@@ -9067,8 +12929,8 @@
         <w:t>。</w:t>
       </w:r>
     </w:p>
-    <w:bookmarkEnd w:id="28"/>
-    <w:bookmarkStart w:id="29" w:name="耦合反应的定量策略"/>
+    <w:bookmarkEnd w:id="33"/>
+    <w:bookmarkStart w:id="34" w:name="耦合反应的定量策略"/>
     <w:p>
       <w:pPr>
         <w:pStyle w:val="Heading3"/>
@@ -10261,8 +14123,8 @@
         <w:t>工业可行</w:t>
       </w:r>
     </w:p>
-    <w:bookmarkEnd w:id="29"/>
-    <w:bookmarkStart w:id="30" w:name="温度压力对平衡的综合影响"/>
+    <w:bookmarkEnd w:id="34"/>
+    <w:bookmarkStart w:id="35" w:name="温度压力对平衡的综合影响"/>
     <w:p>
       <w:pPr>
         <w:pStyle w:val="Heading3"/>
@@ -10927,9 +14789,9 @@
         </w:pict>
       </w:r>
     </w:p>
-    <w:bookmarkEnd w:id="30"/>
-    <w:bookmarkEnd w:id="31"/>
-    <w:bookmarkStart w:id="38" w:name="四电化学计算nernst-进阶与-pourbaix-图"/>
+    <w:bookmarkEnd w:id="35"/>
+    <w:bookmarkEnd w:id="36"/>
+    <w:bookmarkStart w:id="43" w:name="四电化学计算nernst-进阶与-pourbaix-图"/>
     <w:p>
       <w:pPr>
         <w:pStyle w:val="Heading2"/>
@@ -10984,7 +14846,7 @@
         <w:t xml:space="preserve">图</w:t>
       </w:r>
     </w:p>
-    <w:bookmarkStart w:id="32" w:name="nernst-方程多场景统一处理"/>
+    <w:bookmarkStart w:id="37" w:name="nernst-方程多场景统一处理"/>
     <w:p>
       <w:pPr>
         <w:pStyle w:val="Heading3"/>
@@ -11006,7 +14868,6 @@
     <w:p>
       <w:pPr>
         <w:pStyle w:val="FirstParagraph"/>
-        <w:spacing w:after="80"/>
       </w:pPr>
       <w:r>
         <w:rPr>
@@ -11235,6 +15096,316 @@
           <w:rFonts w:hint="eastAsia" w:ascii="Times New Roman" w:hAnsi="Times New Roman" w:eastAsia="Times New Roman" w:cs="Times New Roman"/>
         </w:rPr>
         <w:t xml:space="preserve">！）</w:t>
+      </w:r>
+    </w:p>
+    <w:p>
+      <w:pPr>
+        <w:pStyle w:val="Compact"/>
+        <w:numPr>
+          <w:ilvl w:val="0"/>
+          <w:numId w:val="1004"/>
+        </w:numPr>
+        <w:spacing w:after="80"/>
+      </w:pPr>
+      <w:r>
+        <w:rPr>
+          <w:rFonts w:hint="eastAsia" w:ascii="Times New Roman" w:hAnsi="Times New Roman" w:eastAsia="SimSun" w:cs="Times New Roman"/>
+          <w:b/>
+          <w:bCs/>
+        </w:rPr>
+        <w:t>活度修正</w:t>
+      </w:r>
+      <w:r>
+        <w:rPr>
+          <w:rFonts w:hint="eastAsia" w:ascii="Times New Roman" w:hAnsi="Times New Roman" w:eastAsia="Times New Roman" w:cs="Times New Roman"/>
+          <w:b/>
+          <w:bCs/>
+        </w:rPr>
+        <w:t>（</w:t>
+      </w:r>
+      <w:r>
+        <w:rPr>
+          <w:rFonts w:hint="eastAsia" w:ascii="Times New Roman" w:hAnsi="Times New Roman" w:eastAsia="SimSun" w:cs="Times New Roman"/>
+          <w:b/>
+          <w:bCs/>
+        </w:rPr>
+        <w:t>了解会用</w:t>
+      </w:r>
+      <w:r>
+        <w:rPr>
+          <w:rFonts w:hint="eastAsia" w:ascii="Times New Roman" w:hAnsi="Times New Roman" w:eastAsia="Times New Roman" w:cs="Times New Roman"/>
+          <w:b/>
+          <w:bCs/>
+        </w:rPr>
+        <w:t>）</w:t>
+      </w:r>
+      <w:r>
+        <w:rPr>
+          <w:rFonts w:hint="eastAsia" w:ascii="Times New Roman" w:hAnsi="Times New Roman" w:eastAsia="Times New Roman" w:cs="Times New Roman"/>
+        </w:rPr>
+        <w:t>：</w:t>
+      </w:r>
+      <w:r>
+        <w:rPr>
+          <w:rFonts w:hint="eastAsia" w:ascii="Times New Roman" w:hAnsi="Times New Roman" w:eastAsia="SimSun" w:cs="Times New Roman"/>
+        </w:rPr>
+        <w:t>浓电解质溶液中用浓度代替活度会产生偏差</w:t>
+      </w:r>
+      <w:r>
+        <w:rPr>
+          <w:rFonts w:hint="eastAsia" w:ascii="Times New Roman" w:hAnsi="Times New Roman" w:eastAsia="Times New Roman" w:cs="Times New Roman"/>
+        </w:rPr>
+        <w:t>，Debye-Hückel</w:t>
+      </w:r>
+      <w:r>
+        <w:rPr>
+          <w:rFonts w:ascii="Times New Roman" w:hAnsi="Times New Roman" w:eastAsia="Times New Roman" w:cs="Times New Roman"/>
+        </w:rPr>
+        <w:t xml:space="preserve"> </w:t>
+      </w:r>
+      <w:r>
+        <w:rPr>
+          <w:rFonts w:hint="eastAsia" w:ascii="Times New Roman" w:hAnsi="Times New Roman" w:eastAsia="SimSun" w:cs="Times New Roman"/>
+        </w:rPr>
+        <w:t xml:space="preserve">极限定律</w:t>
+      </w:r>
+      <w:r>
+        <w:rPr>
+          <w:rFonts w:ascii="Times New Roman" w:hAnsi="Times New Roman" w:eastAsia="Times New Roman" w:cs="Times New Roman"/>
+        </w:rPr>
+        <w:t xml:space="preserve"> </w:t>
+      </w:r>
+      <m:oMath>
+        <m:oMathPr>
+          <m:ctrlPr>
+            <w:rPr>
+              <w:sz w:val="28"/>
+              <w:szCs w:val="28"/>
+            </w:rPr>
+          </m:ctrlPr>
+        </m:oMathPr>
+        <m:r>
+          <m:rPr>
+            <m:sty m:val="p"/>
+          </m:rPr>
+          <m:t>lg</m:t>
+        </m:r>
+        <m:sSub>
+          <m:e>
+            <m:r>
+              <m:t>γ</m:t>
+            </m:r>
+          </m:e>
+          <m:sub>
+            <m:r>
+              <m:rPr>
+                <m:sty m:val="p"/>
+              </m:rPr>
+              <m:t>±</m:t>
+            </m:r>
+          </m:sub>
+        </m:sSub>
+        <m:r>
+          <m:rPr>
+            <m:sty m:val="p"/>
+          </m:rPr>
+          <m:t>=</m:t>
+        </m:r>
+        <m:r>
+          <m:rPr>
+            <m:sty m:val="p"/>
+          </m:rPr>
+          <m:t>−</m:t>
+        </m:r>
+        <m:r>
+          <m:t>A</m:t>
+        </m:r>
+        <m:r>
+          <m:rPr>
+            <m:sty m:val="p"/>
+          </m:rPr>
+          <m:t>|</m:t>
+        </m:r>
+        <m:sSub>
+          <m:e>
+            <m:r>
+              <m:t>z</m:t>
+            </m:r>
+          </m:e>
+          <m:sub>
+            <m:r>
+              <m:rPr>
+                <m:sty m:val="p"/>
+              </m:rPr>
+              <m:t>+</m:t>
+            </m:r>
+          </m:sub>
+        </m:sSub>
+        <m:sSub>
+          <m:e>
+            <m:r>
+              <m:t>z</m:t>
+            </m:r>
+          </m:e>
+          <m:sub>
+            <m:r>
+              <m:rPr>
+                <m:sty m:val="p"/>
+              </m:rPr>
+              <m:t>−</m:t>
+            </m:r>
+          </m:sub>
+        </m:sSub>
+        <m:r>
+          <m:rPr>
+            <m:sty m:val="p"/>
+          </m:rPr>
+          <m:t>|</m:t>
+        </m:r>
+        <m:rad>
+          <m:radPr>
+            <m:degHide m:val="on"/>
+          </m:radPr>
+          <m:deg/>
+          <m:e>
+            <m:r>
+              <m:t>I</m:t>
+            </m:r>
+          </m:e>
+        </m:rad>
+      </m:oMath>
+      <w:r>
+        <w:rPr>
+          <w:rFonts w:hint="eastAsia" w:ascii="Times New Roman" w:hAnsi="Times New Roman" w:eastAsia="Times New Roman" w:cs="Times New Roman"/>
+        </w:rPr>
+        <w:t xml:space="preserve">（</w:t>
+      </w:r>
+      <m:oMath>
+        <m:oMathPr>
+          <m:ctrlPr>
+            <w:rPr>
+              <w:sz w:val="28"/>
+              <w:szCs w:val="28"/>
+            </w:rPr>
+          </m:ctrlPr>
+        </m:oMathPr>
+        <m:r>
+          <m:t>A</m:t>
+        </m:r>
+        <m:r>
+          <m:rPr>
+            <m:sty m:val="p"/>
+          </m:rPr>
+          <m:t>=</m:t>
+        </m:r>
+        <m:r>
+          <m:t>0.509</m:t>
+        </m:r>
+      </m:oMath>
+      <w:r>
+        <w:rPr>
+          <w:rFonts w:hint="eastAsia" w:ascii="Times New Roman" w:hAnsi="Times New Roman" w:eastAsia="Times New Roman" w:cs="Times New Roman"/>
+        </w:rPr>
+        <w:t>，</w:t>
+      </w:r>
+      <w:r>
+        <w:rPr>
+          <w:rFonts w:hint="eastAsia" w:ascii="Times New Roman" w:hAnsi="Times New Roman" w:eastAsia="SimSun" w:cs="Times New Roman"/>
+        </w:rPr>
+        <w:t>离子强度</w:t>
+      </w:r>
+      <w:r>
+        <w:rPr>
+          <w:rFonts w:ascii="Times New Roman" w:hAnsi="Times New Roman" w:eastAsia="Times New Roman" w:cs="Times New Roman"/>
+        </w:rPr>
+        <w:t xml:space="preserve"> </w:t>
+      </w:r>
+      <m:oMath>
+        <m:oMathPr>
+          <m:ctrlPr>
+            <w:rPr>
+              <w:sz w:val="28"/>
+              <w:szCs w:val="28"/>
+            </w:rPr>
+          </m:ctrlPr>
+        </m:oMathPr>
+        <m:r>
+          <m:t>I</m:t>
+        </m:r>
+        <m:r>
+          <m:rPr>
+            <m:sty m:val="p"/>
+          </m:rPr>
+          <m:t>=</m:t>
+        </m:r>
+        <m:f>
+          <m:fPr>
+            <m:type m:val="bar"/>
+          </m:fPr>
+          <m:num>
+            <m:r>
+              <m:t>1</m:t>
+            </m:r>
+          </m:num>
+          <m:den>
+            <m:r>
+              <m:t>2</m:t>
+            </m:r>
+          </m:den>
+        </m:f>
+        <m:r>
+          <m:rPr>
+            <m:sty m:val="p"/>
+          </m:rPr>
+          <m:t>∑</m:t>
+        </m:r>
+        <m:sSub>
+          <m:e>
+            <m:r>
+              <m:t>c</m:t>
+            </m:r>
+          </m:e>
+          <m:sub>
+            <m:r>
+              <m:t>i</m:t>
+            </m:r>
+          </m:sub>
+        </m:sSub>
+        <m:sSubSup>
+          <m:e>
+            <m:r>
+              <m:t>z</m:t>
+            </m:r>
+          </m:e>
+          <m:sub>
+            <m:r>
+              <m:t>i</m:t>
+            </m:r>
+          </m:sub>
+          <m:sup>
+            <m:r>
+              <m:t>2</m:t>
+            </m:r>
+          </m:sup>
+        </m:sSubSup>
+      </m:oMath>
+      <w:r>
+        <w:rPr>
+          <w:rFonts w:hint="eastAsia" w:ascii="Times New Roman" w:hAnsi="Times New Roman" w:eastAsia="Times New Roman" w:cs="Times New Roman"/>
+        </w:rPr>
+        <w:t>）</w:t>
+      </w:r>
+      <w:r>
+        <w:rPr>
+          <w:rFonts w:hint="eastAsia" w:ascii="Times New Roman" w:hAnsi="Times New Roman" w:eastAsia="SimSun" w:cs="Times New Roman"/>
+        </w:rPr>
+        <w:t>用于低浓度下的活度系数修正</w:t>
+      </w:r>
+      <w:r>
+        <w:rPr>
+          <w:rFonts w:hint="eastAsia" w:ascii="Times New Roman" w:hAnsi="Times New Roman" w:eastAsia="Times New Roman" w:cs="Times New Roman"/>
+        </w:rPr>
+        <w:t>。</w:t>
       </w:r>
     </w:p>
     <w:tbl>
@@ -12090,8 +16261,8 @@
         <w:t>。</w:t>
       </w:r>
     </w:p>
-    <w:bookmarkEnd w:id="32"/>
-    <w:bookmarkStart w:id="36" w:name="电位-ph-图pourbaix-图判读"/>
+    <w:bookmarkEnd w:id="37"/>
+    <w:bookmarkStart w:id="41" w:name="电位-ph-图pourbaix-图判读"/>
     <w:p>
       <w:pPr>
         <w:pStyle w:val="Heading3"/>
@@ -12175,18 +16346,18 @@
           <wp:inline>
             <wp:extent cx="3240000" cy="4073142"/>
             <wp:effectExtent b="0" l="0" r="0" t="0"/>
-            <wp:docPr descr="" title="" id="34" name="Picture"/>
+            <wp:docPr descr="" title="" id="39" name="Picture"/>
             <a:graphic>
               <a:graphicData uri="http://schemas.openxmlformats.org/drawingml/2006/picture">
                 <pic:pic>
                   <pic:nvPicPr>
-                    <pic:cNvPr descr="3184c42e89576d427dd4c3f7db24097f37b59511836d3476c742ab5be29f211f.jpg" id="35" name="Picture"/>
+                    <pic:cNvPr descr="3184c42e89576d427dd4c3f7db24097f37b59511836d3476c742ab5be29f211f.jpg" id="40" name="Picture"/>
                     <pic:cNvPicPr>
                       <a:picLocks noChangeArrowheads="1" noChangeAspect="1"/>
                     </pic:cNvPicPr>
                   </pic:nvPicPr>
                   <pic:blipFill>
-                    <a:blip r:embed="rId33"/>
+                    <a:blip r:embed="rId38"/>
                     <a:stretch>
                       <a:fillRect/>
                     </a:stretch>
@@ -13531,8 +17702,8 @@
         <w:t>。</w:t>
       </w:r>
     </w:p>
-    <w:bookmarkEnd w:id="36"/>
-    <w:bookmarkStart w:id="37" w:name="浓差电池反向利用同种电对"/>
+    <w:bookmarkEnd w:id="41"/>
+    <w:bookmarkStart w:id="42" w:name="浓差电池反向利用同种电对"/>
     <w:p>
       <w:pPr>
         <w:pStyle w:val="Heading3"/>
@@ -14019,9 +18190,9 @@
         </w:pict>
       </w:r>
     </w:p>
-    <w:bookmarkEnd w:id="37"/>
-    <w:bookmarkEnd w:id="38"/>
-    <w:bookmarkStart w:id="45" w:name="五动力学计算稳态近似与活化参数"/>
+    <w:bookmarkEnd w:id="42"/>
+    <w:bookmarkEnd w:id="43"/>
+    <w:bookmarkStart w:id="50" w:name="五动力学计算稳态近似与活化参数"/>
     <w:p>
       <w:pPr>
         <w:pStyle w:val="Heading2"/>
@@ -14058,7 +18229,7 @@
         <w:t>稳态近似与活化参数</w:t>
       </w:r>
     </w:p>
-    <w:bookmarkStart w:id="42" w:name="稳态近似从机理到-k_textobs"/>
+    <w:bookmarkStart w:id="47" w:name="稳态近似从机理到-k_textobs"/>
     <w:p>
       <w:pPr>
         <w:pStyle w:val="Heading3"/>
@@ -15153,18 +19324,18 @@
           <wp:inline>
             <wp:extent cx="3600000" cy="2712662"/>
             <wp:effectExtent b="0" l="0" r="0" t="0"/>
-            <wp:docPr descr="" title="" id="40" name="Picture"/>
+            <wp:docPr descr="" title="" id="45" name="Picture"/>
             <a:graphic>
               <a:graphicData uri="http://schemas.openxmlformats.org/drawingml/2006/picture">
                 <pic:pic>
                   <pic:nvPicPr>
-                    <pic:cNvPr descr="82b921bc60387ae7e340b9453c7db27a1a96fef22a985a2dea3adb8da0dbeadd.png" id="41" name="Picture"/>
+                    <pic:cNvPr descr="82b921bc60387ae7e340b9453c7db27a1a96fef22a985a2dea3adb8da0dbeadd.png" id="46" name="Picture"/>
                     <pic:cNvPicPr>
                       <a:picLocks noChangeArrowheads="1" noChangeAspect="1"/>
                     </pic:cNvPicPr>
                   </pic:nvPicPr>
                   <pic:blipFill>
-                    <a:blip r:embed="rId39"/>
+                    <a:blip r:embed="rId44"/>
                     <a:stretch>
                       <a:fillRect/>
                     </a:stretch>
@@ -15401,8 +19572,8 @@
         <w:t>。</w:t>
       </w:r>
     </w:p>
-    <w:bookmarkEnd w:id="42"/>
-    <w:bookmarkStart w:id="43" w:name="arrhenius-参数计算深化"/>
+    <w:bookmarkEnd w:id="47"/>
+    <w:bookmarkStart w:id="48" w:name="arrhenius-参数计算深化"/>
     <w:p>
       <w:pPr>
         <w:pStyle w:val="Heading3"/>
@@ -16714,8 +20885,8 @@
         <w:t xml:space="preserve">）。</w:t>
       </w:r>
     </w:p>
-    <w:bookmarkEnd w:id="43"/>
-    <w:bookmarkStart w:id="44" w:name="活化参数eyring机理判断"/>
+    <w:bookmarkEnd w:id="48"/>
+    <w:bookmarkStart w:id="49" w:name="活化参数eyring机理判断"/>
     <w:p>
       <w:pPr>
         <w:pStyle w:val="Heading3"/>
@@ -17791,9 +21962,9 @@
         </w:pict>
       </w:r>
     </w:p>
-    <w:bookmarkEnd w:id="44"/>
-    <w:bookmarkEnd w:id="45"/>
-    <w:bookmarkStart w:id="55" w:name="六三道竞赛级综合实战"/>
+    <w:bookmarkEnd w:id="49"/>
+    <w:bookmarkEnd w:id="50"/>
+    <w:bookmarkStart w:id="60" w:name="六三道竞赛级综合实战"/>
     <w:p>
       <w:pPr>
         <w:pStyle w:val="Heading2"/>
@@ -17818,7 +21989,7 @@
         <w:t>三道竞赛级综合实战</w:t>
       </w:r>
     </w:p>
-    <w:bookmarkStart w:id="49" w:name="综合题一电化学-热力学-平衡联立ethetadelta-gthetakice"/>
+    <w:bookmarkStart w:id="54" w:name="综合题一电化学-热力学-平衡联立ethetadelta-gthetakice"/>
     <w:p>
       <w:pPr>
         <w:pStyle w:val="Heading3"/>
@@ -17963,18 +22134,18 @@
           <wp:inline>
             <wp:extent cx="1800000" cy="715068"/>
             <wp:effectExtent b="0" l="0" r="0" t="0"/>
-            <wp:docPr descr="" title="" id="47" name="Picture"/>
+            <wp:docPr descr="" title="" id="52" name="Picture"/>
             <a:graphic>
               <a:graphicData uri="http://schemas.openxmlformats.org/drawingml/2006/picture">
                 <pic:pic>
                   <pic:nvPicPr>
-                    <pic:cNvPr descr="524659ac08d445bb0799b63c58f9a35e100baa0ddd1eda6b5e1eca36fe17c778.jpg" id="48" name="Picture"/>
+                    <pic:cNvPr descr="524659ac08d445bb0799b63c58f9a35e100baa0ddd1eda6b5e1eca36fe17c778.jpg" id="53" name="Picture"/>
                     <pic:cNvPicPr>
                       <a:picLocks noChangeArrowheads="1" noChangeAspect="1"/>
                     </pic:cNvPicPr>
                   </pic:nvPicPr>
                   <pic:blipFill>
-                    <a:blip r:embed="rId46"/>
+                    <a:blip r:embed="rId51"/>
                     <a:stretch>
                       <a:fillRect/>
                     </a:stretch>
@@ -20241,8 +24412,8 @@
         <w:t>。</w:t>
       </w:r>
     </w:p>
-    <w:bookmarkEnd w:id="49"/>
-    <w:bookmarkStart w:id="53" w:name="综合题二etheta-k_textsp-k_f-三层联立"/>
+    <w:bookmarkEnd w:id="54"/>
+    <w:bookmarkStart w:id="58" w:name="综合题二etheta-k_textsp-k_f-三层联立"/>
     <w:p>
       <w:pPr>
         <w:pStyle w:val="Heading3"/>
@@ -21296,7 +25467,7 @@
         <w:pStyle w:val="Compact"/>
         <w:numPr>
           <w:ilvl w:val="0"/>
-          <w:numId w:val="1001"/>
+          <w:numId w:val="1005"/>
         </w:numPr>
       </w:pPr>
       <m:oMath>
@@ -21483,7 +25654,7 @@
         <w:pStyle w:val="Compact"/>
         <w:numPr>
           <w:ilvl w:val="0"/>
-          <w:numId w:val="1001"/>
+          <w:numId w:val="1005"/>
         </w:numPr>
       </w:pPr>
       <m:oMath>
@@ -21708,7 +25879,7 @@
         <w:pStyle w:val="Compact"/>
         <w:numPr>
           <w:ilvl w:val="0"/>
-          <w:numId w:val="1001"/>
+          <w:numId w:val="1005"/>
         </w:numPr>
       </w:pPr>
       <w:r>
@@ -22079,18 +26250,18 @@
           <wp:inline>
             <wp:extent cx="3600000" cy="2712662"/>
             <wp:effectExtent b="0" l="0" r="0" t="0"/>
-            <wp:docPr descr="" title="" id="51" name="Picture"/>
+            <wp:docPr descr="" title="" id="56" name="Picture"/>
             <a:graphic>
               <a:graphicData uri="http://schemas.openxmlformats.org/drawingml/2006/picture">
                 <pic:pic>
                   <pic:nvPicPr>
-                    <pic:cNvPr descr="73144e9020c0a35f6c6cec4555dd493e453b7fdb5b8fff2a5024d7720e2e4520.png" id="52" name="Picture"/>
+                    <pic:cNvPr descr="73144e9020c0a35f6c6cec4555dd493e453b7fdb5b8fff2a5024d7720e2e4520.png" id="57" name="Picture"/>
                     <pic:cNvPicPr>
                       <a:picLocks noChangeArrowheads="1" noChangeAspect="1"/>
                     </pic:cNvPicPr>
                   </pic:nvPicPr>
                   <pic:blipFill>
-                    <a:blip r:embed="rId50"/>
+                    <a:blip r:embed="rId55"/>
                     <a:stretch>
                       <a:fillRect/>
                     </a:stretch>
@@ -22681,8 +26852,8 @@
         <w:t>。</w:t>
       </w:r>
     </w:p>
-    <w:bookmarkEnd w:id="53"/>
-    <w:bookmarkStart w:id="54" w:name="综合题三ethetak动力学-全链联用"/>
+    <w:bookmarkEnd w:id="58"/>
+    <w:bookmarkStart w:id="59" w:name="综合题三ethetak动力学-全链联用"/>
     <w:p>
       <w:pPr>
         <w:pStyle w:val="Heading3"/>
@@ -24578,84 +28749,6 @@
             <m:sty m:val="p"/>
           </m:rPr>
           <m:t>+</m:t>
-        </m:r>
-        <m:f>
-          <m:fPr>
-            <m:type m:val="bar"/>
-          </m:fPr>
-          <m:num>
-            <m:sSub>
-              <m:e>
-                <m:r>
-                  <m:t>k</m:t>
-                </m:r>
-              </m:e>
-              <m:sub>
-                <m:r>
-                  <m:t>2</m:t>
-                </m:r>
-              </m:sub>
-            </m:sSub>
-          </m:num>
-          <m:den>
-            <m:sSub>
-              <m:e>
-                <m:r>
-                  <m:t>k</m:t>
-                </m:r>
-              </m:e>
-              <m:sub>
-                <m:r>
-                  <m:rPr>
-                    <m:sty m:val="p"/>
-                  </m:rPr>
-                  <m:t>−</m:t>
-                </m:r>
-                <m:r>
-                  <m:t>1</m:t>
-                </m:r>
-              </m:sub>
-            </m:sSub>
-            <m:r>
-              <m:rPr>
-                <m:sty m:val="p"/>
-              </m:rPr>
-              <m:t>+</m:t>
-            </m:r>
-            <m:sSub>
-              <m:e>
-                <m:r>
-                  <m:t>k</m:t>
-                </m:r>
-              </m:e>
-              <m:sub>
-                <m:r>
-                  <m:t>2</m:t>
-                </m:r>
-              </m:sub>
-            </m:sSub>
-          </m:den>
-        </m:f>
-        <m:sSub>
-          <m:e>
-            <m:r>
-              <m:t>E</m:t>
-            </m:r>
-          </m:e>
-          <m:sub>
-            <m:r>
-              <m:t>a</m:t>
-            </m:r>
-            <m:r>
-              <m:t>2</m:t>
-            </m:r>
-          </m:sub>
-        </m:sSub>
-        <m:r>
-          <m:rPr>
-            <m:sty m:val="p"/>
-          </m:rPr>
-          <m:t>−</m:t>
         </m:r>
         <m:f>
           <m:fPr>
@@ -24720,6 +28813,33 @@
             </m:sSub>
           </m:den>
         </m:f>
+        <m:r>
+          <m:rPr>
+            <m:sty m:val="p"/>
+          </m:rPr>
+          <m:t>(</m:t>
+        </m:r>
+        <m:sSub>
+          <m:e>
+            <m:r>
+              <m:t>E</m:t>
+            </m:r>
+          </m:e>
+          <m:sub>
+            <m:r>
+              <m:t>a</m:t>
+            </m:r>
+            <m:r>
+              <m:t>2</m:t>
+            </m:r>
+          </m:sub>
+        </m:sSub>
+        <m:r>
+          <m:rPr>
+            <m:sty m:val="p"/>
+          </m:rPr>
+          <m:t>−</m:t>
+        </m:r>
         <m:sSub>
           <m:e>
             <m:r>
@@ -24751,6 +28871,12 @@
           <m:rPr>
             <m:sty m:val="p"/>
           </m:rPr>
+          <m:t>)</m:t>
+        </m:r>
+        <m:r>
+          <m:rPr>
+            <m:sty m:val="p"/>
+          </m:rPr>
           <m:t>=</m:t>
         </m:r>
         <m:r>
@@ -24763,7 +28889,7 @@
           <m:t>+</m:t>
         </m:r>
         <m:r>
-          <m:t>0.138</m:t>
+          <m:t>0.862</m:t>
         </m:r>
         <m:r>
           <m:rPr>
@@ -24772,6 +28898,12 @@
           <m:t>×</m:t>
         </m:r>
         <m:r>
+          <m:rPr>
+            <m:sty m:val="p"/>
+          </m:rPr>
+          <m:t>(</m:t>
+        </m:r>
+        <m:r>
           <m:t>30</m:t>
         </m:r>
         <m:r>
@@ -24781,25 +28913,22 @@
           <m:t>−</m:t>
         </m:r>
         <m:r>
-          <m:t>0.862</m:t>
-        </m:r>
-        <m:r>
-          <m:rPr>
-            <m:sty m:val="p"/>
-          </m:rPr>
-          <m:t>×</m:t>
-        </m:r>
-        <m:r>
           <m:t>55</m:t>
         </m:r>
         <m:r>
           <m:rPr>
             <m:sty m:val="p"/>
           </m:rPr>
+          <m:t>)</m:t>
+        </m:r>
+        <m:r>
+          <m:rPr>
+            <m:sty m:val="p"/>
+          </m:rPr>
           <m:t>=</m:t>
         </m:r>
         <m:r>
-          <m:t>1.74</m:t>
+          <m:t>23.4</m:t>
         </m:r>
       </m:oMath>
       <w:r>
@@ -24837,88 +28966,13 @@
         <w:rPr>
           <w:rFonts w:hint="eastAsia" w:ascii="Times New Roman" w:hAnsi="Times New Roman" w:eastAsia="SimSun" w:cs="Times New Roman"/>
         </w:rPr>
-        <w:t>表观活化能仅</w:t>
-      </w:r>
-      <w:r>
-        <w:rPr>
-          <w:rFonts w:ascii="Times New Roman" w:hAnsi="Times New Roman" w:eastAsia="Times New Roman" w:cs="Times New Roman"/>
-        </w:rPr>
-        <w:t xml:space="preserve"> 1.74 </w:t>
-      </w:r>
-      <w:r>
-        <w:rPr>
-          <w:rFonts w:hint="eastAsia" w:ascii="Times New Roman" w:hAnsi="Times New Roman" w:eastAsia="Times New Roman" w:cs="Times New Roman"/>
-        </w:rPr>
-        <w:t>kJ/mol——</w:t>
-      </w:r>
-      <w:r>
-        <w:rPr>
-          <w:rFonts w:hint="eastAsia" w:ascii="Times New Roman" w:hAnsi="Times New Roman" w:eastAsia="SimSun" w:cs="Times New Roman"/>
-        </w:rPr>
-        <w:t>远小于各基元步骤</w:t>
+        <w:t>表观活化能</w:t>
       </w:r>
       <w:r>
         <w:rPr>
           <w:rFonts w:ascii="Times New Roman" w:hAnsi="Times New Roman" w:eastAsia="Times New Roman" w:cs="Times New Roman"/>
         </w:rPr>
         <w:t xml:space="preserve"> </w:t>
-      </w:r>
-      <m:oMath>
-        <m:sSub>
-          <m:e>
-            <m:r>
-              <m:t>E</m:t>
-            </m:r>
-          </m:e>
-          <m:sub>
-            <m:r>
-              <m:t>a</m:t>
-            </m:r>
-          </m:sub>
-        </m:sSub>
-      </m:oMath>
-      <w:r>
-        <w:rPr>
-          <w:rFonts w:hint="eastAsia" w:ascii="Times New Roman" w:hAnsi="Times New Roman" w:eastAsia="Times New Roman" w:cs="Times New Roman"/>
-        </w:rPr>
-        <w:t>。</w:t>
-      </w:r>
-      <w:r>
-        <w:rPr>
-          <w:rFonts w:hint="eastAsia" w:ascii="Times New Roman" w:hAnsi="Times New Roman" w:eastAsia="SimSun" w:cs="Times New Roman"/>
-        </w:rPr>
-        <w:t>因为</w:t>
-      </w:r>
-      <w:r>
-        <w:rPr>
-          <w:rFonts w:ascii="Times New Roman" w:hAnsi="Times New Roman" w:eastAsia="Times New Roman" w:cs="Times New Roman"/>
-        </w:rPr>
-        <w:t xml:space="preserve"> k</w:t>
-      </w:r>
-      <w:r>
-        <w:rPr>
-          <w:rFonts w:ascii="Times New Roman" w:hAnsi="Times New Roman" w:eastAsia="Times New Roman" w:cs="Times New Roman"/>
-          <w:vertAlign w:val="subscript"/>
-        </w:rPr>
-        <w:t>-1</w:t>
-      </w:r>
-      <w:r>
-        <w:rPr>
-          <w:rFonts w:ascii="Times New Roman" w:hAnsi="Times New Roman" w:eastAsia="Times New Roman" w:cs="Times New Roman"/>
-        </w:rPr>
-        <w:t xml:space="preserve"> </w:t>
-      </w:r>
-      <w:r>
-        <w:rPr>
-          <w:rFonts w:hint="eastAsia" w:ascii="Times New Roman" w:hAnsi="Times New Roman" w:eastAsia="SimSun" w:cs="Times New Roman"/>
-        </w:rPr>
-        <w:t>随温度升高增加更快</w:t>
-      </w:r>
-      <w:r>
-        <w:rPr>
-          <w:rFonts w:hint="eastAsia" w:ascii="Times New Roman" w:hAnsi="Times New Roman" w:eastAsia="Times New Roman" w:cs="Times New Roman"/>
-        </w:rPr>
-        <w:t>（</w:t>
       </w:r>
       <m:oMath>
         <m:oMathPr>
@@ -24947,6 +29001,146 @@
             </m:r>
             <m:r>
               <m:rPr>
+                <m:nor/>
+                <m:sty m:val="p"/>
+              </m:rPr>
+              <m:t>app</m:t>
+            </m:r>
+          </m:sub>
+        </m:sSub>
+        <m:r>
+          <m:rPr>
+            <m:sty m:val="p"/>
+          </m:rPr>
+          <m:t>=</m:t>
+        </m:r>
+        <m:r>
+          <m:t>23.4</m:t>
+        </m:r>
+      </m:oMath>
+      <w:r>
+        <w:rPr>
+          <w:rFonts w:ascii="Times New Roman" w:hAnsi="Times New Roman" w:eastAsia="Times New Roman" w:cs="Times New Roman"/>
+        </w:rPr>
+        <w:t xml:space="preserve"> </w:t>
+      </w:r>
+      <w:r>
+        <w:rPr>
+          <w:rFonts w:hint="eastAsia" w:ascii="Times New Roman" w:hAnsi="Times New Roman" w:eastAsia="Times New Roman" w:cs="Times New Roman"/>
+        </w:rPr>
+        <w:t>kJ/mol，</w:t>
+      </w:r>
+      <w:r>
+        <w:rPr>
+          <w:rFonts w:hint="eastAsia" w:ascii="Times New Roman" w:hAnsi="Times New Roman" w:eastAsia="SimSun" w:cs="Times New Roman"/>
+        </w:rPr>
+        <w:t>介于各基元步骤</w:t>
+      </w:r>
+      <w:r>
+        <w:rPr>
+          <w:rFonts w:ascii="Times New Roman" w:hAnsi="Times New Roman" w:eastAsia="Times New Roman" w:cs="Times New Roman"/>
+        </w:rPr>
+        <w:t xml:space="preserve"> </w:t>
+      </w:r>
+      <m:oMath>
+        <m:sSub>
+          <m:e>
+            <m:r>
+              <m:t>E</m:t>
+            </m:r>
+          </m:e>
+          <m:sub>
+            <m:r>
+              <m:t>a</m:t>
+            </m:r>
+          </m:sub>
+        </m:sSub>
+      </m:oMath>
+      <w:r>
+        <w:rPr>
+          <w:rFonts w:hint="eastAsia" w:ascii="Times New Roman" w:hAnsi="Times New Roman" w:eastAsia="Times New Roman" w:cs="Times New Roman"/>
+        </w:rPr>
+        <w:t xml:space="preserve">（30–55</w:t>
+      </w:r>
+      <w:r>
+        <w:rPr>
+          <w:rFonts w:ascii="Times New Roman" w:hAnsi="Times New Roman" w:eastAsia="Times New Roman" w:cs="Times New Roman"/>
+        </w:rPr>
+        <w:t xml:space="preserve"> </w:t>
+      </w:r>
+      <w:r>
+        <w:rPr>
+          <w:rFonts w:hint="eastAsia" w:ascii="Times New Roman" w:hAnsi="Times New Roman" w:eastAsia="Times New Roman" w:cs="Times New Roman"/>
+        </w:rPr>
+        <w:t>kJ/mol）</w:t>
+      </w:r>
+      <w:r>
+        <w:rPr>
+          <w:rFonts w:hint="eastAsia" w:ascii="Times New Roman" w:hAnsi="Times New Roman" w:eastAsia="SimSun" w:cs="Times New Roman"/>
+        </w:rPr>
+        <w:t>之间</w:t>
+      </w:r>
+      <w:r>
+        <w:rPr>
+          <w:rFonts w:hint="eastAsia" w:ascii="Times New Roman" w:hAnsi="Times New Roman" w:eastAsia="Times New Roman" w:cs="Times New Roman"/>
+        </w:rPr>
+        <w:t>。</w:t>
+      </w:r>
+      <w:r>
+        <w:rPr>
+          <w:rFonts w:hint="eastAsia" w:ascii="Times New Roman" w:hAnsi="Times New Roman" w:eastAsia="SimSun" w:cs="Times New Roman"/>
+        </w:rPr>
+        <w:t>因为</w:t>
+      </w:r>
+      <w:r>
+        <w:rPr>
+          <w:rFonts w:ascii="Times New Roman" w:hAnsi="Times New Roman" w:eastAsia="Times New Roman" w:cs="Times New Roman"/>
+        </w:rPr>
+        <w:t xml:space="preserve"> k</w:t>
+      </w:r>
+      <w:r>
+        <w:rPr>
+          <w:rFonts w:ascii="Times New Roman" w:hAnsi="Times New Roman" w:eastAsia="Times New Roman" w:cs="Times New Roman"/>
+          <w:vertAlign w:val="subscript"/>
+        </w:rPr>
+        <w:t>-1</w:t>
+      </w:r>
+      <w:r>
+        <w:rPr>
+          <w:rFonts w:ascii="Times New Roman" w:hAnsi="Times New Roman" w:eastAsia="Times New Roman" w:cs="Times New Roman"/>
+        </w:rPr>
+        <w:t xml:space="preserve"> </w:t>
+      </w:r>
+      <w:r>
+        <w:rPr>
+          <w:rFonts w:hint="eastAsia" w:ascii="Times New Roman" w:hAnsi="Times New Roman" w:eastAsia="SimSun" w:cs="Times New Roman"/>
+        </w:rPr>
+        <w:t xml:space="preserve">步权重</w:t>
+      </w:r>
+      <w:r>
+        <w:rPr>
+          <w:rFonts w:ascii="Times New Roman" w:hAnsi="Times New Roman" w:eastAsia="Times New Roman" w:cs="Times New Roman"/>
+        </w:rPr>
+        <w:t xml:space="preserve"> </w:t>
+      </w:r>
+      <m:oMath>
+        <m:oMathPr>
+          <m:ctrlPr>
+            <w:rPr>
+              <w:sz w:val="28"/>
+              <w:szCs w:val="28"/>
+            </w:rPr>
+          </m:ctrlPr>
+        </m:oMathPr>
+        <m:sSub>
+          <m:e>
+            <m:r>
+              <m:t>k</m:t>
+            </m:r>
+          </m:e>
+          <m:sub>
+            <m:r>
+              <m:rPr>
                 <m:sty m:val="p"/>
               </m:rPr>
               <m:t>−</m:t>
@@ -24960,26 +29154,26 @@
           <m:rPr>
             <m:sty m:val="p"/>
           </m:rPr>
-          <m:t>=</m:t>
-        </m:r>
-        <m:r>
-          <m:t>55</m:t>
-        </m:r>
-        <m:r>
-          <m:rPr>
-            <m:sty m:val="p"/>
-          </m:rPr>
-          <m:t>&gt;</m:t>
+          <m:t>/</m:t>
+        </m:r>
+        <m:r>
+          <m:rPr>
+            <m:sty m:val="p"/>
+          </m:rPr>
+          <m:t>(</m:t>
         </m:r>
         <m:sSub>
           <m:e>
             <m:r>
-              <m:t>E</m:t>
+              <m:t>k</m:t>
             </m:r>
           </m:e>
           <m:sub>
             <m:r>
-              <m:t>a</m:t>
+              <m:rPr>
+                <m:sty m:val="p"/>
+              </m:rPr>
+              <m:t>−</m:t>
             </m:r>
             <m:r>
               <m:t>1</m:t>
@@ -24990,39 +29184,211 @@
           <m:rPr>
             <m:sty m:val="p"/>
           </m:rPr>
+          <m:t>+</m:t>
+        </m:r>
+        <m:sSub>
+          <m:e>
+            <m:r>
+              <m:t>k</m:t>
+            </m:r>
+          </m:e>
+          <m:sub>
+            <m:r>
+              <m:t>2</m:t>
+            </m:r>
+          </m:sub>
+        </m:sSub>
+        <m:r>
+          <m:rPr>
+            <m:sty m:val="p"/>
+          </m:rPr>
+          <m:t>)</m:t>
+        </m:r>
+        <m:r>
+          <m:rPr>
+            <m:sty m:val="p"/>
+          </m:rPr>
           <m:t>=</m:t>
         </m:r>
         <m:r>
+          <m:t>0.86</m:t>
+        </m:r>
+      </m:oMath>
+      <w:r>
+        <w:rPr>
+          <w:rFonts w:ascii="Times New Roman" w:hAnsi="Times New Roman" w:eastAsia="Times New Roman" w:cs="Times New Roman"/>
+        </w:rPr>
+        <w:t xml:space="preserve"> </w:t>
+      </w:r>
+      <w:r>
+        <w:rPr>
+          <w:rFonts w:hint="eastAsia" w:ascii="Times New Roman" w:hAnsi="Times New Roman" w:eastAsia="SimSun" w:cs="Times New Roman"/>
+        </w:rPr>
+        <w:t>很大</w:t>
+      </w:r>
+      <w:r>
+        <w:rPr>
+          <w:rFonts w:hint="eastAsia" w:ascii="Times New Roman" w:hAnsi="Times New Roman" w:eastAsia="Times New Roman" w:cs="Times New Roman"/>
+        </w:rPr>
+        <w:t>，</w:t>
+      </w:r>
+      <w:r>
+        <w:rPr>
+          <w:rFonts w:hint="eastAsia" w:ascii="Times New Roman" w:hAnsi="Times New Roman" w:eastAsia="SimSun" w:cs="Times New Roman"/>
+        </w:rPr>
+        <w:t>负差</w:t>
+      </w:r>
+      <w:r>
+        <w:rPr>
+          <w:rFonts w:ascii="Times New Roman" w:hAnsi="Times New Roman" w:eastAsia="Times New Roman" w:cs="Times New Roman"/>
+        </w:rPr>
+        <w:t xml:space="preserve"> </w:t>
+      </w:r>
+      <m:oMath>
+        <m:oMathPr>
+          <m:ctrlPr>
+            <w:rPr>
+              <w:sz w:val="28"/>
+              <w:szCs w:val="28"/>
+            </w:rPr>
+          </m:ctrlPr>
+        </m:oMathPr>
+        <m:r>
+          <m:rPr>
+            <m:sty m:val="p"/>
+          </m:rPr>
+          <m:t>(</m:t>
+        </m:r>
+        <m:sSub>
+          <m:e>
+            <m:r>
+              <m:t>E</m:t>
+            </m:r>
+          </m:e>
+          <m:sub>
+            <m:r>
+              <m:t>a</m:t>
+            </m:r>
+            <m:r>
+              <m:t>2</m:t>
+            </m:r>
+          </m:sub>
+        </m:sSub>
+        <m:r>
+          <m:rPr>
+            <m:sty m:val="p"/>
+          </m:rPr>
+          <m:t>−</m:t>
+        </m:r>
+        <m:sSub>
+          <m:e>
+            <m:r>
+              <m:t>E</m:t>
+            </m:r>
+          </m:e>
+          <m:sub>
+            <m:r>
+              <m:t>a</m:t>
+            </m:r>
+            <m:r>
+              <m:rPr>
+                <m:sty m:val="p"/>
+              </m:rPr>
+              <m:t>,</m:t>
+            </m:r>
+            <m:r>
+              <m:rPr>
+                <m:sty m:val="p"/>
+              </m:rPr>
+              <m:t>−</m:t>
+            </m:r>
+            <m:r>
+              <m:t>1</m:t>
+            </m:r>
+          </m:sub>
+        </m:sSub>
+        <m:r>
+          <m:rPr>
+            <m:sty m:val="p"/>
+          </m:rPr>
+          <m:t>)</m:t>
+        </m:r>
+        <m:r>
+          <m:rPr>
+            <m:sty m:val="p"/>
+          </m:rPr>
+          <m:t>=</m:t>
+        </m:r>
+        <m:r>
+          <m:rPr>
+            <m:sty m:val="p"/>
+          </m:rPr>
+          <m:t>−</m:t>
+        </m:r>
+        <m:r>
+          <m:t>25</m:t>
+        </m:r>
+      </m:oMath>
+      <w:r>
+        <w:rPr>
+          <w:rFonts w:ascii="Times New Roman" w:hAnsi="Times New Roman" w:eastAsia="Times New Roman" w:cs="Times New Roman"/>
+        </w:rPr>
+        <w:t xml:space="preserve"> </w:t>
+      </w:r>
+      <w:r>
+        <w:rPr>
+          <w:rFonts w:ascii="Times New Roman" w:hAnsi="Times New Roman" w:eastAsia="Times New Roman" w:cs="Times New Roman"/>
+        </w:rPr>
+        <w:t xml:space="preserve">kJ/mol </w:t>
+      </w:r>
+      <w:r>
+        <w:rPr>
+          <w:rFonts w:hint="eastAsia" w:ascii="Times New Roman" w:hAnsi="Times New Roman" w:eastAsia="SimSun" w:cs="Times New Roman"/>
+        </w:rPr>
+        <w:t xml:space="preserve">把</w:t>
+      </w:r>
+      <w:r>
+        <w:rPr>
+          <w:rFonts w:ascii="Times New Roman" w:hAnsi="Times New Roman" w:eastAsia="Times New Roman" w:cs="Times New Roman"/>
+        </w:rPr>
+        <w:t xml:space="preserve"> </w:t>
+      </w:r>
+      <m:oMath>
+        <m:oMathPr>
+          <m:ctrlPr>
+            <w:rPr>
+              <w:sz w:val="28"/>
+              <w:szCs w:val="28"/>
+            </w:rPr>
+          </m:ctrlPr>
+        </m:oMathPr>
+        <m:sSub>
+          <m:e>
+            <m:r>
+              <m:t>E</m:t>
+            </m:r>
+          </m:e>
+          <m:sub>
+            <m:r>
+              <m:t>a</m:t>
+            </m:r>
+            <m:r>
+              <m:t>1</m:t>
+            </m:r>
+          </m:sub>
+        </m:sSub>
+        <m:r>
+          <m:rPr>
+            <m:sty m:val="p"/>
+          </m:rPr>
+          <m:t>=</m:t>
+        </m:r>
+        <m:r>
           <m:t>45</m:t>
         </m:r>
       </m:oMath>
       <w:r>
         <w:rPr>
-          <w:rFonts w:hint="eastAsia" w:ascii="Times New Roman" w:hAnsi="Times New Roman" w:eastAsia="Times New Roman" w:cs="Times New Roman"/>
-        </w:rPr>
-        <w:t>），</w:t>
-      </w:r>
-      <w:r>
-        <w:rPr>
-          <w:rFonts w:hint="eastAsia" w:ascii="Times New Roman" w:hAnsi="Times New Roman" w:eastAsia="SimSun" w:cs="Times New Roman"/>
-        </w:rPr>
-        <w:t>部分抵消</w:t>
-      </w:r>
-      <w:r>
-        <w:rPr>
-          <w:rFonts w:ascii="Times New Roman" w:hAnsi="Times New Roman" w:eastAsia="Times New Roman" w:cs="Times New Roman"/>
-        </w:rPr>
-        <w:t xml:space="preserve"> k</w:t>
-      </w:r>
-      <w:r>
-        <w:rPr>
-          <w:rFonts w:ascii="Times New Roman" w:hAnsi="Times New Roman" w:eastAsia="Times New Roman" w:cs="Times New Roman"/>
-          <w:vertAlign w:val="subscript"/>
-        </w:rPr>
-        <w:t>1</w:t>
-      </w:r>
-      <w:r>
-        <w:rPr>
           <w:rFonts w:ascii="Times New Roman" w:hAnsi="Times New Roman" w:eastAsia="Times New Roman" w:cs="Times New Roman"/>
         </w:rPr>
         <w:t xml:space="preserve"> </w:t>
@@ -25031,13 +29397,13 @@
         <w:rPr>
           <w:rFonts w:hint="eastAsia" w:ascii="Times New Roman" w:hAnsi="Times New Roman" w:eastAsia="SimSun" w:cs="Times New Roman"/>
         </w:rPr>
-        <w:t>的增加</w:t>
-      </w:r>
-      <w:r>
-        <w:rPr>
-          <w:rFonts w:hint="eastAsia" w:ascii="Times New Roman" w:hAnsi="Times New Roman" w:eastAsia="Times New Roman" w:cs="Times New Roman"/>
-        </w:rPr>
-        <w:t>。</w:t>
+        <w:t xml:space="preserve">拉低到</w:t>
+      </w:r>
+      <w:r>
+        <w:rPr>
+          <w:rFonts w:ascii="Times New Roman" w:hAnsi="Times New Roman" w:eastAsia="Times New Roman" w:cs="Times New Roman"/>
+        </w:rPr>
+        <w:t xml:space="preserve"> 23.4。</w:t>
       </w:r>
       <w:r>
         <w:rPr>
@@ -25045,7 +29411,79 @@
           <w:b/>
           <w:bCs/>
         </w:rPr>
-        <w:t xml:space="preserve">速率对温度不敏感的实例</w:t>
+        <w:t>表观活化能不等于基元步骤活化能的简单加权平均</w:t>
+      </w:r>
+      <w:r>
+        <w:rPr>
+          <w:rFonts w:hint="eastAsia" w:ascii="Times New Roman" w:hAnsi="Times New Roman" w:eastAsia="Times New Roman" w:cs="Times New Roman"/>
+          <w:b/>
+          <w:bCs/>
+        </w:rPr>
+        <w:t>，</w:t>
+      </w:r>
+      <w:r>
+        <w:rPr>
+          <w:rFonts w:hint="eastAsia" w:ascii="Times New Roman" w:hAnsi="Times New Roman" w:eastAsia="SimSun" w:cs="Times New Roman"/>
+          <w:b/>
+          <w:bCs/>
+        </w:rPr>
+        <w:t>须先对</w:t>
+      </w:r>
+      <w:r>
+        <w:rPr>
+          <w:rFonts w:ascii="Times New Roman" w:hAnsi="Times New Roman" w:eastAsia="Times New Roman" w:cs="Times New Roman"/>
+          <w:b/>
+          <w:bCs/>
+        </w:rPr>
+        <w:t xml:space="preserve"> </w:t>
+      </w:r>
+      <m:oMath>
+        <m:oMathPr>
+          <m:ctrlPr>
+            <w:rPr>
+              <w:sz w:val="28"/>
+              <w:szCs w:val="28"/>
+            </w:rPr>
+          </m:ctrlPr>
+        </m:oMathPr>
+        <m:r>
+          <m:rPr>
+            <m:sty m:val="p"/>
+          </m:rPr>
+          <m:t>ln</m:t>
+        </m:r>
+        <m:sSub>
+          <m:e>
+            <m:r>
+              <m:t>k</m:t>
+            </m:r>
+          </m:e>
+          <m:sub>
+            <m:r>
+              <m:rPr>
+                <m:nor/>
+                <m:sty m:val="p"/>
+              </m:rPr>
+              <m:t>obs</m:t>
+            </m:r>
+          </m:sub>
+        </m:sSub>
+      </m:oMath>
+      <w:r>
+        <w:rPr>
+          <w:rFonts w:ascii="Times New Roman" w:hAnsi="Times New Roman" w:eastAsia="Times New Roman" w:cs="Times New Roman"/>
+          <w:b/>
+          <w:bCs/>
+        </w:rPr>
+        <w:t xml:space="preserve"> </w:t>
+      </w:r>
+      <w:r>
+        <w:rPr>
+          <w:rFonts w:hint="eastAsia" w:ascii="Times New Roman" w:hAnsi="Times New Roman" w:eastAsia="SimSun" w:cs="Times New Roman"/>
+          <w:b/>
+          <w:bCs/>
+        </w:rPr>
+        <w:t xml:space="preserve">求导再代入数值</w:t>
       </w:r>
       <w:r>
         <w:rPr>
@@ -25064,9 +29502,9 @@
         </w:pict>
       </w:r>
     </w:p>
-    <w:bookmarkEnd w:id="54"/>
-    <w:bookmarkEnd w:id="55"/>
-    <w:bookmarkStart w:id="56" w:name="本讲速查万能转接头"/>
+    <w:bookmarkEnd w:id="59"/>
+    <w:bookmarkEnd w:id="60"/>
+    <w:bookmarkStart w:id="61" w:name="本讲速查万能转接头"/>
     <w:p>
       <w:pPr>
         <w:pStyle w:val="Heading2"/>
@@ -27050,8 +31488,8 @@
         </w:pict>
       </w:r>
     </w:p>
-    <w:bookmarkEnd w:id="56"/>
-    <w:bookmarkStart w:id="57" w:name="小结"/>
+    <w:bookmarkEnd w:id="61"/>
+    <w:bookmarkStart w:id="62" w:name="小结"/>
     <w:p>
       <w:pPr>
         <w:pStyle w:val="Heading2"/>
@@ -27673,8 +32111,8 @@
         </w:pict>
       </w:r>
     </w:p>
-    <w:bookmarkEnd w:id="57"/>
-    <w:bookmarkStart w:id="62" w:name="核心公式速查"/>
+    <w:bookmarkEnd w:id="62"/>
+    <w:bookmarkStart w:id="67" w:name="核心公式速查"/>
     <w:p>
       <w:pPr>
         <w:pStyle w:val="Heading2"/>
@@ -27715,32 +32153,8 @@
         </w:rPr>
         <w:t>。</w:t>
       </w:r>
-      <w:r>
-        <w:rPr>
-          <w:rFonts w:hint="eastAsia" w:ascii="Times New Roman" w:hAnsi="Times New Roman" w:eastAsia="SimSun" w:cs="Times New Roman"/>
-        </w:rPr>
-        <w:t>易错提醒与正文各节</w:t>
-      </w:r>
-      <w:r>
-        <w:rPr>
-          <w:rFonts w:ascii="Times New Roman" w:hAnsi="Times New Roman" w:eastAsia="Times New Roman" w:cs="Times New Roman"/>
-        </w:rPr>
-        <w:t xml:space="preserve"> [!warning] </w:t>
-      </w:r>
-      <w:r>
-        <w:rPr>
-          <w:rFonts w:hint="eastAsia" w:ascii="Times New Roman" w:hAnsi="Times New Roman" w:eastAsia="SimSun" w:cs="Times New Roman"/>
-        </w:rPr>
-        <w:t>呼应</w:t>
-      </w:r>
-      <w:r>
-        <w:rPr>
-          <w:rFonts w:hint="eastAsia" w:ascii="Times New Roman" w:hAnsi="Times New Roman" w:eastAsia="Times New Roman" w:cs="Times New Roman"/>
-        </w:rPr>
-        <w:t>。</w:t>
-      </w:r>
     </w:p>
-    <w:bookmarkStart w:id="58" w:name="电化学-nernst-与电动势"/>
+    <w:bookmarkStart w:id="63" w:name="电化学-nernst-与电动势"/>
     <w:p>
       <w:pPr>
         <w:pStyle w:val="Heading3"/>
@@ -28424,8 +32838,8 @@
         </w:tc>
       </w:tr>
     </w:tbl>
-    <w:bookmarkEnd w:id="58"/>
-    <w:bookmarkStart w:id="59" w:name="动力学-arrhenius-与反应级数"/>
+    <w:bookmarkEnd w:id="63"/>
+    <w:bookmarkStart w:id="64" w:name="动力学-arrhenius-与反应级数"/>
     <w:p>
       <w:pPr>
         <w:pStyle w:val="Heading3"/>
@@ -28749,8 +33163,8 @@
         </w:tc>
       </w:tr>
     </w:tbl>
-    <w:bookmarkEnd w:id="59"/>
-    <w:bookmarkStart w:id="60" w:name="热力学-平衡常数与能量"/>
+    <w:bookmarkEnd w:id="64"/>
+    <w:bookmarkStart w:id="65" w:name="热力学-平衡常数与能量"/>
     <w:p>
       <w:pPr>
         <w:pStyle w:val="Heading3"/>
@@ -29272,8 +33686,8 @@
         </w:tc>
       </w:tr>
     </w:tbl>
-    <w:bookmarkEnd w:id="60"/>
-    <w:bookmarkStart w:id="61" w:name="依数性与计算习惯"/>
+    <w:bookmarkEnd w:id="65"/>
+    <w:bookmarkStart w:id="66" w:name="依数性与计算习惯"/>
     <w:p>
       <w:pPr>
         <w:pStyle w:val="Heading3"/>
@@ -29673,9 +34087,9 @@
             </w:pPr>
             <w:r>
               <w:rPr>
-                <w:rFonts w:hint="eastAsia" w:ascii="Times New Roman" w:hAnsi="Times New Roman" w:eastAsia="SimSun" w:cs="Times New Roman"/>
-              </w:rPr>
-              <w:t xml:space="preserve">桥梁图法</w:t>
+                <w:rFonts w:ascii="Times New Roman" w:hAnsi="Times New Roman" w:eastAsia="Times New Roman" w:cs="Times New Roman"/>
+              </w:rPr>
+              <w:t xml:space="preserve">Henry vs Raoult</w:t>
             </w:r>
           </w:p>
         </w:tc>
@@ -29688,9 +34102,33 @@
             </w:pPr>
             <w:r>
               <w:rPr>
+                <w:rFonts w:ascii="Times New Roman" w:hAnsi="Times New Roman" w:eastAsia="Times New Roman" w:cs="Times New Roman"/>
+              </w:rPr>
+              <w:t xml:space="preserve">Raoult </w:t>
+            </w:r>
+            <w:r>
+              <w:rPr>
                 <w:rFonts w:hint="eastAsia" w:ascii="Times New Roman" w:hAnsi="Times New Roman" w:eastAsia="SimSun" w:cs="Times New Roman"/>
               </w:rPr>
-              <w:t xml:space="preserve">任何联立计算第一步</w:t>
+              <w:t>描述溶剂</w:t>
+            </w:r>
+            <w:r>
+              <w:rPr>
+                <w:rFonts w:hint="eastAsia" w:ascii="Times New Roman" w:hAnsi="Times New Roman" w:eastAsia="Times New Roman" w:cs="Times New Roman"/>
+              </w:rPr>
+              <w:t>、Henry</w:t>
+            </w:r>
+            <w:r>
+              <w:rPr>
+                <w:rFonts w:ascii="Times New Roman" w:hAnsi="Times New Roman" w:eastAsia="Times New Roman" w:cs="Times New Roman"/>
+              </w:rPr>
+              <w:t xml:space="preserve"> </w:t>
+            </w:r>
+            <w:r>
+              <w:rPr>
+                <w:rFonts w:hint="eastAsia" w:ascii="Times New Roman" w:hAnsi="Times New Roman" w:eastAsia="SimSun" w:cs="Times New Roman"/>
+              </w:rPr>
+              <w:t xml:space="preserve">描述挥发性溶质</w:t>
             </w:r>
           </w:p>
         </w:tc>
@@ -29705,19 +34143,31 @@
               <w:rPr>
                 <w:rFonts w:hint="eastAsia" w:ascii="Times New Roman" w:hAnsi="Times New Roman" w:eastAsia="SimSun" w:cs="Times New Roman"/>
               </w:rPr>
-              <w:t xml:space="preserve">省略中间桥直接算</w:t>
-            </w:r>
-            <w:r>
-              <w:rPr>
-                <w:rFonts w:ascii="Times New Roman" w:hAnsi="Times New Roman" w:eastAsia="Times New Roman" w:cs="Times New Roman"/>
-              </w:rPr>
-              <w:t xml:space="preserve"> → </w:t>
+              <w:t>混淆</w:t>
+            </w:r>
+            <w:r>
+              <w:rPr>
+                <w:rFonts w:hint="eastAsia" w:ascii="Times New Roman" w:hAnsi="Times New Roman" w:eastAsia="Times New Roman" w:cs="Times New Roman"/>
+              </w:rPr>
+              <w:t>”</w:t>
             </w:r>
             <w:r>
               <w:rPr>
                 <w:rFonts w:hint="eastAsia" w:ascii="Times New Roman" w:hAnsi="Times New Roman" w:eastAsia="SimSun" w:cs="Times New Roman"/>
               </w:rPr>
-              <w:t xml:space="preserve">丢过程分</w:t>
+              <w:t>谁服从谁</w:t>
+            </w:r>
+            <w:r>
+              <w:rPr>
+                <w:rFonts w:hint="eastAsia" w:ascii="Times New Roman" w:hAnsi="Times New Roman" w:eastAsia="Times New Roman" w:cs="Times New Roman"/>
+              </w:rPr>
+              <w:t>”</w:t>
+            </w:r>
+            <w:r>
+              <w:rPr>
+                <w:rFonts w:hint="eastAsia" w:ascii="Times New Roman" w:hAnsi="Times New Roman" w:eastAsia="SimSun" w:cs="Times New Roman"/>
+              </w:rPr>
+              <w:t>是高频错</w:t>
             </w:r>
           </w:p>
         </w:tc>
@@ -29734,7 +34184,19 @@
               <w:rPr>
                 <w:rFonts w:hint="eastAsia" w:ascii="Times New Roman" w:hAnsi="Times New Roman" w:eastAsia="SimSun" w:cs="Times New Roman"/>
               </w:rPr>
-              <w:t xml:space="preserve">多重平衡耦合</w:t>
+              <w:t xml:space="preserve">三相点</w:t>
+            </w:r>
+            <w:r>
+              <w:rPr>
+                <w:rFonts w:ascii="Times New Roman" w:hAnsi="Times New Roman" w:eastAsia="Times New Roman" w:cs="Times New Roman"/>
+              </w:rPr>
+              <w:t xml:space="preserve"> vs </w:t>
+            </w:r>
+            <w:r>
+              <w:rPr>
+                <w:rFonts w:hint="eastAsia" w:ascii="Times New Roman" w:hAnsi="Times New Roman" w:eastAsia="SimSun" w:cs="Times New Roman"/>
+              </w:rPr>
+              <w:t xml:space="preserve">冰点</w:t>
             </w:r>
           </w:p>
         </w:tc>
@@ -29749,19 +34211,61 @@
               <w:rPr>
                 <w:rFonts w:hint="eastAsia" w:ascii="Times New Roman" w:hAnsi="Times New Roman" w:eastAsia="SimSun" w:cs="Times New Roman"/>
               </w:rPr>
-              <w:t>沉淀</w:t>
+              <w:t xml:space="preserve">三相点</w:t>
+            </w:r>
+            <w:r>
+              <w:rPr>
+                <w:rFonts w:ascii="Times New Roman" w:hAnsi="Times New Roman" w:eastAsia="Times New Roman" w:cs="Times New Roman"/>
+              </w:rPr>
+              <w:t xml:space="preserve"> 273.16 K/611 </w:t>
             </w:r>
             <w:r>
               <w:rPr>
                 <w:rFonts w:hint="eastAsia" w:ascii="Times New Roman" w:hAnsi="Times New Roman" w:eastAsia="Times New Roman" w:cs="Times New Roman"/>
               </w:rPr>
-              <w:t>/</w:t>
+              <w:t>Pa（</w:t>
             </w:r>
             <w:r>
               <w:rPr>
                 <w:rFonts w:hint="eastAsia" w:ascii="Times New Roman" w:hAnsi="Times New Roman" w:eastAsia="SimSun" w:cs="Times New Roman"/>
               </w:rPr>
-              <w:t>配位需同时满足</w:t>
+              <w:t>纯水</w:t>
+            </w:r>
+            <w:r>
+              <w:rPr>
+                <w:rFonts w:hint="eastAsia" w:ascii="Times New Roman" w:hAnsi="Times New Roman" w:eastAsia="Times New Roman" w:cs="Times New Roman"/>
+              </w:rPr>
+              <w:t>）；</w:t>
+            </w:r>
+            <w:r>
+              <w:rPr>
+                <w:rFonts w:hint="eastAsia" w:ascii="Times New Roman" w:hAnsi="Times New Roman" w:eastAsia="SimSun" w:cs="Times New Roman"/>
+              </w:rPr>
+              <w:t>冰点</w:t>
+            </w:r>
+            <w:r>
+              <w:rPr>
+                <w:rFonts w:ascii="Times New Roman" w:hAnsi="Times New Roman" w:eastAsia="Times New Roman" w:cs="Times New Roman"/>
+              </w:rPr>
+              <w:t xml:space="preserve"> 273.15 </w:t>
+            </w:r>
+            <w:r>
+              <w:rPr>
+                <w:rFonts w:hint="eastAsia" w:ascii="Times New Roman" w:hAnsi="Times New Roman" w:eastAsia="Times New Roman" w:cs="Times New Roman"/>
+              </w:rPr>
+              <w:t>K（</w:t>
+            </w:r>
+            <w:r>
+              <w:rPr>
+                <w:rFonts w:hint="eastAsia" w:ascii="Times New Roman" w:hAnsi="Times New Roman" w:eastAsia="SimSun" w:cs="Times New Roman"/>
+              </w:rPr>
+              <w:t>含气稀溶液</w:t>
+            </w:r>
+            <w:r>
+              <w:rPr>
+                <w:rFonts w:hint="eastAsia" w:ascii="Times New Roman" w:hAnsi="Times New Roman" w:eastAsia="Times New Roman" w:cs="Times New Roman"/>
+              </w:rPr>
+              <w:t>）</w:t>
             </w:r>
           </w:p>
         </w:tc>
@@ -29776,6 +34280,142 @@
               <w:rPr>
                 <w:rFonts w:hint="eastAsia" w:ascii="Times New Roman" w:hAnsi="Times New Roman" w:eastAsia="SimSun" w:cs="Times New Roman"/>
               </w:rPr>
+              <w:t xml:space="preserve">两者约差</w:t>
+            </w:r>
+            <w:r>
+              <w:rPr>
+                <w:rFonts w:ascii="Times New Roman" w:hAnsi="Times New Roman" w:eastAsia="Times New Roman" w:cs="Times New Roman"/>
+              </w:rPr>
+              <w:t xml:space="preserve"> 0.01 </w:t>
+            </w:r>
+            <w:r>
+              <w:rPr>
+                <w:rFonts w:hint="eastAsia" w:ascii="Times New Roman" w:hAnsi="Times New Roman" w:eastAsia="Times New Roman" w:cs="Times New Roman"/>
+              </w:rPr>
+              <w:t>K，</w:t>
+            </w:r>
+            <w:r>
+              <w:rPr>
+                <w:rFonts w:hint="eastAsia" w:ascii="Times New Roman" w:hAnsi="Times New Roman" w:eastAsia="SimSun" w:cs="Times New Roman"/>
+              </w:rPr>
+              <w:t>勿混用</w:t>
+            </w:r>
+          </w:p>
+        </w:tc>
+      </w:tr>
+      <w:tr>
+        <w:tc>
+          <w:tcPr/>
+          <w:p>
+            <w:pPr>
+              <w:pStyle w:val="Compact"/>
+              <w:jc w:val="center"/>
+            </w:pPr>
+            <w:r>
+              <w:rPr>
+                <w:rFonts w:hint="eastAsia" w:ascii="Times New Roman" w:hAnsi="Times New Roman" w:eastAsia="SimSun" w:cs="Times New Roman"/>
+              </w:rPr>
+              <w:t xml:space="preserve">桥梁图法</w:t>
+            </w:r>
+          </w:p>
+        </w:tc>
+        <w:tc>
+          <w:tcPr/>
+          <w:p>
+            <w:pPr>
+              <w:pStyle w:val="Compact"/>
+              <w:jc w:val="center"/>
+            </w:pPr>
+            <w:r>
+              <w:rPr>
+                <w:rFonts w:hint="eastAsia" w:ascii="Times New Roman" w:hAnsi="Times New Roman" w:eastAsia="SimSun" w:cs="Times New Roman"/>
+              </w:rPr>
+              <w:t xml:space="preserve">任何联立计算第一步</w:t>
+            </w:r>
+          </w:p>
+        </w:tc>
+        <w:tc>
+          <w:tcPr/>
+          <w:p>
+            <w:pPr>
+              <w:pStyle w:val="Compact"/>
+              <w:jc w:val="center"/>
+            </w:pPr>
+            <w:r>
+              <w:rPr>
+                <w:rFonts w:hint="eastAsia" w:ascii="Times New Roman" w:hAnsi="Times New Roman" w:eastAsia="SimSun" w:cs="Times New Roman"/>
+              </w:rPr>
+              <w:t xml:space="preserve">省略中间桥直接算</w:t>
+            </w:r>
+            <w:r>
+              <w:rPr>
+                <w:rFonts w:ascii="Times New Roman" w:hAnsi="Times New Roman" w:eastAsia="Times New Roman" w:cs="Times New Roman"/>
+              </w:rPr>
+              <w:t xml:space="preserve"> → </w:t>
+            </w:r>
+            <w:r>
+              <w:rPr>
+                <w:rFonts w:hint="eastAsia" w:ascii="Times New Roman" w:hAnsi="Times New Roman" w:eastAsia="SimSun" w:cs="Times New Roman"/>
+              </w:rPr>
+              <w:t xml:space="preserve">丢过程分</w:t>
+            </w:r>
+          </w:p>
+        </w:tc>
+      </w:tr>
+      <w:tr>
+        <w:tc>
+          <w:tcPr/>
+          <w:p>
+            <w:pPr>
+              <w:pStyle w:val="Compact"/>
+              <w:jc w:val="center"/>
+            </w:pPr>
+            <w:r>
+              <w:rPr>
+                <w:rFonts w:hint="eastAsia" w:ascii="Times New Roman" w:hAnsi="Times New Roman" w:eastAsia="SimSun" w:cs="Times New Roman"/>
+              </w:rPr>
+              <w:t xml:space="preserve">多重平衡耦合</w:t>
+            </w:r>
+          </w:p>
+        </w:tc>
+        <w:tc>
+          <w:tcPr/>
+          <w:p>
+            <w:pPr>
+              <w:pStyle w:val="Compact"/>
+              <w:jc w:val="center"/>
+            </w:pPr>
+            <w:r>
+              <w:rPr>
+                <w:rFonts w:hint="eastAsia" w:ascii="Times New Roman" w:hAnsi="Times New Roman" w:eastAsia="SimSun" w:cs="Times New Roman"/>
+              </w:rPr>
+              <w:t>沉淀</w:t>
+            </w:r>
+            <w:r>
+              <w:rPr>
+                <w:rFonts w:hint="eastAsia" w:ascii="Times New Roman" w:hAnsi="Times New Roman" w:eastAsia="Times New Roman" w:cs="Times New Roman"/>
+              </w:rPr>
+              <w:t>/</w:t>
+            </w:r>
+            <w:r>
+              <w:rPr>
+                <w:rFonts w:hint="eastAsia" w:ascii="Times New Roman" w:hAnsi="Times New Roman" w:eastAsia="SimSun" w:cs="Times New Roman"/>
+              </w:rPr>
+              <w:t>配位需同时满足</w:t>
+            </w:r>
+          </w:p>
+        </w:tc>
+        <w:tc>
+          <w:tcPr/>
+          <w:p>
+            <w:pPr>
+              <w:pStyle w:val="Compact"/>
+              <w:jc w:val="center"/>
+            </w:pPr>
+            <w:r>
+              <w:rPr>
+                <w:rFonts w:hint="eastAsia" w:ascii="Times New Roman" w:hAnsi="Times New Roman" w:eastAsia="SimSun" w:cs="Times New Roman"/>
+              </w:rPr>
               <w:t>对浓度取</w:t>
             </w:r>
             <w:r>
@@ -29816,9 +34456,9 @@
         </w:pict>
       </w:r>
     </w:p>
-    <w:bookmarkEnd w:id="61"/>
-    <w:bookmarkEnd w:id="62"/>
-    <w:bookmarkStart w:id="67" w:name="三级练习153-题"/>
+    <w:bookmarkEnd w:id="66"/>
+    <w:bookmarkEnd w:id="67"/>
+    <w:bookmarkStart w:id="72" w:name="三级练习153-题"/>
     <w:p>
       <w:pPr>
         <w:pStyle w:val="Heading2"/>
@@ -29855,7 +34495,7 @@
         <w:t>）</w:t>
       </w:r>
     </w:p>
-    <w:bookmarkStart w:id="63" w:name="基础巩固5-题"/>
+    <w:bookmarkStart w:id="68" w:name="基础巩固5-题"/>
     <w:p>
       <w:pPr>
         <w:pStyle w:val="Heading3"/>
@@ -29897,7 +34537,7 @@
         <w:pStyle w:val="Compact"/>
         <w:numPr>
           <w:ilvl w:val="0"/>
-          <w:numId w:val="1002"/>
+          <w:numId w:val="1006"/>
         </w:numPr>
       </w:pPr>
       <w:r>
@@ -30136,7 +34776,7 @@
         <w:pStyle w:val="Compact"/>
         <w:numPr>
           <w:ilvl w:val="0"/>
-          <w:numId w:val="1002"/>
+          <w:numId w:val="1006"/>
         </w:numPr>
       </w:pPr>
       <w:r>
@@ -30523,7 +35163,7 @@
         <w:pStyle w:val="Compact"/>
         <w:numPr>
           <w:ilvl w:val="0"/>
-          <w:numId w:val="1002"/>
+          <w:numId w:val="1006"/>
         </w:numPr>
       </w:pPr>
       <w:r>
@@ -30664,7 +35304,7 @@
         <w:pStyle w:val="Compact"/>
         <w:numPr>
           <w:ilvl w:val="0"/>
-          <w:numId w:val="1002"/>
+          <w:numId w:val="1006"/>
         </w:numPr>
       </w:pPr>
       <w:r>
@@ -31082,7 +35722,7 @@
         <w:pStyle w:val="Compact"/>
         <w:numPr>
           <w:ilvl w:val="0"/>
-          <w:numId w:val="1002"/>
+          <w:numId w:val="1006"/>
         </w:numPr>
       </w:pPr>
       <w:r>
@@ -31255,8 +35895,8 @@
         <w:t xml:space="preserve">。</w:t>
       </w:r>
     </w:p>
-    <w:bookmarkEnd w:id="63"/>
-    <w:bookmarkStart w:id="64" w:name="竞赛入门5-题"/>
+    <w:bookmarkEnd w:id="68"/>
+    <w:bookmarkStart w:id="69" w:name="竞赛入门5-题"/>
     <w:p>
       <w:pPr>
         <w:pStyle w:val="Heading3"/>
@@ -31298,7 +35938,7 @@
         <w:pStyle w:val="Compact"/>
         <w:numPr>
           <w:ilvl w:val="0"/>
-          <w:numId w:val="1003"/>
+          <w:numId w:val="1007"/>
         </w:numPr>
       </w:pPr>
       <w:r>
@@ -31636,7 +36276,7 @@
         <w:pStyle w:val="Compact"/>
         <w:numPr>
           <w:ilvl w:val="0"/>
-          <w:numId w:val="1003"/>
+          <w:numId w:val="1007"/>
         </w:numPr>
       </w:pPr>
       <w:r>
@@ -31760,7 +36400,7 @@
         <w:pStyle w:val="Compact"/>
         <w:numPr>
           <w:ilvl w:val="0"/>
-          <w:numId w:val="1003"/>
+          <w:numId w:val="1007"/>
         </w:numPr>
       </w:pPr>
       <w:r>
@@ -31966,7 +36606,7 @@
         <w:pStyle w:val="Compact"/>
         <w:numPr>
           <w:ilvl w:val="0"/>
-          <w:numId w:val="1003"/>
+          <w:numId w:val="1007"/>
         </w:numPr>
       </w:pPr>
       <w:r>
@@ -32192,7 +36832,7 @@
         <w:pStyle w:val="Compact"/>
         <w:numPr>
           <w:ilvl w:val="0"/>
-          <w:numId w:val="1003"/>
+          <w:numId w:val="1007"/>
         </w:numPr>
       </w:pPr>
       <w:r>
@@ -32449,8 +37089,8 @@
         <w:t>。</w:t>
       </w:r>
     </w:p>
-    <w:bookmarkEnd w:id="64"/>
-    <w:bookmarkStart w:id="65" w:name="真题挑战5-题"/>
+    <w:bookmarkEnd w:id="69"/>
+    <w:bookmarkStart w:id="70" w:name="真题挑战5-题"/>
     <w:p>
       <w:pPr>
         <w:pStyle w:val="Heading3"/>
@@ -32492,7 +37132,7 @@
         <w:pStyle w:val="Compact"/>
         <w:numPr>
           <w:ilvl w:val="0"/>
-          <w:numId w:val="1004"/>
+          <w:numId w:val="1008"/>
         </w:numPr>
       </w:pPr>
       <w:r>
@@ -32633,7 +37273,7 @@
         <w:pStyle w:val="Compact"/>
         <w:numPr>
           <w:ilvl w:val="0"/>
-          <w:numId w:val="1004"/>
+          <w:numId w:val="1008"/>
         </w:numPr>
       </w:pPr>
       <w:r>
@@ -32782,7 +37422,7 @@
         <w:pStyle w:val="Compact"/>
         <w:numPr>
           <w:ilvl w:val="0"/>
-          <w:numId w:val="1004"/>
+          <w:numId w:val="1008"/>
         </w:numPr>
       </w:pPr>
       <w:r>
@@ -33243,7 +37883,7 @@
         <w:pStyle w:val="Compact"/>
         <w:numPr>
           <w:ilvl w:val="0"/>
-          <w:numId w:val="1004"/>
+          <w:numId w:val="1008"/>
         </w:numPr>
       </w:pPr>
       <w:r>
@@ -33837,7 +38477,7 @@
         <w:pStyle w:val="Compact"/>
         <w:numPr>
           <w:ilvl w:val="0"/>
-          <w:numId w:val="1004"/>
+          <w:numId w:val="1008"/>
         </w:numPr>
       </w:pPr>
       <w:r>
@@ -34779,8 +39419,8 @@
         <w:t xml:space="preserve">。</w:t>
       </w:r>
     </w:p>
-    <w:bookmarkEnd w:id="65"/>
-    <w:bookmarkStart w:id="66" w:name="前置章配套新增-3-题-2026-08-04"/>
+    <w:bookmarkEnd w:id="70"/>
+    <w:bookmarkStart w:id="71" w:name="前置章配套"/>
     <w:p>
       <w:pPr>
         <w:pStyle w:val="Heading3"/>
@@ -34790,43 +39430,7 @@
         <w:rPr>
           <w:rFonts w:hint="eastAsia" w:ascii="Times New Roman" w:hAnsi="Times New Roman" w:eastAsia="SimHei" w:cs="Times New Roman"/>
         </w:rPr>
-        <w:t>前置章配套</w:t>
-      </w:r>
-      <w:r>
-        <w:rPr>
-          <w:rFonts w:hint="eastAsia" w:ascii="Times New Roman" w:hAnsi="Times New Roman" w:eastAsia="Times New Roman" w:cs="Times New Roman"/>
-        </w:rPr>
-        <w:t>（</w:t>
-      </w:r>
-      <w:r>
-        <w:rPr>
-          <w:rFonts w:hint="eastAsia" w:ascii="Times New Roman" w:hAnsi="Times New Roman" w:eastAsia="SimHei" w:cs="Times New Roman"/>
-        </w:rPr>
-        <w:t>新增</w:t>
-      </w:r>
-      <w:r>
-        <w:rPr>
-          <w:rFonts w:ascii="Times New Roman" w:hAnsi="Times New Roman" w:eastAsia="Times New Roman" w:cs="Times New Roman"/>
-        </w:rPr>
-        <w:t xml:space="preserve"> 3 </w:t>
-      </w:r>
-      <w:r>
-        <w:rPr>
-          <w:rFonts w:hint="eastAsia" w:ascii="Times New Roman" w:hAnsi="Times New Roman" w:eastAsia="SimHei" w:cs="Times New Roman"/>
-        </w:rPr>
-        <w:t xml:space="preserve">题</w:t>
-      </w:r>
-      <w:r>
-        <w:rPr>
-          <w:rFonts w:ascii="Times New Roman" w:hAnsi="Times New Roman" w:eastAsia="Times New Roman" w:cs="Times New Roman"/>
-        </w:rPr>
-        <w:t xml:space="preserve"> · </w:t>
-      </w:r>
-      <w:r>
-        <w:rPr>
-          <w:rFonts w:hint="eastAsia" w:ascii="Times New Roman" w:hAnsi="Times New Roman" w:eastAsia="Times New Roman" w:cs="Times New Roman"/>
-        </w:rPr>
-        <w:t xml:space="preserve">2026-08-04）</w:t>
+        <w:t xml:space="preserve">前置章配套</w:t>
       </w:r>
     </w:p>
     <w:p>
@@ -34834,7 +39438,7 @@
         <w:pStyle w:val="Compact"/>
         <w:numPr>
           <w:ilvl w:val="0"/>
-          <w:numId w:val="1005"/>
+          <w:numId w:val="1009"/>
         </w:numPr>
       </w:pPr>
       <w:r>
@@ -34982,7 +39586,7 @@
         <w:pStyle w:val="Compact"/>
         <w:numPr>
           <w:ilvl w:val="0"/>
-          <w:numId w:val="1005"/>
+          <w:numId w:val="1009"/>
         </w:numPr>
       </w:pPr>
       <w:r>
@@ -35113,7 +39717,7 @@
         <w:pStyle w:val="Compact"/>
         <w:numPr>
           <w:ilvl w:val="0"/>
-          <w:numId w:val="1005"/>
+          <w:numId w:val="1009"/>
         </w:numPr>
       </w:pPr>
       <w:r>
@@ -35259,9 +39863,9 @@
         </w:pict>
       </w:r>
     </w:p>
-    <w:bookmarkEnd w:id="66"/>
-    <w:bookmarkEnd w:id="67"/>
-    <w:bookmarkStart w:id="68" w:name="延伸阅读"/>
+    <w:bookmarkEnd w:id="71"/>
+    <w:bookmarkEnd w:id="72"/>
+    <w:bookmarkStart w:id="73" w:name="延伸阅读"/>
     <w:p>
       <w:pPr>
         <w:pStyle w:val="Heading2"/>
@@ -35279,7 +39883,7 @@
         <w:pStyle w:val="Compact"/>
         <w:numPr>
           <w:ilvl w:val="0"/>
-          <w:numId w:val="1006"/>
+          <w:numId w:val="1010"/>
         </w:numPr>
       </w:pPr>
       <w:r>
@@ -35348,7 +39952,7 @@
         <w:pStyle w:val="Compact"/>
         <w:numPr>
           <w:ilvl w:val="0"/>
-          <w:numId w:val="1006"/>
+          <w:numId w:val="1010"/>
         </w:numPr>
       </w:pPr>
       <w:r>
@@ -35465,7 +40069,7 @@
         <w:pStyle w:val="Compact"/>
         <w:numPr>
           <w:ilvl w:val="0"/>
-          <w:numId w:val="1006"/>
+          <w:numId w:val="1010"/>
         </w:numPr>
       </w:pPr>
       <w:r>
@@ -35534,7 +40138,7 @@
         <w:pStyle w:val="Compact"/>
         <w:numPr>
           <w:ilvl w:val="0"/>
-          <w:numId w:val="1006"/>
+          <w:numId w:val="1010"/>
         </w:numPr>
       </w:pPr>
       <w:r>
@@ -35801,7 +40405,7 @@
         <w:pStyle w:val="Compact"/>
         <w:numPr>
           <w:ilvl w:val="0"/>
-          <w:numId w:val="1006"/>
+          <w:numId w:val="1010"/>
         </w:numPr>
       </w:pPr>
       <w:r>
@@ -35906,7 +40510,7 @@
         <w:pStyle w:val="Compact"/>
         <w:numPr>
           <w:ilvl w:val="0"/>
-          <w:numId w:val="1006"/>
+          <w:numId w:val="1010"/>
         </w:numPr>
       </w:pPr>
       <w:r>
@@ -36011,7 +40615,7 @@
         <w:pStyle w:val="Compact"/>
         <w:numPr>
           <w:ilvl w:val="0"/>
-          <w:numId w:val="1006"/>
+          <w:numId w:val="1010"/>
         </w:numPr>
       </w:pPr>
       <w:r>
@@ -36146,7 +40750,7 @@
         <w:pStyle w:val="Compact"/>
         <w:numPr>
           <w:ilvl w:val="0"/>
-          <w:numId w:val="1006"/>
+          <w:numId w:val="1010"/>
         </w:numPr>
       </w:pPr>
       <w:r>
@@ -36226,290 +40830,8 @@
         </w:pict>
       </w:r>
     </w:p>
-    <w:p>
-      <w:pPr>
-        <w:pStyle w:val="FirstParagraph"/>
-      </w:pPr>
-      <w:r>
-        <w:rPr>
-          <w:rFonts w:hint="eastAsia" w:ascii="Times New Roman" w:hAnsi="Times New Roman" w:eastAsia="SimSun" w:cs="Times New Roman"/>
-          <w:i/>
-          <w:iCs/>
-        </w:rPr>
-        <w:t xml:space="preserve">本讲义依据</w:t>
-      </w:r>
-      <w:r>
-        <w:rPr>
-          <w:rFonts w:ascii="Times New Roman" w:hAnsi="Times New Roman" w:eastAsia="Times New Roman" w:cs="Times New Roman"/>
-          <w:i/>
-          <w:iCs/>
-        </w:rPr>
-        <w:t xml:space="preserve"> </w:t>
-      </w:r>
-      <w:r>
-        <w:rPr>
-          <w:rFonts w:hint="eastAsia" w:ascii="Times New Roman" w:hAnsi="Times New Roman" w:eastAsia="SimSun" w:cs="Times New Roman"/>
-          <w:i/>
-          <w:iCs/>
-        </w:rPr>
-        <w:t>模板</w:t>
-      </w:r>
-      <w:r>
-        <w:rPr>
-          <w:rFonts w:hint="eastAsia" w:ascii="Times New Roman" w:hAnsi="Times New Roman" w:eastAsia="Times New Roman" w:cs="Times New Roman"/>
-          <w:i/>
-          <w:iCs/>
-        </w:rPr>
-        <w:t>-</w:t>
-      </w:r>
-      <w:r>
-        <w:rPr>
-          <w:rFonts w:hint="eastAsia" w:ascii="Times New Roman" w:hAnsi="Times New Roman" w:eastAsia="SimSun" w:cs="Times New Roman"/>
-          <w:i/>
-          <w:iCs/>
-        </w:rPr>
-        <w:t>学生讲义</w:t>
-      </w:r>
-      <w:r>
-        <w:rPr>
-          <w:rFonts w:ascii="Times New Roman" w:hAnsi="Times New Roman" w:eastAsia="Times New Roman" w:cs="Times New Roman"/>
-          <w:i/>
-          <w:iCs/>
-        </w:rPr>
-        <w:t xml:space="preserve"> </w:t>
-      </w:r>
-      <w:r>
-        <w:rPr>
-          <w:rFonts w:hint="eastAsia" w:ascii="Times New Roman" w:hAnsi="Times New Roman" w:eastAsia="SimSun" w:cs="Times New Roman"/>
-          <w:i/>
-          <w:iCs/>
-        </w:rPr>
-        <w:t xml:space="preserve">自学完整版</w:t>
-      </w:r>
-      <w:r>
-        <w:rPr>
-          <w:rFonts w:ascii="Times New Roman" w:hAnsi="Times New Roman" w:eastAsia="Times New Roman" w:cs="Times New Roman"/>
-          <w:i/>
-          <w:iCs/>
-        </w:rPr>
-        <w:t xml:space="preserve"> v3.0 </w:t>
-      </w:r>
-      <w:r>
-        <w:rPr>
-          <w:rFonts w:hint="eastAsia" w:ascii="Times New Roman" w:hAnsi="Times New Roman" w:eastAsia="SimSun" w:cs="Times New Roman"/>
-          <w:i/>
-          <w:iCs/>
-        </w:rPr>
-        <w:t>生成</w:t>
-      </w:r>
-      <w:r>
-        <w:rPr>
-          <w:rFonts w:hint="eastAsia" w:ascii="Times New Roman" w:hAnsi="Times New Roman" w:eastAsia="Times New Roman" w:cs="Times New Roman"/>
-          <w:i/>
-          <w:iCs/>
-        </w:rPr>
-        <w:t>，</w:t>
-      </w:r>
-      <w:r>
-        <w:rPr>
-          <w:rFonts w:hint="eastAsia" w:ascii="Times New Roman" w:hAnsi="Times New Roman" w:eastAsia="SimSun" w:cs="Times New Roman"/>
-          <w:i/>
-          <w:iCs/>
-        </w:rPr>
-        <w:t>对应</w:t>
-      </w:r>
-      <w:r>
-        <w:rPr>
-          <w:rFonts w:ascii="Times New Roman" w:hAnsi="Times New Roman" w:eastAsia="Times New Roman" w:cs="Times New Roman"/>
-          <w:i/>
-          <w:iCs/>
-        </w:rPr>
-        <w:t xml:space="preserve"> </w:t>
-      </w:r>
-      <w:r>
-        <w:rPr>
-          <w:rFonts w:hint="eastAsia" w:ascii="Times New Roman" w:hAnsi="Times New Roman" w:eastAsia="Times New Roman" w:cs="Times New Roman"/>
-          <w:i/>
-          <w:iCs/>
-        </w:rPr>
-        <w:t>04-</w:t>
-      </w:r>
-      <w:r>
-        <w:rPr>
-          <w:rFonts w:hint="eastAsia" w:ascii="Times New Roman" w:hAnsi="Times New Roman" w:eastAsia="SimSun" w:cs="Times New Roman"/>
-          <w:i/>
-          <w:iCs/>
-        </w:rPr>
-        <w:t>课件</w:t>
-      </w:r>
-      <w:r>
-        <w:rPr>
-          <w:rFonts w:hint="eastAsia" w:ascii="Times New Roman" w:hAnsi="Times New Roman" w:eastAsia="Times New Roman" w:cs="Times New Roman"/>
-          <w:i/>
-          <w:iCs/>
-        </w:rPr>
-        <w:t>/</w:t>
-      </w:r>
-      <w:r>
-        <w:rPr>
-          <w:rFonts w:hint="eastAsia" w:ascii="Times New Roman" w:hAnsi="Times New Roman" w:eastAsia="SimSun" w:cs="Times New Roman"/>
-          <w:i/>
-          <w:iCs/>
-        </w:rPr>
-        <w:t>备课大纲</w:t>
-      </w:r>
-      <w:r>
-        <w:rPr>
-          <w:rFonts w:hint="eastAsia" w:ascii="Times New Roman" w:hAnsi="Times New Roman" w:eastAsia="Times New Roman" w:cs="Times New Roman"/>
-          <w:i/>
-          <w:iCs/>
-        </w:rPr>
-        <w:t>/2026-06-07-</w:t>
-      </w:r>
-      <w:r>
-        <w:rPr>
-          <w:rFonts w:hint="eastAsia" w:ascii="Times New Roman" w:hAnsi="Times New Roman" w:eastAsia="SimSun" w:cs="Times New Roman"/>
-          <w:i/>
-          <w:iCs/>
-        </w:rPr>
-        <w:t>物化综合计算</w:t>
-      </w:r>
-      <w:r>
-        <w:rPr>
-          <w:rFonts w:hint="eastAsia" w:ascii="Times New Roman" w:hAnsi="Times New Roman" w:eastAsia="Times New Roman" w:cs="Times New Roman"/>
-          <w:i/>
-          <w:iCs/>
-        </w:rPr>
-        <w:t>-</w:t>
-      </w:r>
-      <w:r>
-        <w:rPr>
-          <w:rFonts w:hint="eastAsia" w:ascii="Times New Roman" w:hAnsi="Times New Roman" w:eastAsia="SimSun" w:cs="Times New Roman"/>
-          <w:i/>
-          <w:iCs/>
-        </w:rPr>
-        <w:t>冲刺班</w:t>
-      </w:r>
-      <w:r>
-        <w:rPr>
-          <w:rFonts w:hint="eastAsia" w:ascii="Times New Roman" w:hAnsi="Times New Roman" w:eastAsia="Times New Roman" w:cs="Times New Roman"/>
-          <w:i/>
-          <w:iCs/>
-        </w:rPr>
-        <w:t>。</w:t>
-      </w:r>
-    </w:p>
-    <w:p>
-      <w:pPr>
-        <w:pStyle w:val="BodyText"/>
-      </w:pPr>
-      <w:r>
-        <w:rPr>
-          <w:rFonts w:hint="eastAsia" w:ascii="Times New Roman" w:hAnsi="Times New Roman" w:eastAsia="SimSun" w:cs="Times New Roman"/>
-          <w:i/>
-          <w:iCs/>
-        </w:rPr>
-        <w:t>深度边界</w:t>
-      </w:r>
-      <w:r>
-        <w:rPr>
-          <w:rFonts w:hint="eastAsia" w:ascii="Times New Roman" w:hAnsi="Times New Roman" w:eastAsia="Times New Roman" w:cs="Times New Roman"/>
-          <w:i/>
-          <w:iCs/>
-        </w:rPr>
-        <w:t>：</w:t>
-      </w:r>
-      <w:r>
-        <w:rPr>
-          <w:rFonts w:hint="eastAsia" w:ascii="Times New Roman" w:hAnsi="Times New Roman" w:eastAsia="SimSun" w:cs="Times New Roman"/>
-          <w:i/>
-          <w:iCs/>
-        </w:rPr>
-        <w:t>不展开分子统计热力学</w:t>
-      </w:r>
-      <w:r>
-        <w:rPr>
-          <w:rFonts w:hint="eastAsia" w:ascii="Times New Roman" w:hAnsi="Times New Roman" w:eastAsia="Times New Roman" w:cs="Times New Roman"/>
-          <w:i/>
-          <w:iCs/>
-        </w:rPr>
-        <w:t>、</w:t>
-      </w:r>
-      <w:r>
-        <w:rPr>
-          <w:rFonts w:hint="eastAsia" w:ascii="Times New Roman" w:hAnsi="Times New Roman" w:eastAsia="SimSun" w:cs="Times New Roman"/>
-          <w:i/>
-          <w:iCs/>
-        </w:rPr>
-        <w:t>电极过程动力学</w:t>
-      </w:r>
-      <w:r>
-        <w:rPr>
-          <w:rFonts w:hint="eastAsia" w:ascii="Times New Roman" w:hAnsi="Times New Roman" w:eastAsia="Times New Roman" w:cs="Times New Roman"/>
-          <w:i/>
-          <w:iCs/>
-        </w:rPr>
-        <w:t>（Butler-Volmer）、</w:t>
-      </w:r>
-      <w:r>
-        <w:rPr>
-          <w:rFonts w:hint="eastAsia" w:ascii="Times New Roman" w:hAnsi="Times New Roman" w:eastAsia="SimSun" w:cs="Times New Roman"/>
-          <w:i/>
-          <w:iCs/>
-        </w:rPr>
-        <w:t>非平衡态热力学</w:t>
-      </w:r>
-      <w:r>
-        <w:rPr>
-          <w:rFonts w:hint="eastAsia" w:ascii="Times New Roman" w:hAnsi="Times New Roman" w:eastAsia="Times New Roman" w:cs="Times New Roman"/>
-          <w:i/>
-          <w:iCs/>
-        </w:rPr>
-        <w:t>、</w:t>
-      </w:r>
-      <w:r>
-        <w:rPr>
-          <w:rFonts w:hint="eastAsia" w:ascii="Times New Roman" w:hAnsi="Times New Roman" w:eastAsia="SimSun" w:cs="Times New Roman"/>
-          <w:i/>
-          <w:iCs/>
-        </w:rPr>
-        <w:t>过渡态理论完整推导</w:t>
-      </w:r>
-      <w:r>
-        <w:rPr>
-          <w:rFonts w:hint="eastAsia" w:ascii="Times New Roman" w:hAnsi="Times New Roman" w:eastAsia="Times New Roman" w:cs="Times New Roman"/>
-          <w:i/>
-          <w:iCs/>
-        </w:rPr>
-        <w:t>、Marcus</w:t>
-      </w:r>
-      <w:r>
-        <w:rPr>
-          <w:rFonts w:ascii="Times New Roman" w:hAnsi="Times New Roman" w:eastAsia="Times New Roman" w:cs="Times New Roman"/>
-          <w:i/>
-          <w:iCs/>
-        </w:rPr>
-        <w:t xml:space="preserve"> </w:t>
-      </w:r>
-      <w:r>
-        <w:rPr>
-          <w:rFonts w:hint="eastAsia" w:ascii="Times New Roman" w:hAnsi="Times New Roman" w:eastAsia="SimSun" w:cs="Times New Roman"/>
-          <w:i/>
-          <w:iCs/>
-        </w:rPr>
-        <w:t>理论</w:t>
-      </w:r>
-      <w:r>
-        <w:rPr>
-          <w:rFonts w:hint="eastAsia" w:ascii="Times New Roman" w:hAnsi="Times New Roman" w:eastAsia="Times New Roman" w:cs="Times New Roman"/>
-          <w:i/>
-          <w:iCs/>
-        </w:rPr>
-        <w:t>。</w:t>
-      </w:r>
-    </w:p>
-    <w:bookmarkEnd w:id="68"/>
-    <w:bookmarkEnd w:id="69"/>
+    <w:bookmarkEnd w:id="73"/>
+    <w:bookmarkEnd w:id="74"/>
     <w:sectPr>
       <w:footerReference w:type="default" r:id="rId9"/>
       <w:footnotePr>
@@ -36656,6 +40978,109 @@
       <w:pPr>
         <w:ind w:left="6480" w:hanging="360"/>
       </w:pPr>
+    </w:lvl>
+  </w:abstractNum>
+  <w:abstractNum w:abstractNumId="991">
+    <w:nsid w:val="0000A991"/>
+    <w:multiLevelType w:val="multilevel"/>
+    <w:lvl w:ilvl="0">
+      <w:numFmt w:val="bullet"/>
+      <w:lvlText w:val=""/>
+      <w:lvlJc w:val="left"/>
+      <w:pPr>
+        <w:ind w:left="720" w:hanging="360"/>
+      </w:pPr>
+      <w:rPr>
+        <w:rFonts w:ascii="Symbol" w:hAnsi="Symbol" w:cs="Symbol" w:hint="default"/>
+      </w:rPr>
+    </w:lvl>
+    <w:lvl w:ilvl="1">
+      <w:numFmt w:val="bullet"/>
+      <w:lvlText w:val="o"/>
+      <w:lvlJc w:val="left"/>
+      <w:pPr>
+        <w:ind w:left="1440" w:hanging="360"/>
+      </w:pPr>
+      <w:rPr>
+        <w:rFonts w:ascii="Courier New" w:hAnsi="Courier New" w:cs="Courier New" w:hint="default"/>
+      </w:rPr>
+    </w:lvl>
+    <w:lvl w:ilvl="2">
+      <w:numFmt w:val="bullet"/>
+      <w:lvlText w:val=""/>
+      <w:lvlJc w:val="left"/>
+      <w:pPr>
+        <w:ind w:left="2160" w:hanging="360"/>
+      </w:pPr>
+      <w:rPr>
+        <w:rFonts w:ascii="Wingdings" w:hAnsi="Wingdings" w:cs="Wingdings" w:hint="default"/>
+      </w:rPr>
+    </w:lvl>
+    <w:lvl w:ilvl="3">
+      <w:numFmt w:val="bullet"/>
+      <w:lvlText w:val=""/>
+      <w:lvlJc w:val="left"/>
+      <w:pPr>
+        <w:ind w:left="2880" w:hanging="360"/>
+      </w:pPr>
+      <w:rPr>
+        <w:rFonts w:ascii="Symbol" w:hAnsi="Symbol" w:cs="Symbol" w:hint="default"/>
+      </w:rPr>
+    </w:lvl>
+    <w:lvl w:ilvl="4">
+      <w:numFmt w:val="bullet"/>
+      <w:lvlText w:val="o"/>
+      <w:lvlJc w:val="left"/>
+      <w:pPr>
+        <w:ind w:left="3600" w:hanging="360"/>
+      </w:pPr>
+      <w:rPr>
+        <w:rFonts w:ascii="Courier New" w:hAnsi="Courier New" w:cs="Courier New" w:hint="default"/>
+      </w:rPr>
+    </w:lvl>
+    <w:lvl w:ilvl="5">
+      <w:numFmt w:val="bullet"/>
+      <w:lvlText w:val=""/>
+      <w:lvlJc w:val="left"/>
+      <w:pPr>
+        <w:ind w:left="4320" w:hanging="360"/>
+      </w:pPr>
+      <w:rPr>
+        <w:rFonts w:ascii="Wingdings" w:hAnsi="Wingdings" w:cs="Wingdings" w:hint="default"/>
+      </w:rPr>
+    </w:lvl>
+    <w:lvl w:ilvl="6">
+      <w:numFmt w:val="bullet"/>
+      <w:lvlText w:val=""/>
+      <w:lvlJc w:val="left"/>
+      <w:pPr>
+        <w:ind w:left="5040" w:hanging="360"/>
+      </w:pPr>
+      <w:rPr>
+        <w:rFonts w:ascii="Symbol" w:hAnsi="Symbol" w:cs="Symbol" w:hint="default"/>
+      </w:rPr>
+    </w:lvl>
+    <w:lvl w:ilvl="7">
+      <w:numFmt w:val="bullet"/>
+      <w:lvlText w:val="o"/>
+      <w:lvlJc w:val="left"/>
+      <w:pPr>
+        <w:ind w:left="5760" w:hanging="360"/>
+      </w:pPr>
+      <w:rPr>
+        <w:rFonts w:ascii="Courier New" w:hAnsi="Courier New" w:cs="Courier New" w:hint="default"/>
+      </w:rPr>
+    </w:lvl>
+    <w:lvl w:ilvl="8">
+      <w:numFmt w:val="bullet"/>
+      <w:lvlText w:val=""/>
+      <w:lvlJc w:val="left"/>
+      <w:pPr>
+        <w:ind w:left="6480" w:hanging="360"/>
+      </w:pPr>
+      <w:rPr>
+        <w:rFonts w:ascii="Wingdings" w:hAnsi="Wingdings" w:cs="Wingdings" w:hint="default"/>
+      </w:rPr>
     </w:lvl>
   </w:abstractNum>
   <w:abstractNum w:abstractNumId="99431">
@@ -37083,113 +41508,22 @@
       </w:pPr>
     </w:lvl>
   </w:abstractNum>
-  <w:abstractNum w:abstractNumId="991">
-    <w:nsid w:val="0000A991"/>
-    <w:multiLevelType w:val="multilevel"/>
-    <w:lvl w:ilvl="0">
-      <w:numFmt w:val="bullet"/>
-      <w:lvlText w:val=""/>
-      <w:lvlJc w:val="left"/>
-      <w:pPr>
-        <w:ind w:left="720" w:hanging="360"/>
-      </w:pPr>
-      <w:rPr>
-        <w:rFonts w:ascii="Symbol" w:hAnsi="Symbol" w:cs="Symbol" w:hint="default"/>
-      </w:rPr>
-    </w:lvl>
-    <w:lvl w:ilvl="1">
-      <w:numFmt w:val="bullet"/>
-      <w:lvlText w:val="o"/>
-      <w:lvlJc w:val="left"/>
-      <w:pPr>
-        <w:ind w:left="1440" w:hanging="360"/>
-      </w:pPr>
-      <w:rPr>
-        <w:rFonts w:ascii="Courier New" w:hAnsi="Courier New" w:cs="Courier New" w:hint="default"/>
-      </w:rPr>
-    </w:lvl>
-    <w:lvl w:ilvl="2">
-      <w:numFmt w:val="bullet"/>
-      <w:lvlText w:val=""/>
-      <w:lvlJc w:val="left"/>
-      <w:pPr>
-        <w:ind w:left="2160" w:hanging="360"/>
-      </w:pPr>
-      <w:rPr>
-        <w:rFonts w:ascii="Wingdings" w:hAnsi="Wingdings" w:cs="Wingdings" w:hint="default"/>
-      </w:rPr>
-    </w:lvl>
-    <w:lvl w:ilvl="3">
-      <w:numFmt w:val="bullet"/>
-      <w:lvlText w:val=""/>
-      <w:lvlJc w:val="left"/>
-      <w:pPr>
-        <w:ind w:left="2880" w:hanging="360"/>
-      </w:pPr>
-      <w:rPr>
-        <w:rFonts w:ascii="Symbol" w:hAnsi="Symbol" w:cs="Symbol" w:hint="default"/>
-      </w:rPr>
-    </w:lvl>
-    <w:lvl w:ilvl="4">
-      <w:numFmt w:val="bullet"/>
-      <w:lvlText w:val="o"/>
-      <w:lvlJc w:val="left"/>
-      <w:pPr>
-        <w:ind w:left="3600" w:hanging="360"/>
-      </w:pPr>
-      <w:rPr>
-        <w:rFonts w:ascii="Courier New" w:hAnsi="Courier New" w:cs="Courier New" w:hint="default"/>
-      </w:rPr>
-    </w:lvl>
-    <w:lvl w:ilvl="5">
-      <w:numFmt w:val="bullet"/>
-      <w:lvlText w:val=""/>
-      <w:lvlJc w:val="left"/>
-      <w:pPr>
-        <w:ind w:left="4320" w:hanging="360"/>
-      </w:pPr>
-      <w:rPr>
-        <w:rFonts w:ascii="Wingdings" w:hAnsi="Wingdings" w:cs="Wingdings" w:hint="default"/>
-      </w:rPr>
-    </w:lvl>
-    <w:lvl w:ilvl="6">
-      <w:numFmt w:val="bullet"/>
-      <w:lvlText w:val=""/>
-      <w:lvlJc w:val="left"/>
-      <w:pPr>
-        <w:ind w:left="5040" w:hanging="360"/>
-      </w:pPr>
-      <w:rPr>
-        <w:rFonts w:ascii="Symbol" w:hAnsi="Symbol" w:cs="Symbol" w:hint="default"/>
-      </w:rPr>
-    </w:lvl>
-    <w:lvl w:ilvl="7">
-      <w:numFmt w:val="bullet"/>
-      <w:lvlText w:val="o"/>
-      <w:lvlJc w:val="left"/>
-      <w:pPr>
-        <w:ind w:left="5760" w:hanging="360"/>
-      </w:pPr>
-      <w:rPr>
-        <w:rFonts w:ascii="Courier New" w:hAnsi="Courier New" w:cs="Courier New" w:hint="default"/>
-      </w:rPr>
-    </w:lvl>
-    <w:lvl w:ilvl="8">
-      <w:numFmt w:val="bullet"/>
-      <w:lvlText w:val=""/>
-      <w:lvlJc w:val="left"/>
-      <w:pPr>
-        <w:ind w:left="6480" w:hanging="360"/>
-      </w:pPr>
-      <w:rPr>
-        <w:rFonts w:ascii="Wingdings" w:hAnsi="Wingdings" w:cs="Wingdings" w:hint="default"/>
-      </w:rPr>
-    </w:lvl>
-  </w:abstractNum>
   <w:num w:numId="1000">
     <w:abstractNumId w:val="990"/>
   </w:num>
   <w:num w:numId="1001">
+    <w:abstractNumId w:val="991"/>
+  </w:num>
+  <w:num w:numId="1002">
+    <w:abstractNumId w:val="991"/>
+  </w:num>
+  <w:num w:numId="1003">
+    <w:abstractNumId w:val="991"/>
+  </w:num>
+  <w:num w:numId="1004">
+    <w:abstractNumId w:val="991"/>
+  </w:num>
+  <w:num w:numId="1005">
     <w:abstractNumId w:val="99431"/>
     <w:lvlOverride w:ilvl="0">
       <w:startOverride w:val="1"/>
@@ -37219,7 +41553,7 @@
       <w:startOverride w:val="1"/>
     </w:lvlOverride>
   </w:num>
-  <w:num w:numId="1002">
+  <w:num w:numId="1006">
     <w:abstractNumId w:val="99411"/>
     <w:lvlOverride w:ilvl="0">
       <w:startOverride w:val="1"/>
@@ -37249,7 +41583,7 @@
       <w:startOverride w:val="1"/>
     </w:lvlOverride>
   </w:num>
-  <w:num w:numId="1003">
+  <w:num w:numId="1007">
     <w:abstractNumId w:val="99416"/>
     <w:lvlOverride w:ilvl="0">
       <w:startOverride w:val="6"/>
@@ -37279,7 +41613,7 @@
       <w:startOverride w:val="6"/>
     </w:lvlOverride>
   </w:num>
-  <w:num w:numId="1004">
+  <w:num w:numId="1008">
     <w:abstractNumId w:val="994111"/>
     <w:lvlOverride w:ilvl="0">
       <w:startOverride w:val="11"/>
@@ -37309,7 +41643,7 @@
       <w:startOverride w:val="11"/>
     </w:lvlOverride>
   </w:num>
-  <w:num w:numId="1005">
+  <w:num w:numId="1009">
     <w:abstractNumId w:val="994116"/>
     <w:lvlOverride w:ilvl="0">
       <w:startOverride w:val="16"/>
@@ -37339,7 +41673,7 @@
       <w:startOverride w:val="16"/>
     </w:lvlOverride>
   </w:num>
-  <w:num w:numId="1006">
+  <w:num w:numId="1010">
     <w:abstractNumId w:val="991"/>
   </w:num>
 </w:numbering>

--- a/00-首页/学生讲义Word/物化综合计算-超级充实版（自学完整）.docx
+++ b/00-首页/学生讲义Word/物化综合计算-超级充实版（自学完整）.docx
@@ -40028,72 +40028,6 @@
       </w:pPr>
       <w:r>
         <w:rPr>
-          <w:rFonts w:hint="eastAsia" w:ascii="Times New Roman" w:hAnsi="Times New Roman" w:eastAsia="Times New Roman" w:cs="Times New Roman"/>
-        </w:rPr>
-        <w:t>04-</w:t>
-      </w:r>
-      <w:r>
-        <w:rPr>
-          <w:rFonts w:hint="eastAsia" w:ascii="Times New Roman" w:hAnsi="Times New Roman" w:eastAsia="FangSong" w:cs="Times New Roman"/>
-        </w:rPr>
-        <w:t>题库</w:t>
-      </w:r>
-      <w:r>
-        <w:rPr>
-          <w:rFonts w:hint="eastAsia" w:ascii="Times New Roman" w:hAnsi="Times New Roman" w:eastAsia="Times New Roman" w:cs="Times New Roman"/>
-        </w:rPr>
-        <w:t>/</w:t>
-      </w:r>
-      <w:r>
-        <w:rPr>
-          <w:rFonts w:hint="eastAsia" w:ascii="Times New Roman" w:hAnsi="Times New Roman" w:eastAsia="FangSong" w:cs="Times New Roman"/>
-        </w:rPr>
-        <w:t>真题</w:t>
-      </w:r>
-      <w:r>
-        <w:rPr>
-          <w:rFonts w:hint="eastAsia" w:ascii="Times New Roman" w:hAnsi="Times New Roman" w:eastAsia="Times New Roman" w:cs="Times New Roman"/>
-        </w:rPr>
-        <w:t>/</w:t>
-      </w:r>
-      <w:r>
-        <w:rPr>
-          <w:rFonts w:hint="eastAsia" w:ascii="Times New Roman" w:hAnsi="Times New Roman" w:eastAsia="FangSong" w:cs="Times New Roman"/>
-        </w:rPr>
-        <w:t>第</w:t>
-      </w:r>
-      <w:r>
-        <w:rPr>
-          <w:rFonts w:hint="eastAsia" w:ascii="Times New Roman" w:hAnsi="Times New Roman" w:eastAsia="Times New Roman" w:cs="Times New Roman"/>
-        </w:rPr>
-        <w:t>39</w:t>
-      </w:r>
-      <w:r>
-        <w:rPr>
-          <w:rFonts w:hint="eastAsia" w:ascii="Times New Roman" w:hAnsi="Times New Roman" w:eastAsia="FangSong" w:cs="Times New Roman"/>
-        </w:rPr>
-        <w:t>届初赛</w:t>
-      </w:r>
-      <w:r>
-        <w:rPr>
-          <w:rFonts w:hint="eastAsia" w:ascii="Times New Roman" w:hAnsi="Times New Roman" w:eastAsia="Times New Roman" w:cs="Times New Roman"/>
-        </w:rPr>
-        <w:t>/</w:t>
-      </w:r>
-      <w:r>
-        <w:rPr>
-          <w:rFonts w:hint="eastAsia" w:ascii="Times New Roman" w:hAnsi="Times New Roman" w:eastAsia="FangSong" w:cs="Times New Roman"/>
-        </w:rPr>
-        <w:t>化学原理</w:t>
-      </w:r>
-      <w:r>
-        <w:rPr>
-          <w:rFonts w:hint="eastAsia" w:ascii="Times New Roman" w:hAnsi="Times New Roman" w:eastAsia="Times New Roman" w:cs="Times New Roman"/>
-        </w:rPr>
-        <w:t>/</w:t>
-      </w:r>
-      <w:r>
-        <w:rPr>
           <w:rFonts w:hint="eastAsia" w:ascii="Times New Roman" w:hAnsi="Times New Roman" w:eastAsia="FangSong" w:cs="Times New Roman"/>
         </w:rPr>
         <w:t>题</w:t>
@@ -40102,7 +40036,7 @@
         <w:rPr>
           <w:rFonts w:hint="eastAsia" w:ascii="Times New Roman" w:hAnsi="Times New Roman" w:eastAsia="Times New Roman" w:cs="Times New Roman"/>
         </w:rPr>
-        <w:t>-039-2-1-</w:t>
+        <w:t>-039-2-</w:t>
       </w:r>
       <w:r>
         <w:rPr>
@@ -40133,72 +40067,6 @@
       </w:pPr>
       <w:r>
         <w:rPr>
-          <w:rFonts w:hint="eastAsia" w:ascii="Times New Roman" w:hAnsi="Times New Roman" w:eastAsia="Times New Roman" w:cs="Times New Roman"/>
-        </w:rPr>
-        <w:t>04-</w:t>
-      </w:r>
-      <w:r>
-        <w:rPr>
-          <w:rFonts w:hint="eastAsia" w:ascii="Times New Roman" w:hAnsi="Times New Roman" w:eastAsia="FangSong" w:cs="Times New Roman"/>
-        </w:rPr>
-        <w:t>题库</w:t>
-      </w:r>
-      <w:r>
-        <w:rPr>
-          <w:rFonts w:hint="eastAsia" w:ascii="Times New Roman" w:hAnsi="Times New Roman" w:eastAsia="Times New Roman" w:cs="Times New Roman"/>
-        </w:rPr>
-        <w:t>/</w:t>
-      </w:r>
-      <w:r>
-        <w:rPr>
-          <w:rFonts w:hint="eastAsia" w:ascii="Times New Roman" w:hAnsi="Times New Roman" w:eastAsia="FangSong" w:cs="Times New Roman"/>
-        </w:rPr>
-        <w:t>真题</w:t>
-      </w:r>
-      <w:r>
-        <w:rPr>
-          <w:rFonts w:hint="eastAsia" w:ascii="Times New Roman" w:hAnsi="Times New Roman" w:eastAsia="Times New Roman" w:cs="Times New Roman"/>
-        </w:rPr>
-        <w:t>/</w:t>
-      </w:r>
-      <w:r>
-        <w:rPr>
-          <w:rFonts w:hint="eastAsia" w:ascii="Times New Roman" w:hAnsi="Times New Roman" w:eastAsia="FangSong" w:cs="Times New Roman"/>
-        </w:rPr>
-        <w:t>第</w:t>
-      </w:r>
-      <w:r>
-        <w:rPr>
-          <w:rFonts w:hint="eastAsia" w:ascii="Times New Roman" w:hAnsi="Times New Roman" w:eastAsia="Times New Roman" w:cs="Times New Roman"/>
-        </w:rPr>
-        <w:t>39</w:t>
-      </w:r>
-      <w:r>
-        <w:rPr>
-          <w:rFonts w:hint="eastAsia" w:ascii="Times New Roman" w:hAnsi="Times New Roman" w:eastAsia="FangSong" w:cs="Times New Roman"/>
-        </w:rPr>
-        <w:t>届初赛</w:t>
-      </w:r>
-      <w:r>
-        <w:rPr>
-          <w:rFonts w:hint="eastAsia" w:ascii="Times New Roman" w:hAnsi="Times New Roman" w:eastAsia="Times New Roman" w:cs="Times New Roman"/>
-        </w:rPr>
-        <w:t>/</w:t>
-      </w:r>
-      <w:r>
-        <w:rPr>
-          <w:rFonts w:hint="eastAsia" w:ascii="Times New Roman" w:hAnsi="Times New Roman" w:eastAsia="FangSong" w:cs="Times New Roman"/>
-        </w:rPr>
-        <w:t>化学原理</w:t>
-      </w:r>
-      <w:r>
-        <w:rPr>
-          <w:rFonts w:hint="eastAsia" w:ascii="Times New Roman" w:hAnsi="Times New Roman" w:eastAsia="Times New Roman" w:cs="Times New Roman"/>
-        </w:rPr>
-        <w:t>/</w:t>
-      </w:r>
-      <w:r>
-        <w:rPr>
           <w:rFonts w:hint="eastAsia" w:ascii="Times New Roman" w:hAnsi="Times New Roman" w:eastAsia="FangSong" w:cs="Times New Roman"/>
         </w:rPr>
         <w:t>题</w:t>
@@ -40207,7 +40075,7 @@
         <w:rPr>
           <w:rFonts w:hint="eastAsia" w:ascii="Times New Roman" w:hAnsi="Times New Roman" w:eastAsia="Times New Roman" w:cs="Times New Roman"/>
         </w:rPr>
-        <w:t>-039-6-1-</w:t>
+        <w:t>-039-6-</w:t>
       </w:r>
       <w:r>
         <w:rPr>
